--- a/templates/plananual/COMUNICACIÓN 1° A 5°/COMUNICACIÓN 4° - PLAN ANUAL 2026 .docx
+++ b/templates/plananual/COMUNICACIÓN 1° A 5°/COMUNICACIÓN 4° - PLAN ANUAL 2026 .docx
@@ -199,7 +199,6 @@
                                   </w:rPr>
                                   <w:t>{{</w:t>
                                 </w:r>
-                                <w:proofErr w:type="spellStart"/>
                                 <w:r>
                                   <w:rPr>
                                     <w:rFonts w:ascii="Aptos ExtraBold" w:eastAsia="Aptos ExtraBold" w:hAnsi="Aptos ExtraBold" w:cs="Aptos ExtraBold"/>
@@ -208,18 +207,7 @@
                                     <w:color w:val="FFFFFF"/>
                                     <w:sz w:val="32"/>
                                   </w:rPr>
-                                  <w:t>anio</w:t>
-                                </w:r>
-                                <w:proofErr w:type="spellEnd"/>
-                                <w:r>
-                                  <w:rPr>
-                                    <w:rFonts w:ascii="Aptos ExtraBold" w:eastAsia="Aptos ExtraBold" w:hAnsi="Aptos ExtraBold" w:cs="Aptos ExtraBold"/>
-                                    <w:b/>
-                                    <w:bCs/>
-                                    <w:color w:val="FFFFFF"/>
-                                    <w:sz w:val="32"/>
-                                  </w:rPr>
-                                  <w:t>}}</w:t>
+                                  <w:t>anio}}</w:t>
                                 </w:r>
                                 <w:r>
                                   <w:rPr>
@@ -331,7 +319,6 @@
                             </w:rPr>
                             <w:t>{{</w:t>
                           </w:r>
-                          <w:proofErr w:type="spellStart"/>
                           <w:r>
                             <w:rPr>
                               <w:rFonts w:ascii="Aptos ExtraBold" w:eastAsia="Aptos ExtraBold" w:hAnsi="Aptos ExtraBold" w:cs="Aptos ExtraBold"/>
@@ -340,18 +327,7 @@
                               <w:color w:val="FFFFFF"/>
                               <w:sz w:val="32"/>
                             </w:rPr>
-                            <w:t>anio</w:t>
-                          </w:r>
-                          <w:proofErr w:type="spellEnd"/>
-                          <w:r>
-                            <w:rPr>
-                              <w:rFonts w:ascii="Aptos ExtraBold" w:eastAsia="Aptos ExtraBold" w:hAnsi="Aptos ExtraBold" w:cs="Aptos ExtraBold"/>
-                              <w:b/>
-                              <w:bCs/>
-                              <w:color w:val="FFFFFF"/>
-                              <w:sz w:val="32"/>
-                            </w:rPr>
-                            <w:t>}}</w:t>
+                            <w:t>anio}}</w:t>
                           </w:r>
                           <w:r>
                             <w:rPr>
@@ -11203,7 +11179,7 @@
     <w:tbl>
       <w:tblPr>
         <w:tblStyle w:val="Tablaconcuadrcula"/>
-        <w:tblW w:w="14850" w:type="dxa"/>
+        <w:tblW w:w="14851" w:type="dxa"/>
         <w:jc w:val="center"/>
         <w:tblBorders>
           <w:top w:val="double" w:sz="4" w:space="0" w:color="47D459" w:themeColor="accent3" w:themeTint="99"/>
@@ -11217,7 +11193,7 @@
         <w:tblLook w:val="04A0" w:firstRow="1" w:lastRow="0" w:firstColumn="1" w:lastColumn="0" w:noHBand="0" w:noVBand="1"/>
       </w:tblPr>
       <w:tblGrid>
-        <w:gridCol w:w="874"/>
+        <w:gridCol w:w="875"/>
         <w:gridCol w:w="1095"/>
         <w:gridCol w:w="1726"/>
         <w:gridCol w:w="6169"/>
@@ -11233,33 +11209,32 @@
         <w:tc>
           <w:tcPr>
             <w:tcW w:w="875" w:type="dxa"/>
-            <w:tcBorders>
-              <w:top w:val="double" w:sz="4" w:space="0" w:color="47D459" w:themeColor="accent3" w:themeTint="99"/>
-              <w:left w:val="double" w:sz="4" w:space="0" w:color="47D459" w:themeColor="accent3" w:themeTint="99"/>
-              <w:bottom w:val="double" w:sz="4" w:space="0" w:color="47D459" w:themeColor="accent3" w:themeTint="99"/>
-              <w:right w:val="double" w:sz="4" w:space="0" w:color="47D459" w:themeColor="accent3" w:themeTint="99"/>
-            </w:tcBorders>
             <w:shd w:val="clear" w:color="auto" w:fill="C1F0C7" w:themeFill="accent3" w:themeFillTint="33"/>
             <w:vAlign w:val="center"/>
-            <w:hideMark/>
-          </w:tcPr>
-          <w:p>
-            <w:pPr>
-              <w:spacing w:after="160" w:line="259" w:lineRule="auto"/>
-              <w:ind w:right="-455"/>
-              <w:rPr>
-                <w:rFonts w:ascii="Arial Nova Cond" w:eastAsia="Arial" w:hAnsi="Arial Nova Cond" w:cs="Arial"/>
-                <w:b/>
-                <w:bCs/>
-                <w:color w:val="000000"/>
-              </w:rPr>
-            </w:pPr>
-            <w:r>
-              <w:rPr>
-                <w:rFonts w:ascii="Arial Nova Cond" w:eastAsia="Arial" w:hAnsi="Arial Nova Cond" w:cs="Arial"/>
-                <w:b/>
-                <w:bCs/>
-                <w:color w:val="000000"/>
+          </w:tcPr>
+          <w:p>
+            <w:pPr>
+              <w:pStyle w:val="Prrafodelista"/>
+              <w:ind w:left="0"/>
+              <w:jc w:val="center"/>
+              <w:rPr>
+                <w:rFonts w:ascii="Arial Nova Cond" w:hAnsi="Arial Nova Cond" w:cs="Times New Roman"/>
+                <w:b/>
+                <w:bCs/>
+                <w:color w:val="000000" w:themeColor="text1"/>
+                <w:sz w:val="20"/>
+                <w:szCs w:val="20"/>
+              </w:rPr>
+            </w:pPr>
+            <w:bookmarkStart w:id="1" w:name="_Hlk227075175"/>
+            <w:r>
+              <w:rPr>
+                <w:rFonts w:ascii="Arial Nova Cond" w:hAnsi="Arial Nova Cond" w:cs="Times New Roman"/>
+                <w:b/>
+                <w:bCs/>
+                <w:color w:val="000000" w:themeColor="text1"/>
+                <w:sz w:val="20"/>
+                <w:szCs w:val="20"/>
               </w:rPr>
               <w:t>BIMESTRE</w:t>
             </w:r>
@@ -11268,33 +11243,31 @@
         <w:tc>
           <w:tcPr>
             <w:tcW w:w="1095" w:type="dxa"/>
-            <w:tcBorders>
-              <w:top w:val="double" w:sz="4" w:space="0" w:color="47D459" w:themeColor="accent3" w:themeTint="99"/>
-              <w:left w:val="double" w:sz="4" w:space="0" w:color="47D459" w:themeColor="accent3" w:themeTint="99"/>
-              <w:bottom w:val="double" w:sz="4" w:space="0" w:color="47D459" w:themeColor="accent3" w:themeTint="99"/>
-              <w:right w:val="double" w:sz="4" w:space="0" w:color="47D459" w:themeColor="accent3" w:themeTint="99"/>
-            </w:tcBorders>
             <w:shd w:val="clear" w:color="auto" w:fill="C1F0C7" w:themeFill="accent3" w:themeFillTint="33"/>
             <w:vAlign w:val="center"/>
-            <w:hideMark/>
-          </w:tcPr>
-          <w:p>
-            <w:pPr>
-              <w:spacing w:after="160" w:line="259" w:lineRule="auto"/>
-              <w:ind w:right="-455"/>
-              <w:rPr>
-                <w:rFonts w:ascii="Arial Nova Cond" w:eastAsia="Arial" w:hAnsi="Arial Nova Cond" w:cs="Arial"/>
-                <w:b/>
-                <w:bCs/>
-                <w:color w:val="000000"/>
-              </w:rPr>
-            </w:pPr>
-            <w:r>
-              <w:rPr>
-                <w:rFonts w:ascii="Arial Nova Cond" w:eastAsia="Arial" w:hAnsi="Arial Nova Cond" w:cs="Arial"/>
-                <w:b/>
-                <w:bCs/>
-                <w:color w:val="000000"/>
+          </w:tcPr>
+          <w:p>
+            <w:pPr>
+              <w:pStyle w:val="Prrafodelista"/>
+              <w:ind w:left="0"/>
+              <w:jc w:val="center"/>
+              <w:rPr>
+                <w:rFonts w:ascii="Arial Nova Cond" w:hAnsi="Arial Nova Cond" w:cs="Times New Roman"/>
+                <w:b/>
+                <w:bCs/>
+                <w:color w:val="000000" w:themeColor="text1"/>
+                <w:sz w:val="20"/>
+                <w:szCs w:val="20"/>
+              </w:rPr>
+            </w:pPr>
+            <w:r>
+              <w:rPr>
+                <w:rFonts w:ascii="Arial Nova Cond" w:hAnsi="Arial Nova Cond" w:cs="Times New Roman"/>
+                <w:b/>
+                <w:bCs/>
+                <w:color w:val="000000" w:themeColor="text1"/>
+                <w:sz w:val="20"/>
+                <w:szCs w:val="20"/>
               </w:rPr>
               <w:t>UNIDADES</w:t>
             </w:r>
@@ -11303,33 +11276,31 @@
         <w:tc>
           <w:tcPr>
             <w:tcW w:w="1726" w:type="dxa"/>
-            <w:tcBorders>
-              <w:top w:val="double" w:sz="4" w:space="0" w:color="47D459" w:themeColor="accent3" w:themeTint="99"/>
-              <w:left w:val="double" w:sz="4" w:space="0" w:color="47D459" w:themeColor="accent3" w:themeTint="99"/>
-              <w:bottom w:val="double" w:sz="4" w:space="0" w:color="47D459" w:themeColor="accent3" w:themeTint="99"/>
-              <w:right w:val="double" w:sz="4" w:space="0" w:color="47D459" w:themeColor="accent3" w:themeTint="99"/>
-            </w:tcBorders>
             <w:shd w:val="clear" w:color="auto" w:fill="C1F0C7" w:themeFill="accent3" w:themeFillTint="33"/>
             <w:vAlign w:val="center"/>
-            <w:hideMark/>
-          </w:tcPr>
-          <w:p>
-            <w:pPr>
-              <w:spacing w:after="160" w:line="259" w:lineRule="auto"/>
-              <w:ind w:right="-455"/>
-              <w:rPr>
-                <w:rFonts w:ascii="Arial Nova Cond" w:eastAsia="Arial" w:hAnsi="Arial Nova Cond" w:cs="Arial"/>
-                <w:b/>
-                <w:bCs/>
-                <w:color w:val="000000"/>
-              </w:rPr>
-            </w:pPr>
-            <w:r>
-              <w:rPr>
-                <w:rFonts w:ascii="Arial Nova Cond" w:eastAsia="Arial" w:hAnsi="Arial Nova Cond" w:cs="Arial"/>
-                <w:b/>
-                <w:bCs/>
-                <w:color w:val="000000"/>
+          </w:tcPr>
+          <w:p>
+            <w:pPr>
+              <w:pStyle w:val="Prrafodelista"/>
+              <w:ind w:left="0"/>
+              <w:jc w:val="center"/>
+              <w:rPr>
+                <w:rFonts w:ascii="Arial Nova Cond" w:hAnsi="Arial Nova Cond" w:cs="Times New Roman"/>
+                <w:b/>
+                <w:bCs/>
+                <w:color w:val="000000" w:themeColor="text1"/>
+                <w:sz w:val="20"/>
+                <w:szCs w:val="20"/>
+              </w:rPr>
+            </w:pPr>
+            <w:r>
+              <w:rPr>
+                <w:rFonts w:ascii="Arial Nova Cond" w:hAnsi="Arial Nova Cond" w:cs="Times New Roman"/>
+                <w:b/>
+                <w:bCs/>
+                <w:color w:val="000000" w:themeColor="text1"/>
+                <w:sz w:val="20"/>
+                <w:szCs w:val="20"/>
               </w:rPr>
               <w:t>PROBLEMA / POTENCIALIDAD</w:t>
             </w:r>
@@ -11338,103 +11309,152 @@
         <w:tc>
           <w:tcPr>
             <w:tcW w:w="6169" w:type="dxa"/>
-            <w:tcBorders>
-              <w:top w:val="double" w:sz="4" w:space="0" w:color="47D459" w:themeColor="accent3" w:themeTint="99"/>
-              <w:left w:val="double" w:sz="4" w:space="0" w:color="47D459" w:themeColor="accent3" w:themeTint="99"/>
-              <w:bottom w:val="double" w:sz="4" w:space="0" w:color="47D459" w:themeColor="accent3" w:themeTint="99"/>
-              <w:right w:val="double" w:sz="4" w:space="0" w:color="47D459" w:themeColor="accent3" w:themeTint="99"/>
-            </w:tcBorders>
             <w:shd w:val="clear" w:color="auto" w:fill="C1F0C7" w:themeFill="accent3" w:themeFillTint="33"/>
             <w:vAlign w:val="center"/>
-            <w:hideMark/>
-          </w:tcPr>
-          <w:p>
-            <w:pPr>
-              <w:spacing w:after="160" w:line="259" w:lineRule="auto"/>
-              <w:ind w:right="-455"/>
-              <w:rPr>
-                <w:rFonts w:ascii="Arial Nova Cond" w:eastAsia="Arial" w:hAnsi="Arial Nova Cond" w:cs="Arial"/>
-                <w:b/>
-                <w:bCs/>
-                <w:color w:val="000000"/>
-              </w:rPr>
-            </w:pPr>
-            <w:r>
-              <w:rPr>
-                <w:rFonts w:ascii="Arial Nova Cond" w:eastAsia="Arial" w:hAnsi="Arial Nova Cond" w:cs="Arial"/>
-                <w:b/>
-                <w:bCs/>
-                <w:color w:val="000000"/>
-              </w:rPr>
-              <w:t>SITUACIÓN SIGNIFICATIVA</w:t>
+          </w:tcPr>
+          <w:p>
+            <w:pPr>
+              <w:pStyle w:val="Prrafodelista"/>
+              <w:ind w:left="0"/>
+              <w:jc w:val="center"/>
+              <w:rPr>
+                <w:rFonts w:ascii="Arial Nova Cond" w:hAnsi="Arial Nova Cond" w:cs="Times New Roman"/>
+                <w:b/>
+                <w:bCs/>
+                <w:color w:val="000000" w:themeColor="text1"/>
+                <w:sz w:val="20"/>
+                <w:szCs w:val="20"/>
+              </w:rPr>
+            </w:pPr>
+            <w:r>
+              <w:rPr>
+                <w:rFonts w:ascii="Arial Nova Cond" w:hAnsi="Arial Nova Cond" w:cs="Times New Roman"/>
+                <w:b/>
+                <w:bCs/>
+                <w:color w:val="000000" w:themeColor="text1"/>
+                <w:sz w:val="20"/>
+                <w:szCs w:val="20"/>
+              </w:rPr>
+              <w:t>SITUACIÓN SIGNIF</w:t>
+            </w:r>
+            <w:r>
+              <w:rPr>
+                <w:rFonts w:ascii="Arial Nova Cond" w:hAnsi="Arial Nova Cond" w:cs="Times New Roman"/>
+                <w:b/>
+                <w:bCs/>
+                <w:color w:val="000000" w:themeColor="text1"/>
+                <w:sz w:val="20"/>
+                <w:szCs w:val="20"/>
+              </w:rPr>
+              <w:t>I</w:t>
+            </w:r>
+            <w:r>
+              <w:rPr>
+                <w:rFonts w:ascii="Arial Nova Cond" w:hAnsi="Arial Nova Cond" w:cs="Times New Roman"/>
+                <w:b/>
+                <w:bCs/>
+                <w:color w:val="000000" w:themeColor="text1"/>
+                <w:sz w:val="20"/>
+                <w:szCs w:val="20"/>
+              </w:rPr>
+              <w:t>CATIVA</w:t>
             </w:r>
           </w:p>
         </w:tc>
         <w:tc>
           <w:tcPr>
             <w:tcW w:w="2015" w:type="dxa"/>
-            <w:tcBorders>
-              <w:top w:val="double" w:sz="4" w:space="0" w:color="47D459" w:themeColor="accent3" w:themeTint="99"/>
-              <w:left w:val="double" w:sz="4" w:space="0" w:color="47D459" w:themeColor="accent3" w:themeTint="99"/>
-              <w:bottom w:val="double" w:sz="4" w:space="0" w:color="47D459" w:themeColor="accent3" w:themeTint="99"/>
-              <w:right w:val="double" w:sz="4" w:space="0" w:color="47D459" w:themeColor="accent3" w:themeTint="99"/>
-            </w:tcBorders>
             <w:shd w:val="clear" w:color="auto" w:fill="C1F0C7" w:themeFill="accent3" w:themeFillTint="33"/>
             <w:vAlign w:val="center"/>
-            <w:hideMark/>
-          </w:tcPr>
-          <w:p>
-            <w:pPr>
-              <w:spacing w:after="160" w:line="259" w:lineRule="auto"/>
-              <w:ind w:right="-455"/>
-              <w:rPr>
-                <w:rFonts w:ascii="Arial Nova Cond" w:eastAsia="Arial" w:hAnsi="Arial Nova Cond" w:cs="Arial"/>
-                <w:b/>
-                <w:bCs/>
-                <w:color w:val="000000"/>
-              </w:rPr>
-            </w:pPr>
-            <w:r>
-              <w:rPr>
-                <w:rFonts w:ascii="Arial Nova Cond" w:eastAsia="Arial" w:hAnsi="Arial Nova Cond" w:cs="Arial"/>
-                <w:b/>
-                <w:bCs/>
-                <w:color w:val="000000"/>
-              </w:rPr>
-              <w:t>TÍTULO DE LA UNIDAD DIDÁCTICA.</w:t>
+          </w:tcPr>
+          <w:p>
+            <w:pPr>
+              <w:pStyle w:val="Prrafodelista"/>
+              <w:ind w:left="0"/>
+              <w:jc w:val="center"/>
+              <w:rPr>
+                <w:rFonts w:ascii="Arial Nova Cond" w:hAnsi="Arial Nova Cond" w:cs="Times New Roman"/>
+                <w:b/>
+                <w:bCs/>
+                <w:color w:val="000000" w:themeColor="text1"/>
+                <w:sz w:val="20"/>
+                <w:szCs w:val="20"/>
+              </w:rPr>
+            </w:pPr>
+            <w:r>
+              <w:rPr>
+                <w:rFonts w:ascii="Arial Nova Cond" w:hAnsi="Arial Nova Cond" w:cs="Times New Roman"/>
+                <w:b/>
+                <w:bCs/>
+                <w:color w:val="000000" w:themeColor="text1"/>
+                <w:sz w:val="20"/>
+                <w:szCs w:val="20"/>
+              </w:rPr>
+              <w:t>TÍTULO DE LA UNIDAD DID</w:t>
+            </w:r>
+            <w:r>
+              <w:rPr>
+                <w:rFonts w:ascii="Arial Nova Cond" w:hAnsi="Arial Nova Cond" w:cs="Times New Roman"/>
+                <w:b/>
+                <w:bCs/>
+                <w:color w:val="000000" w:themeColor="text1"/>
+                <w:sz w:val="20"/>
+                <w:szCs w:val="20"/>
+              </w:rPr>
+              <w:t>Á</w:t>
+            </w:r>
+            <w:r>
+              <w:rPr>
+                <w:rFonts w:ascii="Arial Nova Cond" w:hAnsi="Arial Nova Cond" w:cs="Times New Roman"/>
+                <w:b/>
+                <w:bCs/>
+                <w:color w:val="000000" w:themeColor="text1"/>
+                <w:sz w:val="20"/>
+                <w:szCs w:val="20"/>
+              </w:rPr>
+              <w:t>CTICA</w:t>
+            </w:r>
+            <w:r>
+              <w:rPr>
+                <w:rFonts w:ascii="Arial Nova Cond" w:hAnsi="Arial Nova Cond" w:cs="Times New Roman"/>
+                <w:b/>
+                <w:bCs/>
+                <w:color w:val="000000" w:themeColor="text1"/>
+                <w:sz w:val="20"/>
+                <w:szCs w:val="20"/>
+              </w:rPr>
+              <w:t>.</w:t>
             </w:r>
           </w:p>
         </w:tc>
         <w:tc>
           <w:tcPr>
             <w:tcW w:w="1634" w:type="dxa"/>
-            <w:tcBorders>
-              <w:top w:val="double" w:sz="4" w:space="0" w:color="47D459" w:themeColor="accent3" w:themeTint="99"/>
-              <w:left w:val="double" w:sz="4" w:space="0" w:color="47D459" w:themeColor="accent3" w:themeTint="99"/>
-              <w:bottom w:val="double" w:sz="4" w:space="0" w:color="47D459" w:themeColor="accent3" w:themeTint="99"/>
-              <w:right w:val="double" w:sz="4" w:space="0" w:color="47D459" w:themeColor="accent3" w:themeTint="99"/>
-            </w:tcBorders>
             <w:shd w:val="clear" w:color="auto" w:fill="C1F0C7" w:themeFill="accent3" w:themeFillTint="33"/>
             <w:vAlign w:val="center"/>
-            <w:hideMark/>
-          </w:tcPr>
-          <w:p>
-            <w:pPr>
-              <w:spacing w:after="160" w:line="259" w:lineRule="auto"/>
-              <w:ind w:right="-455"/>
-              <w:rPr>
-                <w:rFonts w:ascii="Arial Nova Cond" w:eastAsia="Arial" w:hAnsi="Arial Nova Cond" w:cs="Arial"/>
-                <w:b/>
-                <w:bCs/>
-                <w:color w:val="000000"/>
-              </w:rPr>
-            </w:pPr>
-            <w:r>
-              <w:rPr>
-                <w:rFonts w:ascii="Arial Nova Cond" w:eastAsia="Arial" w:hAnsi="Arial Nova Cond" w:cs="Arial"/>
-                <w:b/>
-                <w:bCs/>
-                <w:color w:val="000000"/>
+          </w:tcPr>
+          <w:p>
+            <w:pPr>
+              <w:pStyle w:val="Prrafodelista"/>
+              <w:ind w:left="0"/>
+              <w:jc w:val="center"/>
+              <w:rPr>
+                <w:rFonts w:ascii="Arial Nova Cond" w:hAnsi="Arial Nova Cond" w:cs="Times New Roman"/>
+                <w:b/>
+                <w:bCs/>
+                <w:color w:val="000000" w:themeColor="text1"/>
+                <w:sz w:val="20"/>
+                <w:szCs w:val="20"/>
+              </w:rPr>
+            </w:pPr>
+            <w:r>
+              <w:rPr>
+                <w:rFonts w:ascii="Arial Nova Cond" w:hAnsi="Arial Nova Cond" w:cs="Times New Roman"/>
+                <w:b/>
+                <w:bCs/>
+                <w:color w:val="000000" w:themeColor="text1"/>
+                <w:sz w:val="20"/>
+                <w:szCs w:val="20"/>
               </w:rPr>
               <w:t>COMPETENCIAS</w:t>
             </w:r>
@@ -11443,33 +11463,31 @@
         <w:tc>
           <w:tcPr>
             <w:tcW w:w="1337" w:type="dxa"/>
-            <w:tcBorders>
-              <w:top w:val="double" w:sz="4" w:space="0" w:color="47D459" w:themeColor="accent3" w:themeTint="99"/>
-              <w:left w:val="double" w:sz="4" w:space="0" w:color="47D459" w:themeColor="accent3" w:themeTint="99"/>
-              <w:bottom w:val="double" w:sz="4" w:space="0" w:color="47D459" w:themeColor="accent3" w:themeTint="99"/>
-              <w:right w:val="double" w:sz="4" w:space="0" w:color="47D459" w:themeColor="accent3" w:themeTint="99"/>
-            </w:tcBorders>
             <w:shd w:val="clear" w:color="auto" w:fill="C1F0C7" w:themeFill="accent3" w:themeFillTint="33"/>
             <w:vAlign w:val="center"/>
-            <w:hideMark/>
-          </w:tcPr>
-          <w:p>
-            <w:pPr>
-              <w:spacing w:after="160" w:line="259" w:lineRule="auto"/>
-              <w:ind w:right="-455"/>
-              <w:rPr>
-                <w:rFonts w:ascii="Arial Nova Cond" w:eastAsia="Arial" w:hAnsi="Arial Nova Cond" w:cs="Arial"/>
-                <w:b/>
-                <w:bCs/>
-                <w:color w:val="000000"/>
-              </w:rPr>
-            </w:pPr>
-            <w:r>
-              <w:rPr>
-                <w:rFonts w:ascii="Arial Nova Cond" w:eastAsia="Arial" w:hAnsi="Arial Nova Cond" w:cs="Arial"/>
-                <w:b/>
-                <w:bCs/>
-                <w:color w:val="000000"/>
+          </w:tcPr>
+          <w:p>
+            <w:pPr>
+              <w:pStyle w:val="Prrafodelista"/>
+              <w:ind w:left="0"/>
+              <w:jc w:val="center"/>
+              <w:rPr>
+                <w:rFonts w:ascii="Arial Nova Cond" w:hAnsi="Arial Nova Cond" w:cs="Times New Roman"/>
+                <w:b/>
+                <w:bCs/>
+                <w:color w:val="000000" w:themeColor="text1"/>
+                <w:sz w:val="20"/>
+                <w:szCs w:val="20"/>
+              </w:rPr>
+            </w:pPr>
+            <w:r>
+              <w:rPr>
+                <w:rFonts w:ascii="Arial Nova Cond" w:hAnsi="Arial Nova Cond" w:cs="Times New Roman"/>
+                <w:b/>
+                <w:bCs/>
+                <w:color w:val="000000" w:themeColor="text1"/>
+                <w:sz w:val="20"/>
+                <w:szCs w:val="20"/>
               </w:rPr>
               <w:t>PRODUCTO</w:t>
             </w:r>
@@ -11485,33 +11503,35 @@
           <w:tcPr>
             <w:tcW w:w="875" w:type="dxa"/>
             <w:vMerge w:val="restart"/>
-            <w:tcBorders>
-              <w:top w:val="double" w:sz="4" w:space="0" w:color="47D459" w:themeColor="accent3" w:themeTint="99"/>
-              <w:left w:val="double" w:sz="4" w:space="0" w:color="47D459" w:themeColor="accent3" w:themeTint="99"/>
-              <w:bottom w:val="double" w:sz="4" w:space="0" w:color="47D459" w:themeColor="accent3" w:themeTint="99"/>
-              <w:right w:val="double" w:sz="4" w:space="0" w:color="47D459" w:themeColor="accent3" w:themeTint="99"/>
-            </w:tcBorders>
-            <w:vAlign w:val="center"/>
-            <w:hideMark/>
-          </w:tcPr>
-          <w:p>
-            <w:pPr>
-              <w:spacing w:after="160" w:line="259" w:lineRule="auto"/>
-              <w:ind w:right="-455"/>
-              <w:rPr>
-                <w:rFonts w:ascii="Arial Nova Cond" w:eastAsia="Arial" w:hAnsi="Arial Nova Cond" w:cs="Arial"/>
-                <w:b/>
-                <w:bCs/>
-                <w:color w:val="000000"/>
+            <w:vAlign w:val="center"/>
+          </w:tcPr>
+          <w:p>
+            <w:pPr>
+              <w:pStyle w:val="Prrafodelista"/>
+              <w:tabs>
+                <w:tab w:val="left" w:pos="0"/>
+                <w:tab w:val="left" w:pos="142"/>
+                <w:tab w:val="left" w:pos="284"/>
+              </w:tabs>
+              <w:spacing w:line="276" w:lineRule="auto"/>
+              <w:ind w:left="0"/>
+              <w:jc w:val="center"/>
+              <w:rPr>
+                <w:rFonts w:ascii="Arial Nova Cond" w:eastAsia="Calibri" w:hAnsi="Arial Nova Cond" w:cs="Times New Roman"/>
+                <w:b/>
+                <w:bCs/>
+                <w:sz w:val="20"/>
+                <w:szCs w:val="20"/>
                 <w:lang w:val="es-ES_tradnl"/>
               </w:rPr>
             </w:pPr>
             <w:r>
               <w:rPr>
-                <w:rFonts w:ascii="Arial Nova Cond" w:eastAsia="Arial" w:hAnsi="Arial Nova Cond" w:cs="Arial"/>
-                <w:b/>
-                <w:bCs/>
-                <w:color w:val="000000"/>
+                <w:rFonts w:ascii="Arial Nova Cond" w:eastAsia="Calibri" w:hAnsi="Arial Nova Cond" w:cs="Times New Roman"/>
+                <w:b/>
+                <w:bCs/>
+                <w:sz w:val="20"/>
+                <w:szCs w:val="20"/>
                 <w:lang w:val="es-ES_tradnl"/>
               </w:rPr>
               <w:t>I</w:t>
@@ -11521,33 +11541,35 @@
         <w:tc>
           <w:tcPr>
             <w:tcW w:w="1095" w:type="dxa"/>
-            <w:tcBorders>
-              <w:top w:val="double" w:sz="4" w:space="0" w:color="47D459" w:themeColor="accent3" w:themeTint="99"/>
-              <w:left w:val="double" w:sz="4" w:space="0" w:color="47D459" w:themeColor="accent3" w:themeTint="99"/>
-              <w:bottom w:val="double" w:sz="4" w:space="0" w:color="47D459" w:themeColor="accent3" w:themeTint="99"/>
-              <w:right w:val="double" w:sz="4" w:space="0" w:color="47D459" w:themeColor="accent3" w:themeTint="99"/>
-            </w:tcBorders>
-            <w:vAlign w:val="center"/>
-            <w:hideMark/>
-          </w:tcPr>
-          <w:p>
-            <w:pPr>
-              <w:spacing w:after="160" w:line="259" w:lineRule="auto"/>
-              <w:ind w:right="-455"/>
-              <w:rPr>
-                <w:rFonts w:ascii="Arial Nova Cond" w:eastAsia="Arial" w:hAnsi="Arial Nova Cond" w:cs="Arial"/>
-                <w:b/>
-                <w:bCs/>
-                <w:color w:val="000000"/>
+            <w:vAlign w:val="center"/>
+          </w:tcPr>
+          <w:p>
+            <w:pPr>
+              <w:pStyle w:val="Prrafodelista"/>
+              <w:tabs>
+                <w:tab w:val="left" w:pos="0"/>
+                <w:tab w:val="left" w:pos="142"/>
+                <w:tab w:val="left" w:pos="284"/>
+              </w:tabs>
+              <w:spacing w:line="276" w:lineRule="auto"/>
+              <w:ind w:left="0"/>
+              <w:jc w:val="center"/>
+              <w:rPr>
+                <w:rFonts w:ascii="Arial Nova Cond" w:eastAsia="Calibri" w:hAnsi="Arial Nova Cond" w:cs="Times New Roman"/>
+                <w:b/>
+                <w:bCs/>
+                <w:sz w:val="20"/>
+                <w:szCs w:val="20"/>
                 <w:lang w:val="es-ES_tradnl"/>
               </w:rPr>
             </w:pPr>
             <w:r>
               <w:rPr>
-                <w:rFonts w:ascii="Arial Nova Cond" w:eastAsia="Arial" w:hAnsi="Arial Nova Cond" w:cs="Arial"/>
-                <w:b/>
-                <w:bCs/>
-                <w:color w:val="000000"/>
+                <w:rFonts w:ascii="Arial Nova Cond" w:eastAsia="Calibri" w:hAnsi="Arial Nova Cond" w:cs="Times New Roman"/>
+                <w:b/>
+                <w:bCs/>
+                <w:sz w:val="20"/>
+                <w:szCs w:val="20"/>
                 <w:lang w:val="es-ES_tradnl"/>
               </w:rPr>
               <w:t>U 0</w:t>
@@ -11557,31 +11579,31 @@
         <w:tc>
           <w:tcPr>
             <w:tcW w:w="1726" w:type="dxa"/>
-            <w:tcBorders>
-              <w:top w:val="double" w:sz="4" w:space="0" w:color="47D459" w:themeColor="accent3" w:themeTint="99"/>
-              <w:left w:val="double" w:sz="4" w:space="0" w:color="47D459" w:themeColor="accent3" w:themeTint="99"/>
-              <w:bottom w:val="double" w:sz="4" w:space="0" w:color="47D459" w:themeColor="accent3" w:themeTint="99"/>
-              <w:right w:val="double" w:sz="4" w:space="0" w:color="47D459" w:themeColor="accent3" w:themeTint="99"/>
-            </w:tcBorders>
-            <w:vAlign w:val="center"/>
-            <w:hideMark/>
-          </w:tcPr>
-          <w:p>
-            <w:pPr>
-              <w:spacing w:after="160" w:line="259" w:lineRule="auto"/>
-              <w:ind w:right="-455"/>
-              <w:rPr>
-                <w:rFonts w:ascii="Arial Nova Cond" w:eastAsia="Arial" w:hAnsi="Arial Nova Cond" w:cs="Arial"/>
-                <w:b/>
-                <w:color w:val="000000"/>
+            <w:vAlign w:val="center"/>
+          </w:tcPr>
+          <w:p>
+            <w:pPr>
+              <w:pStyle w:val="Prrafodelista"/>
+              <w:tabs>
+                <w:tab w:val="left" w:pos="0"/>
+                <w:tab w:val="left" w:pos="142"/>
+                <w:tab w:val="left" w:pos="284"/>
+              </w:tabs>
+              <w:spacing w:line="276" w:lineRule="auto"/>
+              <w:ind w:left="0"/>
+              <w:jc w:val="both"/>
+              <w:rPr>
+                <w:rFonts w:ascii="Arial Nova Cond" w:eastAsia="Calibri" w:hAnsi="Arial Nova Cond" w:cs="Times New Roman"/>
+                <w:sz w:val="20"/>
+                <w:szCs w:val="20"/>
                 <w:lang w:val="es-ES_tradnl"/>
               </w:rPr>
             </w:pPr>
             <w:r>
               <w:rPr>
-                <w:rFonts w:ascii="Arial Nova Cond" w:eastAsia="Arial" w:hAnsi="Arial Nova Cond" w:cs="Arial"/>
-                <w:b/>
-                <w:color w:val="000000"/>
+                <w:rFonts w:ascii="Arial Nova Cond" w:eastAsia="Calibri" w:hAnsi="Arial Nova Cond" w:cs="Times New Roman"/>
+                <w:sz w:val="20"/>
+                <w:szCs w:val="20"/>
                 <w:lang w:val="es-ES_tradnl"/>
               </w:rPr>
               <w:t>{{problemapotencialidad0}}</w:t>
@@ -11591,31 +11613,31 @@
         <w:tc>
           <w:tcPr>
             <w:tcW w:w="6169" w:type="dxa"/>
-            <w:tcBorders>
-              <w:top w:val="double" w:sz="4" w:space="0" w:color="47D459" w:themeColor="accent3" w:themeTint="99"/>
-              <w:left w:val="double" w:sz="4" w:space="0" w:color="47D459" w:themeColor="accent3" w:themeTint="99"/>
-              <w:bottom w:val="double" w:sz="4" w:space="0" w:color="47D459" w:themeColor="accent3" w:themeTint="99"/>
-              <w:right w:val="double" w:sz="4" w:space="0" w:color="47D459" w:themeColor="accent3" w:themeTint="99"/>
-            </w:tcBorders>
-            <w:vAlign w:val="center"/>
-            <w:hideMark/>
-          </w:tcPr>
-          <w:p>
-            <w:pPr>
-              <w:spacing w:after="160" w:line="259" w:lineRule="auto"/>
-              <w:ind w:right="-455"/>
-              <w:rPr>
-                <w:rFonts w:ascii="Arial Nova Cond" w:eastAsia="Arial" w:hAnsi="Arial Nova Cond" w:cs="Arial"/>
-                <w:b/>
-                <w:color w:val="000000"/>
+            <w:vAlign w:val="center"/>
+          </w:tcPr>
+          <w:p>
+            <w:pPr>
+              <w:pStyle w:val="Prrafodelista"/>
+              <w:tabs>
+                <w:tab w:val="left" w:pos="0"/>
+                <w:tab w:val="left" w:pos="142"/>
+                <w:tab w:val="left" w:pos="284"/>
+              </w:tabs>
+              <w:spacing w:line="276" w:lineRule="auto"/>
+              <w:ind w:left="0"/>
+              <w:jc w:val="both"/>
+              <w:rPr>
+                <w:rFonts w:ascii="Arial Nova Cond" w:eastAsia="Calibri" w:hAnsi="Arial Nova Cond" w:cs="Times New Roman"/>
+                <w:sz w:val="20"/>
+                <w:szCs w:val="20"/>
                 <w:lang w:val="es-ES_tradnl"/>
               </w:rPr>
             </w:pPr>
             <w:r>
               <w:rPr>
-                <w:rFonts w:ascii="Arial Nova Cond" w:eastAsia="Arial" w:hAnsi="Arial Nova Cond" w:cs="Arial"/>
-                <w:b/>
-                <w:color w:val="000000"/>
+                <w:rFonts w:ascii="Arial Nova Cond" w:eastAsia="Calibri" w:hAnsi="Arial Nova Cond" w:cs="Times New Roman"/>
+                <w:sz w:val="20"/>
+                <w:szCs w:val="20"/>
                 <w:lang w:val="es-ES_tradnl"/>
               </w:rPr>
               <w:t>{{situacionsignificativa0}}</w:t>
@@ -11625,30 +11647,27 @@
         <w:tc>
           <w:tcPr>
             <w:tcW w:w="2015" w:type="dxa"/>
-            <w:tcBorders>
-              <w:top w:val="double" w:sz="4" w:space="0" w:color="47D459" w:themeColor="accent3" w:themeTint="99"/>
-              <w:left w:val="double" w:sz="4" w:space="0" w:color="47D459" w:themeColor="accent3" w:themeTint="99"/>
-              <w:bottom w:val="double" w:sz="4" w:space="0" w:color="47D459" w:themeColor="accent3" w:themeTint="99"/>
-              <w:right w:val="double" w:sz="4" w:space="0" w:color="47D459" w:themeColor="accent3" w:themeTint="99"/>
-            </w:tcBorders>
-            <w:vAlign w:val="center"/>
-            <w:hideMark/>
-          </w:tcPr>
-          <w:p>
-            <w:pPr>
-              <w:spacing w:after="160" w:line="259" w:lineRule="auto"/>
-              <w:ind w:right="-455"/>
-              <w:rPr>
-                <w:rFonts w:ascii="Arial Nova Cond" w:eastAsia="Arial" w:hAnsi="Arial Nova Cond" w:cs="Arial"/>
-                <w:b/>
-                <w:color w:val="000000"/>
-              </w:rPr>
-            </w:pPr>
-            <w:r>
-              <w:rPr>
-                <w:rFonts w:ascii="Arial Nova Cond" w:eastAsia="Arial" w:hAnsi="Arial Nova Cond" w:cs="Arial"/>
-                <w:b/>
-                <w:color w:val="000000"/>
+            <w:vAlign w:val="center"/>
+          </w:tcPr>
+          <w:p>
+            <w:pPr>
+              <w:autoSpaceDE w:val="0"/>
+              <w:autoSpaceDN w:val="0"/>
+              <w:adjustRightInd w:val="0"/>
+              <w:jc w:val="center"/>
+              <w:rPr>
+                <w:rFonts w:ascii="Arial Nova Cond" w:hAnsi="Arial Nova Cond" w:cs="Arial"/>
+                <w:color w:val="000000"/>
+                <w:sz w:val="20"/>
+                <w:szCs w:val="20"/>
+              </w:rPr>
+            </w:pPr>
+            <w:r>
+              <w:rPr>
+                <w:rFonts w:ascii="Arial Nova Cond" w:hAnsi="Arial Nova Cond" w:cs="Arial"/>
+                <w:color w:val="000000"/>
+                <w:sz w:val="20"/>
+                <w:szCs w:val="20"/>
               </w:rPr>
               <w:t>{{titulosituacionsignificativa0}}</w:t>
             </w:r>
@@ -11657,30 +11676,27 @@
         <w:tc>
           <w:tcPr>
             <w:tcW w:w="1634" w:type="dxa"/>
-            <w:tcBorders>
-              <w:top w:val="double" w:sz="4" w:space="0" w:color="47D459" w:themeColor="accent3" w:themeTint="99"/>
-              <w:left w:val="double" w:sz="4" w:space="0" w:color="47D459" w:themeColor="accent3" w:themeTint="99"/>
-              <w:bottom w:val="double" w:sz="4" w:space="0" w:color="47D459" w:themeColor="accent3" w:themeTint="99"/>
-              <w:right w:val="double" w:sz="4" w:space="0" w:color="47D459" w:themeColor="accent3" w:themeTint="99"/>
-            </w:tcBorders>
-            <w:vAlign w:val="center"/>
-            <w:hideMark/>
-          </w:tcPr>
-          <w:p>
-            <w:pPr>
-              <w:spacing w:after="160" w:line="259" w:lineRule="auto"/>
-              <w:ind w:right="-455"/>
-              <w:rPr>
-                <w:rFonts w:ascii="Arial Nova Cond" w:eastAsia="Arial" w:hAnsi="Arial Nova Cond" w:cs="Arial"/>
-                <w:b/>
-                <w:color w:val="000000"/>
-              </w:rPr>
-            </w:pPr>
-            <w:r>
-              <w:rPr>
-                <w:rFonts w:ascii="Arial Nova Cond" w:eastAsia="Arial" w:hAnsi="Arial Nova Cond" w:cs="Arial"/>
-                <w:b/>
-                <w:color w:val="000000"/>
+            <w:vAlign w:val="center"/>
+          </w:tcPr>
+          <w:p>
+            <w:pPr>
+              <w:autoSpaceDE w:val="0"/>
+              <w:autoSpaceDN w:val="0"/>
+              <w:adjustRightInd w:val="0"/>
+              <w:jc w:val="both"/>
+              <w:rPr>
+                <w:rFonts w:ascii="Arial Nova Cond" w:hAnsi="Arial Nova Cond" w:cs="Arial"/>
+                <w:color w:val="000000"/>
+                <w:sz w:val="20"/>
+                <w:szCs w:val="20"/>
+              </w:rPr>
+            </w:pPr>
+            <w:r>
+              <w:rPr>
+                <w:rFonts w:ascii="Arial Nova Cond" w:hAnsi="Arial Nova Cond" w:cs="Arial"/>
+                <w:color w:val="000000"/>
+                <w:sz w:val="20"/>
+                <w:szCs w:val="20"/>
               </w:rPr>
               <w:t>{{competencias0}}</w:t>
             </w:r>
@@ -11689,30 +11705,27 @@
         <w:tc>
           <w:tcPr>
             <w:tcW w:w="1337" w:type="dxa"/>
-            <w:tcBorders>
-              <w:top w:val="double" w:sz="4" w:space="0" w:color="47D459" w:themeColor="accent3" w:themeTint="99"/>
-              <w:left w:val="double" w:sz="4" w:space="0" w:color="47D459" w:themeColor="accent3" w:themeTint="99"/>
-              <w:bottom w:val="double" w:sz="4" w:space="0" w:color="47D459" w:themeColor="accent3" w:themeTint="99"/>
-              <w:right w:val="double" w:sz="4" w:space="0" w:color="47D459" w:themeColor="accent3" w:themeTint="99"/>
-            </w:tcBorders>
-            <w:vAlign w:val="center"/>
-            <w:hideMark/>
-          </w:tcPr>
-          <w:p>
-            <w:pPr>
-              <w:spacing w:after="160" w:line="259" w:lineRule="auto"/>
-              <w:ind w:right="-455"/>
-              <w:rPr>
-                <w:rFonts w:ascii="Arial Nova Cond" w:eastAsia="Arial" w:hAnsi="Arial Nova Cond" w:cs="Arial"/>
-                <w:b/>
-                <w:color w:val="000000"/>
-              </w:rPr>
-            </w:pPr>
-            <w:r>
-              <w:rPr>
-                <w:rFonts w:ascii="Arial Nova Cond" w:eastAsia="Arial" w:hAnsi="Arial Nova Cond" w:cs="Arial"/>
-                <w:b/>
-                <w:color w:val="000000"/>
+            <w:vAlign w:val="center"/>
+          </w:tcPr>
+          <w:p>
+            <w:pPr>
+              <w:autoSpaceDE w:val="0"/>
+              <w:autoSpaceDN w:val="0"/>
+              <w:adjustRightInd w:val="0"/>
+              <w:jc w:val="center"/>
+              <w:rPr>
+                <w:rFonts w:ascii="Arial Nova Cond" w:hAnsi="Arial Nova Cond" w:cs="Arial"/>
+                <w:color w:val="000000"/>
+                <w:sz w:val="20"/>
+                <w:szCs w:val="20"/>
+              </w:rPr>
+            </w:pPr>
+            <w:r>
+              <w:rPr>
+                <w:rFonts w:ascii="Arial Nova Cond" w:hAnsi="Arial Nova Cond" w:cs="Arial"/>
+                <w:color w:val="000000"/>
+                <w:sz w:val="20"/>
+                <w:szCs w:val="20"/>
               </w:rPr>
               <w:t>{{producto0}}</w:t>
             </w:r>
@@ -11728,24 +11741,25 @@
           <w:tcPr>
             <w:tcW w:w="875" w:type="dxa"/>
             <w:vMerge/>
-            <w:tcBorders>
-              <w:top w:val="double" w:sz="4" w:space="0" w:color="47D459" w:themeColor="accent3" w:themeTint="99"/>
-              <w:left w:val="double" w:sz="4" w:space="0" w:color="47D459" w:themeColor="accent3" w:themeTint="99"/>
-              <w:bottom w:val="double" w:sz="4" w:space="0" w:color="47D459" w:themeColor="accent3" w:themeTint="99"/>
-              <w:right w:val="double" w:sz="4" w:space="0" w:color="47D459" w:themeColor="accent3" w:themeTint="99"/>
-            </w:tcBorders>
-            <w:vAlign w:val="center"/>
-            <w:hideMark/>
-          </w:tcPr>
-          <w:p>
-            <w:pPr>
-              <w:spacing w:after="160" w:line="259" w:lineRule="auto"/>
-              <w:ind w:right="-455"/>
-              <w:rPr>
-                <w:rFonts w:ascii="Arial Nova Cond" w:eastAsia="Arial" w:hAnsi="Arial Nova Cond" w:cs="Arial"/>
-                <w:b/>
-                <w:bCs/>
-                <w:color w:val="000000"/>
+            <w:vAlign w:val="center"/>
+          </w:tcPr>
+          <w:p>
+            <w:pPr>
+              <w:pStyle w:val="Prrafodelista"/>
+              <w:tabs>
+                <w:tab w:val="left" w:pos="0"/>
+                <w:tab w:val="left" w:pos="142"/>
+                <w:tab w:val="left" w:pos="284"/>
+              </w:tabs>
+              <w:spacing w:line="276" w:lineRule="auto"/>
+              <w:ind w:left="0"/>
+              <w:jc w:val="center"/>
+              <w:rPr>
+                <w:rFonts w:ascii="Arial Nova Cond" w:eastAsia="Calibri" w:hAnsi="Arial Nova Cond" w:cs="Times New Roman"/>
+                <w:b/>
+                <w:bCs/>
+                <w:sz w:val="20"/>
+                <w:szCs w:val="20"/>
                 <w:lang w:val="es-ES_tradnl"/>
               </w:rPr>
             </w:pPr>
@@ -11754,33 +11768,35 @@
         <w:tc>
           <w:tcPr>
             <w:tcW w:w="1095" w:type="dxa"/>
-            <w:tcBorders>
-              <w:top w:val="double" w:sz="4" w:space="0" w:color="47D459" w:themeColor="accent3" w:themeTint="99"/>
-              <w:left w:val="double" w:sz="4" w:space="0" w:color="47D459" w:themeColor="accent3" w:themeTint="99"/>
-              <w:bottom w:val="double" w:sz="4" w:space="0" w:color="47D459" w:themeColor="accent3" w:themeTint="99"/>
-              <w:right w:val="double" w:sz="4" w:space="0" w:color="47D459" w:themeColor="accent3" w:themeTint="99"/>
-            </w:tcBorders>
-            <w:vAlign w:val="center"/>
-            <w:hideMark/>
-          </w:tcPr>
-          <w:p>
-            <w:pPr>
-              <w:spacing w:after="160" w:line="259" w:lineRule="auto"/>
-              <w:ind w:right="-455"/>
-              <w:rPr>
-                <w:rFonts w:ascii="Arial Nova Cond" w:eastAsia="Arial" w:hAnsi="Arial Nova Cond" w:cs="Arial"/>
-                <w:b/>
-                <w:bCs/>
-                <w:color w:val="000000"/>
+            <w:vAlign w:val="center"/>
+          </w:tcPr>
+          <w:p>
+            <w:pPr>
+              <w:pStyle w:val="Prrafodelista"/>
+              <w:tabs>
+                <w:tab w:val="left" w:pos="0"/>
+                <w:tab w:val="left" w:pos="142"/>
+                <w:tab w:val="left" w:pos="284"/>
+              </w:tabs>
+              <w:spacing w:line="276" w:lineRule="auto"/>
+              <w:ind w:left="0"/>
+              <w:jc w:val="center"/>
+              <w:rPr>
+                <w:rFonts w:ascii="Arial Nova Cond" w:eastAsia="Calibri" w:hAnsi="Arial Nova Cond" w:cs="Times New Roman"/>
+                <w:b/>
+                <w:bCs/>
+                <w:sz w:val="20"/>
+                <w:szCs w:val="20"/>
                 <w:lang w:val="es-ES_tradnl"/>
               </w:rPr>
             </w:pPr>
             <w:r>
               <w:rPr>
-                <w:rFonts w:ascii="Arial Nova Cond" w:eastAsia="Arial" w:hAnsi="Arial Nova Cond" w:cs="Arial"/>
-                <w:b/>
-                <w:bCs/>
-                <w:color w:val="000000"/>
+                <w:rFonts w:ascii="Arial Nova Cond" w:eastAsia="Calibri" w:hAnsi="Arial Nova Cond" w:cs="Times New Roman"/>
+                <w:b/>
+                <w:bCs/>
+                <w:sz w:val="20"/>
+                <w:szCs w:val="20"/>
                 <w:lang w:val="es-ES_tradnl"/>
               </w:rPr>
               <w:t>U 1</w:t>
@@ -11790,30 +11806,23 @@
         <w:tc>
           <w:tcPr>
             <w:tcW w:w="1726" w:type="dxa"/>
-            <w:tcBorders>
-              <w:top w:val="double" w:sz="4" w:space="0" w:color="47D459" w:themeColor="accent3" w:themeTint="99"/>
-              <w:left w:val="double" w:sz="4" w:space="0" w:color="47D459" w:themeColor="accent3" w:themeTint="99"/>
-              <w:bottom w:val="double" w:sz="4" w:space="0" w:color="47D459" w:themeColor="accent3" w:themeTint="99"/>
-              <w:right w:val="double" w:sz="4" w:space="0" w:color="47D459" w:themeColor="accent3" w:themeTint="99"/>
-            </w:tcBorders>
-            <w:vAlign w:val="center"/>
-            <w:hideMark/>
-          </w:tcPr>
-          <w:p>
-            <w:pPr>
-              <w:spacing w:after="160" w:line="259" w:lineRule="auto"/>
-              <w:ind w:right="-455"/>
-              <w:rPr>
-                <w:rFonts w:ascii="Arial Nova Cond" w:eastAsia="Arial" w:hAnsi="Arial Nova Cond" w:cs="Arial"/>
-                <w:b/>
-                <w:color w:val="000000"/>
-              </w:rPr>
-            </w:pPr>
-            <w:r>
-              <w:rPr>
-                <w:rFonts w:ascii="Arial Nova Cond" w:eastAsia="Arial" w:hAnsi="Arial Nova Cond" w:cs="Arial"/>
-                <w:b/>
-                <w:color w:val="000000"/>
+            <w:vAlign w:val="center"/>
+          </w:tcPr>
+          <w:p>
+            <w:pPr>
+              <w:pStyle w:val="NormalWeb"/>
+              <w:jc w:val="both"/>
+              <w:rPr>
+                <w:rFonts w:ascii="Arial Nova Cond" w:hAnsi="Arial Nova Cond"/>
+                <w:sz w:val="20"/>
+                <w:szCs w:val="20"/>
+              </w:rPr>
+            </w:pPr>
+            <w:r>
+              <w:rPr>
+                <w:rFonts w:ascii="Arial Nova Cond" w:eastAsia="Calibri" w:hAnsi="Arial Nova Cond"/>
+                <w:sz w:val="20"/>
+                <w:szCs w:val="20"/>
                 <w:lang w:val="es-ES_tradnl"/>
               </w:rPr>
               <w:t>{{problemapotencialidad1}}</w:t>
@@ -11823,31 +11832,31 @@
         <w:tc>
           <w:tcPr>
             <w:tcW w:w="6169" w:type="dxa"/>
-            <w:tcBorders>
-              <w:top w:val="double" w:sz="4" w:space="0" w:color="47D459" w:themeColor="accent3" w:themeTint="99"/>
-              <w:left w:val="double" w:sz="4" w:space="0" w:color="47D459" w:themeColor="accent3" w:themeTint="99"/>
-              <w:bottom w:val="double" w:sz="4" w:space="0" w:color="47D459" w:themeColor="accent3" w:themeTint="99"/>
-              <w:right w:val="double" w:sz="4" w:space="0" w:color="47D459" w:themeColor="accent3" w:themeTint="99"/>
-            </w:tcBorders>
-            <w:vAlign w:val="center"/>
-            <w:hideMark/>
-          </w:tcPr>
-          <w:p>
-            <w:pPr>
-              <w:spacing w:after="160" w:line="259" w:lineRule="auto"/>
-              <w:ind w:right="-455"/>
-              <w:rPr>
-                <w:rFonts w:ascii="Arial Nova Cond" w:eastAsia="Arial" w:hAnsi="Arial Nova Cond" w:cs="Arial"/>
-                <w:b/>
-                <w:color w:val="000000"/>
+            <w:vAlign w:val="center"/>
+          </w:tcPr>
+          <w:p>
+            <w:pPr>
+              <w:pStyle w:val="Prrafodelista"/>
+              <w:tabs>
+                <w:tab w:val="left" w:pos="0"/>
+                <w:tab w:val="left" w:pos="142"/>
+                <w:tab w:val="left" w:pos="284"/>
+              </w:tabs>
+              <w:spacing w:line="276" w:lineRule="auto"/>
+              <w:ind w:left="0"/>
+              <w:jc w:val="both"/>
+              <w:rPr>
+                <w:rFonts w:ascii="Arial Nova Cond" w:eastAsia="Calibri" w:hAnsi="Arial Nova Cond" w:cs="Times New Roman"/>
+                <w:sz w:val="20"/>
+                <w:szCs w:val="20"/>
                 <w:lang w:val="es-ES_tradnl"/>
               </w:rPr>
             </w:pPr>
             <w:r>
               <w:rPr>
-                <w:rFonts w:ascii="Arial Nova Cond" w:eastAsia="Arial" w:hAnsi="Arial Nova Cond" w:cs="Arial"/>
-                <w:b/>
-                <w:color w:val="000000"/>
+                <w:rFonts w:ascii="Arial Nova Cond" w:eastAsia="Calibri" w:hAnsi="Arial Nova Cond" w:cs="Times New Roman"/>
+                <w:sz w:val="20"/>
+                <w:szCs w:val="20"/>
                 <w:lang w:val="es-ES_tradnl"/>
               </w:rPr>
               <w:t>{{situacionsignificativa1}}</w:t>
@@ -11857,30 +11866,27 @@
         <w:tc>
           <w:tcPr>
             <w:tcW w:w="2015" w:type="dxa"/>
-            <w:tcBorders>
-              <w:top w:val="double" w:sz="4" w:space="0" w:color="47D459" w:themeColor="accent3" w:themeTint="99"/>
-              <w:left w:val="double" w:sz="4" w:space="0" w:color="47D459" w:themeColor="accent3" w:themeTint="99"/>
-              <w:bottom w:val="double" w:sz="4" w:space="0" w:color="47D459" w:themeColor="accent3" w:themeTint="99"/>
-              <w:right w:val="double" w:sz="4" w:space="0" w:color="47D459" w:themeColor="accent3" w:themeTint="99"/>
-            </w:tcBorders>
-            <w:vAlign w:val="center"/>
-            <w:hideMark/>
-          </w:tcPr>
-          <w:p>
-            <w:pPr>
-              <w:spacing w:after="160" w:line="259" w:lineRule="auto"/>
-              <w:ind w:right="-455"/>
-              <w:rPr>
-                <w:rFonts w:ascii="Arial Nova Cond" w:eastAsia="Arial" w:hAnsi="Arial Nova Cond" w:cs="Arial"/>
-                <w:b/>
-                <w:color w:val="000000"/>
-              </w:rPr>
-            </w:pPr>
-            <w:r>
-              <w:rPr>
-                <w:rFonts w:ascii="Arial Nova Cond" w:eastAsia="Arial" w:hAnsi="Arial Nova Cond" w:cs="Arial"/>
-                <w:b/>
-                <w:color w:val="000000"/>
+            <w:vAlign w:val="center"/>
+          </w:tcPr>
+          <w:p>
+            <w:pPr>
+              <w:autoSpaceDE w:val="0"/>
+              <w:autoSpaceDN w:val="0"/>
+              <w:adjustRightInd w:val="0"/>
+              <w:jc w:val="center"/>
+              <w:rPr>
+                <w:rFonts w:ascii="Arial Nova Cond" w:hAnsi="Arial Nova Cond" w:cs="Arial"/>
+                <w:color w:val="000000" w:themeColor="text1"/>
+                <w:sz w:val="20"/>
+                <w:szCs w:val="20"/>
+              </w:rPr>
+            </w:pPr>
+            <w:r>
+              <w:rPr>
+                <w:rFonts w:ascii="Arial Nova Cond" w:hAnsi="Arial Nova Cond" w:cs="Arial"/>
+                <w:color w:val="000000"/>
+                <w:sz w:val="20"/>
+                <w:szCs w:val="20"/>
               </w:rPr>
               <w:t>{{titulosituacionsignificativa1}}</w:t>
             </w:r>
@@ -11889,30 +11895,27 @@
         <w:tc>
           <w:tcPr>
             <w:tcW w:w="1634" w:type="dxa"/>
-            <w:tcBorders>
-              <w:top w:val="double" w:sz="4" w:space="0" w:color="47D459" w:themeColor="accent3" w:themeTint="99"/>
-              <w:left w:val="double" w:sz="4" w:space="0" w:color="47D459" w:themeColor="accent3" w:themeTint="99"/>
-              <w:bottom w:val="double" w:sz="4" w:space="0" w:color="47D459" w:themeColor="accent3" w:themeTint="99"/>
-              <w:right w:val="double" w:sz="4" w:space="0" w:color="47D459" w:themeColor="accent3" w:themeTint="99"/>
-            </w:tcBorders>
-            <w:vAlign w:val="center"/>
-            <w:hideMark/>
-          </w:tcPr>
-          <w:p>
-            <w:pPr>
-              <w:spacing w:after="160" w:line="259" w:lineRule="auto"/>
-              <w:ind w:right="-455"/>
-              <w:rPr>
-                <w:rFonts w:ascii="Arial Nova Cond" w:eastAsia="Arial" w:hAnsi="Arial Nova Cond" w:cs="Arial"/>
-                <w:b/>
-                <w:color w:val="000000"/>
-              </w:rPr>
-            </w:pPr>
-            <w:r>
-              <w:rPr>
-                <w:rFonts w:ascii="Arial Nova Cond" w:eastAsia="Arial" w:hAnsi="Arial Nova Cond" w:cs="Arial"/>
-                <w:b/>
-                <w:color w:val="000000"/>
+            <w:vAlign w:val="center"/>
+          </w:tcPr>
+          <w:p>
+            <w:pPr>
+              <w:autoSpaceDE w:val="0"/>
+              <w:autoSpaceDN w:val="0"/>
+              <w:adjustRightInd w:val="0"/>
+              <w:jc w:val="both"/>
+              <w:rPr>
+                <w:rFonts w:ascii="Arial Nova Cond" w:hAnsi="Arial Nova Cond" w:cs="Arial"/>
+                <w:color w:val="000000"/>
+                <w:sz w:val="20"/>
+                <w:szCs w:val="20"/>
+              </w:rPr>
+            </w:pPr>
+            <w:r>
+              <w:rPr>
+                <w:rFonts w:ascii="Arial Nova Cond" w:hAnsi="Arial Nova Cond" w:cs="Arial"/>
+                <w:color w:val="000000"/>
+                <w:sz w:val="20"/>
+                <w:szCs w:val="20"/>
               </w:rPr>
               <w:t>{{competencias1}}</w:t>
             </w:r>
@@ -11921,30 +11924,27 @@
         <w:tc>
           <w:tcPr>
             <w:tcW w:w="1337" w:type="dxa"/>
-            <w:tcBorders>
-              <w:top w:val="double" w:sz="4" w:space="0" w:color="47D459" w:themeColor="accent3" w:themeTint="99"/>
-              <w:left w:val="double" w:sz="4" w:space="0" w:color="47D459" w:themeColor="accent3" w:themeTint="99"/>
-              <w:bottom w:val="double" w:sz="4" w:space="0" w:color="47D459" w:themeColor="accent3" w:themeTint="99"/>
-              <w:right w:val="double" w:sz="4" w:space="0" w:color="47D459" w:themeColor="accent3" w:themeTint="99"/>
-            </w:tcBorders>
-            <w:vAlign w:val="center"/>
-            <w:hideMark/>
-          </w:tcPr>
-          <w:p>
-            <w:pPr>
-              <w:spacing w:after="160" w:line="259" w:lineRule="auto"/>
-              <w:ind w:right="-455"/>
-              <w:rPr>
-                <w:rFonts w:ascii="Arial Nova Cond" w:eastAsia="Arial" w:hAnsi="Arial Nova Cond" w:cs="Arial"/>
-                <w:b/>
-                <w:color w:val="000000"/>
-              </w:rPr>
-            </w:pPr>
-            <w:r>
-              <w:rPr>
-                <w:rFonts w:ascii="Arial Nova Cond" w:eastAsia="Arial" w:hAnsi="Arial Nova Cond" w:cs="Arial"/>
-                <w:b/>
-                <w:color w:val="000000"/>
+            <w:vAlign w:val="center"/>
+          </w:tcPr>
+          <w:p>
+            <w:pPr>
+              <w:autoSpaceDE w:val="0"/>
+              <w:autoSpaceDN w:val="0"/>
+              <w:adjustRightInd w:val="0"/>
+              <w:jc w:val="center"/>
+              <w:rPr>
+                <w:rFonts w:ascii="Arial Nova Cond" w:hAnsi="Arial Nova Cond" w:cs="Arial"/>
+                <w:color w:val="000000"/>
+                <w:sz w:val="20"/>
+                <w:szCs w:val="20"/>
+              </w:rPr>
+            </w:pPr>
+            <w:r>
+              <w:rPr>
+                <w:rFonts w:ascii="Arial Nova Cond" w:hAnsi="Arial Nova Cond" w:cs="Arial"/>
+                <w:color w:val="000000"/>
+                <w:sz w:val="20"/>
+                <w:szCs w:val="20"/>
               </w:rPr>
               <w:t>{{producto1}}</w:t>
             </w:r>
@@ -11960,24 +11960,25 @@
           <w:tcPr>
             <w:tcW w:w="875" w:type="dxa"/>
             <w:vMerge/>
-            <w:tcBorders>
-              <w:top w:val="double" w:sz="4" w:space="0" w:color="47D459" w:themeColor="accent3" w:themeTint="99"/>
-              <w:left w:val="double" w:sz="4" w:space="0" w:color="47D459" w:themeColor="accent3" w:themeTint="99"/>
-              <w:bottom w:val="double" w:sz="4" w:space="0" w:color="47D459" w:themeColor="accent3" w:themeTint="99"/>
-              <w:right w:val="double" w:sz="4" w:space="0" w:color="47D459" w:themeColor="accent3" w:themeTint="99"/>
-            </w:tcBorders>
-            <w:vAlign w:val="center"/>
-            <w:hideMark/>
-          </w:tcPr>
-          <w:p>
-            <w:pPr>
-              <w:spacing w:after="160" w:line="259" w:lineRule="auto"/>
-              <w:ind w:right="-455"/>
-              <w:rPr>
-                <w:rFonts w:ascii="Arial Nova Cond" w:eastAsia="Arial" w:hAnsi="Arial Nova Cond" w:cs="Arial"/>
-                <w:b/>
-                <w:bCs/>
-                <w:color w:val="000000"/>
+            <w:vAlign w:val="center"/>
+          </w:tcPr>
+          <w:p>
+            <w:pPr>
+              <w:pStyle w:val="Prrafodelista"/>
+              <w:tabs>
+                <w:tab w:val="left" w:pos="0"/>
+                <w:tab w:val="left" w:pos="142"/>
+                <w:tab w:val="left" w:pos="284"/>
+              </w:tabs>
+              <w:spacing w:line="276" w:lineRule="auto"/>
+              <w:ind w:left="0"/>
+              <w:jc w:val="center"/>
+              <w:rPr>
+                <w:rFonts w:ascii="Arial Nova Cond" w:eastAsia="Calibri" w:hAnsi="Arial Nova Cond" w:cs="Times New Roman"/>
+                <w:b/>
+                <w:bCs/>
+                <w:sz w:val="20"/>
+                <w:szCs w:val="20"/>
                 <w:lang w:val="es-ES_tradnl"/>
               </w:rPr>
             </w:pPr>
@@ -11986,33 +11987,35 @@
         <w:tc>
           <w:tcPr>
             <w:tcW w:w="1095" w:type="dxa"/>
-            <w:tcBorders>
-              <w:top w:val="double" w:sz="4" w:space="0" w:color="47D459" w:themeColor="accent3" w:themeTint="99"/>
-              <w:left w:val="double" w:sz="4" w:space="0" w:color="47D459" w:themeColor="accent3" w:themeTint="99"/>
-              <w:bottom w:val="double" w:sz="4" w:space="0" w:color="47D459" w:themeColor="accent3" w:themeTint="99"/>
-              <w:right w:val="double" w:sz="4" w:space="0" w:color="47D459" w:themeColor="accent3" w:themeTint="99"/>
-            </w:tcBorders>
-            <w:vAlign w:val="center"/>
-            <w:hideMark/>
-          </w:tcPr>
-          <w:p>
-            <w:pPr>
-              <w:spacing w:after="160" w:line="259" w:lineRule="auto"/>
-              <w:ind w:right="-455"/>
-              <w:rPr>
-                <w:rFonts w:ascii="Arial Nova Cond" w:eastAsia="Arial" w:hAnsi="Arial Nova Cond" w:cs="Arial"/>
-                <w:b/>
-                <w:bCs/>
-                <w:color w:val="000000"/>
+            <w:vAlign w:val="center"/>
+          </w:tcPr>
+          <w:p>
+            <w:pPr>
+              <w:pStyle w:val="Prrafodelista"/>
+              <w:tabs>
+                <w:tab w:val="left" w:pos="0"/>
+                <w:tab w:val="left" w:pos="142"/>
+                <w:tab w:val="left" w:pos="284"/>
+              </w:tabs>
+              <w:spacing w:line="276" w:lineRule="auto"/>
+              <w:ind w:left="0"/>
+              <w:jc w:val="center"/>
+              <w:rPr>
+                <w:rFonts w:ascii="Arial Nova Cond" w:eastAsia="Calibri" w:hAnsi="Arial Nova Cond" w:cs="Times New Roman"/>
+                <w:b/>
+                <w:bCs/>
+                <w:sz w:val="20"/>
+                <w:szCs w:val="20"/>
                 <w:lang w:val="es-ES_tradnl"/>
               </w:rPr>
             </w:pPr>
             <w:r>
               <w:rPr>
-                <w:rFonts w:ascii="Arial Nova Cond" w:eastAsia="Arial" w:hAnsi="Arial Nova Cond" w:cs="Arial"/>
-                <w:b/>
-                <w:bCs/>
-                <w:color w:val="000000"/>
+                <w:rFonts w:ascii="Arial Nova Cond" w:eastAsia="Calibri" w:hAnsi="Arial Nova Cond" w:cs="Times New Roman"/>
+                <w:b/>
+                <w:bCs/>
+                <w:sz w:val="20"/>
+                <w:szCs w:val="20"/>
                 <w:lang w:val="es-ES_tradnl"/>
               </w:rPr>
               <w:t>U 2</w:t>
@@ -12022,30 +12025,23 @@
         <w:tc>
           <w:tcPr>
             <w:tcW w:w="1726" w:type="dxa"/>
-            <w:tcBorders>
-              <w:top w:val="double" w:sz="4" w:space="0" w:color="47D459" w:themeColor="accent3" w:themeTint="99"/>
-              <w:left w:val="double" w:sz="4" w:space="0" w:color="47D459" w:themeColor="accent3" w:themeTint="99"/>
-              <w:bottom w:val="double" w:sz="4" w:space="0" w:color="47D459" w:themeColor="accent3" w:themeTint="99"/>
-              <w:right w:val="double" w:sz="4" w:space="0" w:color="47D459" w:themeColor="accent3" w:themeTint="99"/>
-            </w:tcBorders>
-            <w:vAlign w:val="center"/>
-            <w:hideMark/>
-          </w:tcPr>
-          <w:p>
-            <w:pPr>
-              <w:spacing w:after="160" w:line="259" w:lineRule="auto"/>
-              <w:ind w:right="-455"/>
-              <w:rPr>
-                <w:rFonts w:ascii="Arial Nova Cond" w:eastAsia="Arial" w:hAnsi="Arial Nova Cond" w:cs="Arial"/>
-                <w:b/>
-                <w:color w:val="000000"/>
-              </w:rPr>
-            </w:pPr>
-            <w:r>
-              <w:rPr>
-                <w:rFonts w:ascii="Arial Nova Cond" w:eastAsia="Arial" w:hAnsi="Arial Nova Cond" w:cs="Arial"/>
-                <w:b/>
-                <w:color w:val="000000"/>
+            <w:vAlign w:val="center"/>
+          </w:tcPr>
+          <w:p>
+            <w:pPr>
+              <w:pStyle w:val="NormalWeb"/>
+              <w:jc w:val="both"/>
+              <w:rPr>
+                <w:rFonts w:ascii="Arial Nova Cond" w:eastAsia="Calibri" w:hAnsi="Arial Nova Cond"/>
+                <w:sz w:val="20"/>
+                <w:szCs w:val="20"/>
+              </w:rPr>
+            </w:pPr>
+            <w:r>
+              <w:rPr>
+                <w:rFonts w:ascii="Arial Nova Cond" w:eastAsia="Calibri" w:hAnsi="Arial Nova Cond"/>
+                <w:sz w:val="20"/>
+                <w:szCs w:val="20"/>
                 <w:lang w:val="es-ES_tradnl"/>
               </w:rPr>
               <w:t>{{problemapotencialidad2}}</w:t>
@@ -12055,31 +12051,31 @@
         <w:tc>
           <w:tcPr>
             <w:tcW w:w="6169" w:type="dxa"/>
-            <w:tcBorders>
-              <w:top w:val="double" w:sz="4" w:space="0" w:color="47D459" w:themeColor="accent3" w:themeTint="99"/>
-              <w:left w:val="double" w:sz="4" w:space="0" w:color="47D459" w:themeColor="accent3" w:themeTint="99"/>
-              <w:bottom w:val="double" w:sz="4" w:space="0" w:color="47D459" w:themeColor="accent3" w:themeTint="99"/>
-              <w:right w:val="double" w:sz="4" w:space="0" w:color="47D459" w:themeColor="accent3" w:themeTint="99"/>
-            </w:tcBorders>
-            <w:vAlign w:val="center"/>
-            <w:hideMark/>
-          </w:tcPr>
-          <w:p>
-            <w:pPr>
-              <w:spacing w:after="160" w:line="259" w:lineRule="auto"/>
-              <w:ind w:right="-455"/>
-              <w:rPr>
-                <w:rFonts w:ascii="Arial Nova Cond" w:eastAsia="Arial" w:hAnsi="Arial Nova Cond" w:cs="Arial"/>
-                <w:b/>
-                <w:color w:val="000000"/>
+            <w:vAlign w:val="center"/>
+          </w:tcPr>
+          <w:p>
+            <w:pPr>
+              <w:pStyle w:val="Prrafodelista"/>
+              <w:tabs>
+                <w:tab w:val="left" w:pos="0"/>
+                <w:tab w:val="left" w:pos="142"/>
+                <w:tab w:val="left" w:pos="284"/>
+              </w:tabs>
+              <w:spacing w:line="276" w:lineRule="auto"/>
+              <w:ind w:left="0"/>
+              <w:jc w:val="both"/>
+              <w:rPr>
+                <w:rFonts w:ascii="Arial Nova Cond" w:eastAsia="Calibri" w:hAnsi="Arial Nova Cond" w:cs="Times New Roman"/>
+                <w:sz w:val="20"/>
+                <w:szCs w:val="20"/>
                 <w:lang w:val="es-ES_tradnl"/>
               </w:rPr>
             </w:pPr>
             <w:r>
               <w:rPr>
-                <w:rFonts w:ascii="Arial Nova Cond" w:eastAsia="Arial" w:hAnsi="Arial Nova Cond" w:cs="Arial"/>
-                <w:b/>
-                <w:color w:val="000000"/>
+                <w:rFonts w:ascii="Arial Nova Cond" w:eastAsia="Calibri" w:hAnsi="Arial Nova Cond" w:cs="Times New Roman"/>
+                <w:sz w:val="20"/>
+                <w:szCs w:val="20"/>
                 <w:lang w:val="es-ES_tradnl"/>
               </w:rPr>
               <w:t>{{situacionsignificativa2}}</w:t>
@@ -12089,30 +12085,27 @@
         <w:tc>
           <w:tcPr>
             <w:tcW w:w="2015" w:type="dxa"/>
-            <w:tcBorders>
-              <w:top w:val="double" w:sz="4" w:space="0" w:color="47D459" w:themeColor="accent3" w:themeTint="99"/>
-              <w:left w:val="double" w:sz="4" w:space="0" w:color="47D459" w:themeColor="accent3" w:themeTint="99"/>
-              <w:bottom w:val="double" w:sz="4" w:space="0" w:color="47D459" w:themeColor="accent3" w:themeTint="99"/>
-              <w:right w:val="double" w:sz="4" w:space="0" w:color="47D459" w:themeColor="accent3" w:themeTint="99"/>
-            </w:tcBorders>
-            <w:vAlign w:val="center"/>
-            <w:hideMark/>
-          </w:tcPr>
-          <w:p>
-            <w:pPr>
-              <w:spacing w:after="160" w:line="259" w:lineRule="auto"/>
-              <w:ind w:right="-455"/>
-              <w:rPr>
-                <w:rFonts w:ascii="Arial Nova Cond" w:eastAsia="Arial" w:hAnsi="Arial Nova Cond" w:cs="Arial"/>
-                <w:b/>
-                <w:color w:val="000000"/>
-              </w:rPr>
-            </w:pPr>
-            <w:r>
-              <w:rPr>
-                <w:rFonts w:ascii="Arial Nova Cond" w:eastAsia="Arial" w:hAnsi="Arial Nova Cond" w:cs="Arial"/>
-                <w:b/>
-                <w:color w:val="000000"/>
+            <w:vAlign w:val="center"/>
+          </w:tcPr>
+          <w:p>
+            <w:pPr>
+              <w:autoSpaceDE w:val="0"/>
+              <w:autoSpaceDN w:val="0"/>
+              <w:adjustRightInd w:val="0"/>
+              <w:jc w:val="center"/>
+              <w:rPr>
+                <w:rFonts w:ascii="Arial Nova Cond" w:hAnsi="Arial Nova Cond" w:cs="Arial"/>
+                <w:color w:val="000000"/>
+                <w:sz w:val="20"/>
+                <w:szCs w:val="20"/>
+              </w:rPr>
+            </w:pPr>
+            <w:r>
+              <w:rPr>
+                <w:rFonts w:ascii="Arial Nova Cond" w:hAnsi="Arial Nova Cond" w:cs="Arial"/>
+                <w:color w:val="000000"/>
+                <w:sz w:val="20"/>
+                <w:szCs w:val="20"/>
               </w:rPr>
               <w:t>{{titulosituacionsignificativa2}}</w:t>
             </w:r>
@@ -12121,30 +12114,27 @@
         <w:tc>
           <w:tcPr>
             <w:tcW w:w="1634" w:type="dxa"/>
-            <w:tcBorders>
-              <w:top w:val="double" w:sz="4" w:space="0" w:color="47D459" w:themeColor="accent3" w:themeTint="99"/>
-              <w:left w:val="double" w:sz="4" w:space="0" w:color="47D459" w:themeColor="accent3" w:themeTint="99"/>
-              <w:bottom w:val="double" w:sz="4" w:space="0" w:color="47D459" w:themeColor="accent3" w:themeTint="99"/>
-              <w:right w:val="double" w:sz="4" w:space="0" w:color="47D459" w:themeColor="accent3" w:themeTint="99"/>
-            </w:tcBorders>
-            <w:vAlign w:val="center"/>
-            <w:hideMark/>
-          </w:tcPr>
-          <w:p>
-            <w:pPr>
-              <w:spacing w:after="160" w:line="259" w:lineRule="auto"/>
-              <w:ind w:right="-455"/>
-              <w:rPr>
-                <w:rFonts w:ascii="Arial Nova Cond" w:eastAsia="Arial" w:hAnsi="Arial Nova Cond" w:cs="Arial"/>
-                <w:b/>
-                <w:color w:val="000000"/>
-              </w:rPr>
-            </w:pPr>
-            <w:r>
-              <w:rPr>
-                <w:rFonts w:ascii="Arial Nova Cond" w:eastAsia="Arial" w:hAnsi="Arial Nova Cond" w:cs="Arial"/>
-                <w:b/>
-                <w:color w:val="000000"/>
+            <w:vAlign w:val="center"/>
+          </w:tcPr>
+          <w:p>
+            <w:pPr>
+              <w:autoSpaceDE w:val="0"/>
+              <w:autoSpaceDN w:val="0"/>
+              <w:adjustRightInd w:val="0"/>
+              <w:jc w:val="both"/>
+              <w:rPr>
+                <w:rFonts w:ascii="Arial Nova Cond" w:hAnsi="Arial Nova Cond" w:cs="Arial"/>
+                <w:color w:val="000000"/>
+                <w:sz w:val="20"/>
+                <w:szCs w:val="20"/>
+              </w:rPr>
+            </w:pPr>
+            <w:r>
+              <w:rPr>
+                <w:rFonts w:ascii="Arial Nova Cond" w:hAnsi="Arial Nova Cond" w:cs="Arial"/>
+                <w:color w:val="000000"/>
+                <w:sz w:val="20"/>
+                <w:szCs w:val="20"/>
               </w:rPr>
               <w:t>{{competencias2}}</w:t>
             </w:r>
@@ -12153,30 +12143,27 @@
         <w:tc>
           <w:tcPr>
             <w:tcW w:w="1337" w:type="dxa"/>
-            <w:tcBorders>
-              <w:top w:val="double" w:sz="4" w:space="0" w:color="47D459" w:themeColor="accent3" w:themeTint="99"/>
-              <w:left w:val="double" w:sz="4" w:space="0" w:color="47D459" w:themeColor="accent3" w:themeTint="99"/>
-              <w:bottom w:val="double" w:sz="4" w:space="0" w:color="47D459" w:themeColor="accent3" w:themeTint="99"/>
-              <w:right w:val="double" w:sz="4" w:space="0" w:color="47D459" w:themeColor="accent3" w:themeTint="99"/>
-            </w:tcBorders>
-            <w:vAlign w:val="center"/>
-            <w:hideMark/>
-          </w:tcPr>
-          <w:p>
-            <w:pPr>
-              <w:spacing w:after="160" w:line="259" w:lineRule="auto"/>
-              <w:ind w:right="-455"/>
-              <w:rPr>
-                <w:rFonts w:ascii="Arial Nova Cond" w:eastAsia="Arial" w:hAnsi="Arial Nova Cond" w:cs="Arial"/>
-                <w:b/>
-                <w:color w:val="000000"/>
-              </w:rPr>
-            </w:pPr>
-            <w:r>
-              <w:rPr>
-                <w:rFonts w:ascii="Arial Nova Cond" w:eastAsia="Arial" w:hAnsi="Arial Nova Cond" w:cs="Arial"/>
-                <w:b/>
-                <w:color w:val="000000"/>
+            <w:vAlign w:val="center"/>
+          </w:tcPr>
+          <w:p>
+            <w:pPr>
+              <w:autoSpaceDE w:val="0"/>
+              <w:autoSpaceDN w:val="0"/>
+              <w:adjustRightInd w:val="0"/>
+              <w:jc w:val="center"/>
+              <w:rPr>
+                <w:rFonts w:ascii="Arial Nova Cond" w:hAnsi="Arial Nova Cond" w:cs="Arial"/>
+                <w:color w:val="000000"/>
+                <w:sz w:val="20"/>
+                <w:szCs w:val="20"/>
+              </w:rPr>
+            </w:pPr>
+            <w:r>
+              <w:rPr>
+                <w:rFonts w:ascii="Arial Nova Cond" w:hAnsi="Arial Nova Cond" w:cs="Arial"/>
+                <w:color w:val="000000"/>
+                <w:sz w:val="20"/>
+                <w:szCs w:val="20"/>
               </w:rPr>
               <w:t>{{producto2}}</w:t>
             </w:r>
@@ -12192,33 +12179,35 @@
           <w:tcPr>
             <w:tcW w:w="875" w:type="dxa"/>
             <w:vMerge w:val="restart"/>
-            <w:tcBorders>
-              <w:top w:val="double" w:sz="4" w:space="0" w:color="47D459" w:themeColor="accent3" w:themeTint="99"/>
-              <w:left w:val="double" w:sz="4" w:space="0" w:color="47D459" w:themeColor="accent3" w:themeTint="99"/>
-              <w:bottom w:val="double" w:sz="4" w:space="0" w:color="47D459" w:themeColor="accent3" w:themeTint="99"/>
-              <w:right w:val="double" w:sz="4" w:space="0" w:color="47D459" w:themeColor="accent3" w:themeTint="99"/>
-            </w:tcBorders>
-            <w:vAlign w:val="center"/>
-            <w:hideMark/>
-          </w:tcPr>
-          <w:p>
-            <w:pPr>
-              <w:spacing w:after="160" w:line="259" w:lineRule="auto"/>
-              <w:ind w:right="-455"/>
-              <w:rPr>
-                <w:rFonts w:ascii="Arial Nova Cond" w:eastAsia="Arial" w:hAnsi="Arial Nova Cond" w:cs="Arial"/>
-                <w:b/>
-                <w:bCs/>
-                <w:color w:val="000000"/>
+            <w:vAlign w:val="center"/>
+          </w:tcPr>
+          <w:p>
+            <w:pPr>
+              <w:pStyle w:val="Prrafodelista"/>
+              <w:tabs>
+                <w:tab w:val="left" w:pos="0"/>
+                <w:tab w:val="left" w:pos="142"/>
+                <w:tab w:val="left" w:pos="284"/>
+              </w:tabs>
+              <w:spacing w:line="276" w:lineRule="auto"/>
+              <w:ind w:left="0"/>
+              <w:jc w:val="center"/>
+              <w:rPr>
+                <w:rFonts w:ascii="Arial Nova Cond" w:eastAsia="Calibri" w:hAnsi="Arial Nova Cond" w:cs="Times New Roman"/>
+                <w:b/>
+                <w:bCs/>
+                <w:sz w:val="20"/>
+                <w:szCs w:val="20"/>
                 <w:lang w:val="es-ES_tradnl"/>
               </w:rPr>
             </w:pPr>
             <w:r>
               <w:rPr>
-                <w:rFonts w:ascii="Arial Nova Cond" w:eastAsia="Arial" w:hAnsi="Arial Nova Cond" w:cs="Arial"/>
-                <w:b/>
-                <w:bCs/>
-                <w:color w:val="000000"/>
+                <w:rFonts w:ascii="Arial Nova Cond" w:eastAsia="Calibri" w:hAnsi="Arial Nova Cond" w:cs="Times New Roman"/>
+                <w:b/>
+                <w:bCs/>
+                <w:sz w:val="20"/>
+                <w:szCs w:val="20"/>
                 <w:lang w:val="es-ES_tradnl"/>
               </w:rPr>
               <w:t>II</w:t>
@@ -12228,33 +12217,35 @@
         <w:tc>
           <w:tcPr>
             <w:tcW w:w="1095" w:type="dxa"/>
-            <w:tcBorders>
-              <w:top w:val="double" w:sz="4" w:space="0" w:color="47D459" w:themeColor="accent3" w:themeTint="99"/>
-              <w:left w:val="double" w:sz="4" w:space="0" w:color="47D459" w:themeColor="accent3" w:themeTint="99"/>
-              <w:bottom w:val="double" w:sz="4" w:space="0" w:color="47D459" w:themeColor="accent3" w:themeTint="99"/>
-              <w:right w:val="double" w:sz="4" w:space="0" w:color="47D459" w:themeColor="accent3" w:themeTint="99"/>
-            </w:tcBorders>
-            <w:vAlign w:val="center"/>
-            <w:hideMark/>
-          </w:tcPr>
-          <w:p>
-            <w:pPr>
-              <w:spacing w:after="160" w:line="259" w:lineRule="auto"/>
-              <w:ind w:right="-455"/>
-              <w:rPr>
-                <w:rFonts w:ascii="Arial Nova Cond" w:eastAsia="Arial" w:hAnsi="Arial Nova Cond" w:cs="Arial"/>
-                <w:b/>
-                <w:bCs/>
-                <w:color w:val="000000"/>
+            <w:vAlign w:val="center"/>
+          </w:tcPr>
+          <w:p>
+            <w:pPr>
+              <w:pStyle w:val="Prrafodelista"/>
+              <w:tabs>
+                <w:tab w:val="left" w:pos="0"/>
+                <w:tab w:val="left" w:pos="142"/>
+                <w:tab w:val="left" w:pos="284"/>
+              </w:tabs>
+              <w:spacing w:line="276" w:lineRule="auto"/>
+              <w:ind w:left="0"/>
+              <w:jc w:val="center"/>
+              <w:rPr>
+                <w:rFonts w:ascii="Arial Nova Cond" w:eastAsia="Calibri" w:hAnsi="Arial Nova Cond" w:cs="Times New Roman"/>
+                <w:b/>
+                <w:bCs/>
+                <w:sz w:val="20"/>
+                <w:szCs w:val="20"/>
                 <w:lang w:val="es-ES_tradnl"/>
               </w:rPr>
             </w:pPr>
             <w:r>
               <w:rPr>
-                <w:rFonts w:ascii="Arial Nova Cond" w:eastAsia="Arial" w:hAnsi="Arial Nova Cond" w:cs="Arial"/>
-                <w:b/>
-                <w:bCs/>
-                <w:color w:val="000000"/>
+                <w:rFonts w:ascii="Arial Nova Cond" w:eastAsia="Calibri" w:hAnsi="Arial Nova Cond" w:cs="Times New Roman"/>
+                <w:b/>
+                <w:bCs/>
+                <w:sz w:val="20"/>
+                <w:szCs w:val="20"/>
                 <w:lang w:val="es-ES_tradnl"/>
               </w:rPr>
               <w:t>U 3</w:t>
@@ -12264,30 +12255,23 @@
         <w:tc>
           <w:tcPr>
             <w:tcW w:w="1726" w:type="dxa"/>
-            <w:tcBorders>
-              <w:top w:val="double" w:sz="4" w:space="0" w:color="47D459" w:themeColor="accent3" w:themeTint="99"/>
-              <w:left w:val="double" w:sz="4" w:space="0" w:color="47D459" w:themeColor="accent3" w:themeTint="99"/>
-              <w:bottom w:val="double" w:sz="4" w:space="0" w:color="47D459" w:themeColor="accent3" w:themeTint="99"/>
-              <w:right w:val="double" w:sz="4" w:space="0" w:color="47D459" w:themeColor="accent3" w:themeTint="99"/>
-            </w:tcBorders>
-            <w:vAlign w:val="center"/>
-            <w:hideMark/>
-          </w:tcPr>
-          <w:p>
-            <w:pPr>
-              <w:spacing w:after="160" w:line="259" w:lineRule="auto"/>
-              <w:ind w:right="-455"/>
-              <w:rPr>
-                <w:rFonts w:ascii="Arial Nova Cond" w:eastAsia="Arial" w:hAnsi="Arial Nova Cond" w:cs="Arial"/>
-                <w:b/>
-                <w:color w:val="000000"/>
-              </w:rPr>
-            </w:pPr>
-            <w:r>
-              <w:rPr>
-                <w:rFonts w:ascii="Arial Nova Cond" w:eastAsia="Arial" w:hAnsi="Arial Nova Cond" w:cs="Arial"/>
-                <w:b/>
-                <w:color w:val="000000"/>
+            <w:vAlign w:val="center"/>
+          </w:tcPr>
+          <w:p>
+            <w:pPr>
+              <w:pStyle w:val="Sinespaciado"/>
+              <w:jc w:val="both"/>
+              <w:rPr>
+                <w:rFonts w:ascii="Arial Nova Cond" w:eastAsia="Times New Roman" w:hAnsi="Arial Nova Cond" w:cs="Times New Roman"/>
+                <w:sz w:val="20"/>
+                <w:szCs w:val="20"/>
+              </w:rPr>
+            </w:pPr>
+            <w:r>
+              <w:rPr>
+                <w:rFonts w:ascii="Arial Nova Cond" w:eastAsia="Calibri" w:hAnsi="Arial Nova Cond" w:cs="Times New Roman"/>
+                <w:sz w:val="20"/>
+                <w:szCs w:val="20"/>
                 <w:lang w:val="es-ES_tradnl"/>
               </w:rPr>
               <w:t>{{problemapotencialidad3}}</w:t>
@@ -12297,31 +12281,32 @@
         <w:tc>
           <w:tcPr>
             <w:tcW w:w="6169" w:type="dxa"/>
-            <w:tcBorders>
-              <w:top w:val="double" w:sz="4" w:space="0" w:color="47D459" w:themeColor="accent3" w:themeTint="99"/>
-              <w:left w:val="double" w:sz="4" w:space="0" w:color="47D459" w:themeColor="accent3" w:themeTint="99"/>
-              <w:bottom w:val="double" w:sz="4" w:space="0" w:color="47D459" w:themeColor="accent3" w:themeTint="99"/>
-              <w:right w:val="double" w:sz="4" w:space="0" w:color="47D459" w:themeColor="accent3" w:themeTint="99"/>
-            </w:tcBorders>
-            <w:vAlign w:val="center"/>
-            <w:hideMark/>
-          </w:tcPr>
-          <w:p>
-            <w:pPr>
-              <w:spacing w:after="160" w:line="259" w:lineRule="auto"/>
-              <w:ind w:right="-455"/>
-              <w:rPr>
-                <w:rFonts w:ascii="Arial Nova Cond" w:eastAsia="Arial" w:hAnsi="Arial Nova Cond" w:cs="Arial"/>
-                <w:b/>
-                <w:color w:val="000000"/>
+            <w:vAlign w:val="center"/>
+          </w:tcPr>
+          <w:p>
+            <w:pPr>
+              <w:pStyle w:val="Prrafodelista"/>
+              <w:tabs>
+                <w:tab w:val="left" w:pos="0"/>
+                <w:tab w:val="left" w:pos="142"/>
+                <w:tab w:val="left" w:pos="284"/>
+              </w:tabs>
+              <w:spacing w:line="276" w:lineRule="auto"/>
+              <w:ind w:left="0"/>
+              <w:jc w:val="both"/>
+              <w:rPr>
+                <w:rFonts w:ascii="Arial Nova Cond" w:eastAsia="Calibri" w:hAnsi="Arial Nova Cond" w:cs="Times New Roman"/>
+                <w:color w:val="000000" w:themeColor="text1"/>
+                <w:sz w:val="20"/>
+                <w:szCs w:val="20"/>
                 <w:lang w:val="es-ES_tradnl"/>
               </w:rPr>
             </w:pPr>
             <w:r>
               <w:rPr>
-                <w:rFonts w:ascii="Arial Nova Cond" w:eastAsia="Arial" w:hAnsi="Arial Nova Cond" w:cs="Arial"/>
-                <w:b/>
-                <w:color w:val="000000"/>
+                <w:rFonts w:ascii="Arial Nova Cond" w:eastAsia="Calibri" w:hAnsi="Arial Nova Cond" w:cs="Times New Roman"/>
+                <w:sz w:val="20"/>
+                <w:szCs w:val="20"/>
                 <w:lang w:val="es-ES_tradnl"/>
               </w:rPr>
               <w:t>{{situacionsignificativa3}}</w:t>
@@ -12331,30 +12316,27 @@
         <w:tc>
           <w:tcPr>
             <w:tcW w:w="2015" w:type="dxa"/>
-            <w:tcBorders>
-              <w:top w:val="double" w:sz="4" w:space="0" w:color="47D459" w:themeColor="accent3" w:themeTint="99"/>
-              <w:left w:val="double" w:sz="4" w:space="0" w:color="47D459" w:themeColor="accent3" w:themeTint="99"/>
-              <w:bottom w:val="double" w:sz="4" w:space="0" w:color="47D459" w:themeColor="accent3" w:themeTint="99"/>
-              <w:right w:val="double" w:sz="4" w:space="0" w:color="47D459" w:themeColor="accent3" w:themeTint="99"/>
-            </w:tcBorders>
-            <w:vAlign w:val="center"/>
-            <w:hideMark/>
-          </w:tcPr>
-          <w:p>
-            <w:pPr>
-              <w:spacing w:after="160" w:line="259" w:lineRule="auto"/>
-              <w:ind w:right="-455"/>
-              <w:rPr>
-                <w:rFonts w:ascii="Arial Nova Cond" w:eastAsia="Arial" w:hAnsi="Arial Nova Cond" w:cs="Arial"/>
-                <w:b/>
-                <w:color w:val="000000"/>
-              </w:rPr>
-            </w:pPr>
-            <w:r>
-              <w:rPr>
-                <w:rFonts w:ascii="Arial Nova Cond" w:eastAsia="Arial" w:hAnsi="Arial Nova Cond" w:cs="Arial"/>
-                <w:b/>
-                <w:color w:val="000000"/>
+            <w:vAlign w:val="center"/>
+          </w:tcPr>
+          <w:p>
+            <w:pPr>
+              <w:autoSpaceDE w:val="0"/>
+              <w:autoSpaceDN w:val="0"/>
+              <w:adjustRightInd w:val="0"/>
+              <w:jc w:val="center"/>
+              <w:rPr>
+                <w:rFonts w:ascii="Arial Nova Cond" w:hAnsi="Arial Nova Cond" w:cs="Arial"/>
+                <w:color w:val="215E99" w:themeColor="text2" w:themeTint="BF"/>
+                <w:sz w:val="20"/>
+                <w:szCs w:val="20"/>
+              </w:rPr>
+            </w:pPr>
+            <w:r>
+              <w:rPr>
+                <w:rFonts w:ascii="Arial Nova Cond" w:hAnsi="Arial Nova Cond" w:cs="Arial"/>
+                <w:color w:val="000000"/>
+                <w:sz w:val="20"/>
+                <w:szCs w:val="20"/>
               </w:rPr>
               <w:t>{{titulosituacionsignificativa3}}</w:t>
             </w:r>
@@ -12363,30 +12345,27 @@
         <w:tc>
           <w:tcPr>
             <w:tcW w:w="1634" w:type="dxa"/>
-            <w:tcBorders>
-              <w:top w:val="double" w:sz="4" w:space="0" w:color="47D459" w:themeColor="accent3" w:themeTint="99"/>
-              <w:left w:val="double" w:sz="4" w:space="0" w:color="47D459" w:themeColor="accent3" w:themeTint="99"/>
-              <w:bottom w:val="double" w:sz="4" w:space="0" w:color="47D459" w:themeColor="accent3" w:themeTint="99"/>
-              <w:right w:val="double" w:sz="4" w:space="0" w:color="47D459" w:themeColor="accent3" w:themeTint="99"/>
-            </w:tcBorders>
-            <w:vAlign w:val="center"/>
-            <w:hideMark/>
-          </w:tcPr>
-          <w:p>
-            <w:pPr>
-              <w:spacing w:after="160" w:line="259" w:lineRule="auto"/>
-              <w:ind w:right="-455"/>
-              <w:rPr>
-                <w:rFonts w:ascii="Arial Nova Cond" w:eastAsia="Arial" w:hAnsi="Arial Nova Cond" w:cs="Arial"/>
-                <w:b/>
-                <w:color w:val="000000"/>
-              </w:rPr>
-            </w:pPr>
-            <w:r>
-              <w:rPr>
-                <w:rFonts w:ascii="Arial Nova Cond" w:eastAsia="Arial" w:hAnsi="Arial Nova Cond" w:cs="Arial"/>
-                <w:b/>
-                <w:color w:val="000000"/>
+            <w:vAlign w:val="center"/>
+          </w:tcPr>
+          <w:p>
+            <w:pPr>
+              <w:autoSpaceDE w:val="0"/>
+              <w:autoSpaceDN w:val="0"/>
+              <w:adjustRightInd w:val="0"/>
+              <w:jc w:val="both"/>
+              <w:rPr>
+                <w:rFonts w:ascii="Arial Nova Cond" w:hAnsi="Arial Nova Cond" w:cs="Arial"/>
+                <w:color w:val="000000"/>
+                <w:sz w:val="20"/>
+                <w:szCs w:val="20"/>
+              </w:rPr>
+            </w:pPr>
+            <w:r>
+              <w:rPr>
+                <w:rFonts w:ascii="Arial Nova Cond" w:hAnsi="Arial Nova Cond" w:cs="Arial"/>
+                <w:color w:val="000000"/>
+                <w:sz w:val="20"/>
+                <w:szCs w:val="20"/>
               </w:rPr>
               <w:t>{{competencias3}}</w:t>
             </w:r>
@@ -12395,30 +12374,27 @@
         <w:tc>
           <w:tcPr>
             <w:tcW w:w="1337" w:type="dxa"/>
-            <w:tcBorders>
-              <w:top w:val="double" w:sz="4" w:space="0" w:color="47D459" w:themeColor="accent3" w:themeTint="99"/>
-              <w:left w:val="double" w:sz="4" w:space="0" w:color="47D459" w:themeColor="accent3" w:themeTint="99"/>
-              <w:bottom w:val="double" w:sz="4" w:space="0" w:color="47D459" w:themeColor="accent3" w:themeTint="99"/>
-              <w:right w:val="double" w:sz="4" w:space="0" w:color="47D459" w:themeColor="accent3" w:themeTint="99"/>
-            </w:tcBorders>
-            <w:vAlign w:val="center"/>
-            <w:hideMark/>
-          </w:tcPr>
-          <w:p>
-            <w:pPr>
-              <w:spacing w:after="160" w:line="259" w:lineRule="auto"/>
-              <w:ind w:right="-455"/>
-              <w:rPr>
-                <w:rFonts w:ascii="Arial Nova Cond" w:eastAsia="Arial" w:hAnsi="Arial Nova Cond" w:cs="Arial"/>
-                <w:b/>
-                <w:color w:val="000000"/>
-              </w:rPr>
-            </w:pPr>
-            <w:r>
-              <w:rPr>
-                <w:rFonts w:ascii="Arial Nova Cond" w:eastAsia="Arial" w:hAnsi="Arial Nova Cond" w:cs="Arial"/>
-                <w:b/>
-                <w:color w:val="000000"/>
+            <w:vAlign w:val="center"/>
+          </w:tcPr>
+          <w:p>
+            <w:pPr>
+              <w:autoSpaceDE w:val="0"/>
+              <w:autoSpaceDN w:val="0"/>
+              <w:adjustRightInd w:val="0"/>
+              <w:jc w:val="center"/>
+              <w:rPr>
+                <w:rFonts w:ascii="Arial Nova Cond" w:hAnsi="Arial Nova Cond" w:cs="Arial"/>
+                <w:color w:val="000000"/>
+                <w:sz w:val="20"/>
+                <w:szCs w:val="20"/>
+              </w:rPr>
+            </w:pPr>
+            <w:r>
+              <w:rPr>
+                <w:rFonts w:ascii="Arial Nova Cond" w:hAnsi="Arial Nova Cond" w:cs="Arial"/>
+                <w:color w:val="000000"/>
+                <w:sz w:val="20"/>
+                <w:szCs w:val="20"/>
               </w:rPr>
               <w:t>{{producto3}}</w:t>
             </w:r>
@@ -12434,24 +12410,25 @@
           <w:tcPr>
             <w:tcW w:w="875" w:type="dxa"/>
             <w:vMerge/>
-            <w:tcBorders>
-              <w:top w:val="double" w:sz="4" w:space="0" w:color="47D459" w:themeColor="accent3" w:themeTint="99"/>
-              <w:left w:val="double" w:sz="4" w:space="0" w:color="47D459" w:themeColor="accent3" w:themeTint="99"/>
-              <w:bottom w:val="double" w:sz="4" w:space="0" w:color="47D459" w:themeColor="accent3" w:themeTint="99"/>
-              <w:right w:val="double" w:sz="4" w:space="0" w:color="47D459" w:themeColor="accent3" w:themeTint="99"/>
-            </w:tcBorders>
-            <w:vAlign w:val="center"/>
-            <w:hideMark/>
-          </w:tcPr>
-          <w:p>
-            <w:pPr>
-              <w:spacing w:after="160" w:line="259" w:lineRule="auto"/>
-              <w:ind w:right="-455"/>
-              <w:rPr>
-                <w:rFonts w:ascii="Arial Nova Cond" w:eastAsia="Arial" w:hAnsi="Arial Nova Cond" w:cs="Arial"/>
-                <w:b/>
-                <w:bCs/>
-                <w:color w:val="000000"/>
+            <w:vAlign w:val="center"/>
+          </w:tcPr>
+          <w:p>
+            <w:pPr>
+              <w:pStyle w:val="Prrafodelista"/>
+              <w:tabs>
+                <w:tab w:val="left" w:pos="0"/>
+                <w:tab w:val="left" w:pos="142"/>
+                <w:tab w:val="left" w:pos="284"/>
+              </w:tabs>
+              <w:spacing w:line="276" w:lineRule="auto"/>
+              <w:ind w:left="0"/>
+              <w:jc w:val="center"/>
+              <w:rPr>
+                <w:rFonts w:ascii="Arial Nova Cond" w:eastAsia="Calibri" w:hAnsi="Arial Nova Cond" w:cs="Times New Roman"/>
+                <w:b/>
+                <w:bCs/>
+                <w:sz w:val="20"/>
+                <w:szCs w:val="20"/>
                 <w:lang w:val="es-ES_tradnl"/>
               </w:rPr>
             </w:pPr>
@@ -12460,33 +12437,35 @@
         <w:tc>
           <w:tcPr>
             <w:tcW w:w="1095" w:type="dxa"/>
-            <w:tcBorders>
-              <w:top w:val="double" w:sz="4" w:space="0" w:color="47D459" w:themeColor="accent3" w:themeTint="99"/>
-              <w:left w:val="double" w:sz="4" w:space="0" w:color="47D459" w:themeColor="accent3" w:themeTint="99"/>
-              <w:bottom w:val="double" w:sz="4" w:space="0" w:color="47D459" w:themeColor="accent3" w:themeTint="99"/>
-              <w:right w:val="double" w:sz="4" w:space="0" w:color="47D459" w:themeColor="accent3" w:themeTint="99"/>
-            </w:tcBorders>
-            <w:vAlign w:val="center"/>
-            <w:hideMark/>
-          </w:tcPr>
-          <w:p>
-            <w:pPr>
-              <w:spacing w:after="160" w:line="259" w:lineRule="auto"/>
-              <w:ind w:right="-455"/>
-              <w:rPr>
-                <w:rFonts w:ascii="Arial Nova Cond" w:eastAsia="Arial" w:hAnsi="Arial Nova Cond" w:cs="Arial"/>
-                <w:b/>
-                <w:bCs/>
-                <w:color w:val="000000"/>
+            <w:vAlign w:val="center"/>
+          </w:tcPr>
+          <w:p>
+            <w:pPr>
+              <w:pStyle w:val="Prrafodelista"/>
+              <w:tabs>
+                <w:tab w:val="left" w:pos="0"/>
+                <w:tab w:val="left" w:pos="142"/>
+                <w:tab w:val="left" w:pos="284"/>
+              </w:tabs>
+              <w:spacing w:line="276" w:lineRule="auto"/>
+              <w:ind w:left="0"/>
+              <w:jc w:val="center"/>
+              <w:rPr>
+                <w:rFonts w:ascii="Arial Nova Cond" w:eastAsia="Calibri" w:hAnsi="Arial Nova Cond" w:cs="Times New Roman"/>
+                <w:b/>
+                <w:bCs/>
+                <w:sz w:val="20"/>
+                <w:szCs w:val="20"/>
                 <w:lang w:val="es-ES_tradnl"/>
               </w:rPr>
             </w:pPr>
             <w:r>
               <w:rPr>
-                <w:rFonts w:ascii="Arial Nova Cond" w:eastAsia="Arial" w:hAnsi="Arial Nova Cond" w:cs="Arial"/>
-                <w:b/>
-                <w:bCs/>
-                <w:color w:val="000000"/>
+                <w:rFonts w:ascii="Arial Nova Cond" w:eastAsia="Calibri" w:hAnsi="Arial Nova Cond" w:cs="Times New Roman"/>
+                <w:b/>
+                <w:bCs/>
+                <w:sz w:val="20"/>
+                <w:szCs w:val="20"/>
                 <w:lang w:val="es-ES_tradnl"/>
               </w:rPr>
               <w:t>U 4</w:t>
@@ -12496,30 +12475,23 @@
         <w:tc>
           <w:tcPr>
             <w:tcW w:w="1726" w:type="dxa"/>
-            <w:tcBorders>
-              <w:top w:val="double" w:sz="4" w:space="0" w:color="47D459" w:themeColor="accent3" w:themeTint="99"/>
-              <w:left w:val="double" w:sz="4" w:space="0" w:color="47D459" w:themeColor="accent3" w:themeTint="99"/>
-              <w:bottom w:val="double" w:sz="4" w:space="0" w:color="47D459" w:themeColor="accent3" w:themeTint="99"/>
-              <w:right w:val="double" w:sz="4" w:space="0" w:color="47D459" w:themeColor="accent3" w:themeTint="99"/>
-            </w:tcBorders>
-            <w:vAlign w:val="center"/>
-            <w:hideMark/>
-          </w:tcPr>
-          <w:p>
-            <w:pPr>
-              <w:spacing w:after="160" w:line="259" w:lineRule="auto"/>
-              <w:ind w:right="-455"/>
-              <w:rPr>
-                <w:rFonts w:ascii="Arial Nova Cond" w:eastAsia="Arial" w:hAnsi="Arial Nova Cond" w:cs="Arial"/>
-                <w:b/>
-                <w:color w:val="000000"/>
-              </w:rPr>
-            </w:pPr>
-            <w:r>
-              <w:rPr>
-                <w:rFonts w:ascii="Arial Nova Cond" w:eastAsia="Arial" w:hAnsi="Arial Nova Cond" w:cs="Arial"/>
-                <w:b/>
-                <w:color w:val="000000"/>
+            <w:vAlign w:val="center"/>
+          </w:tcPr>
+          <w:p>
+            <w:pPr>
+              <w:pStyle w:val="Sinespaciado"/>
+              <w:jc w:val="both"/>
+              <w:rPr>
+                <w:rFonts w:ascii="Arial Nova Cond" w:hAnsi="Arial Nova Cond"/>
+                <w:sz w:val="20"/>
+                <w:szCs w:val="20"/>
+              </w:rPr>
+            </w:pPr>
+            <w:r>
+              <w:rPr>
+                <w:rFonts w:ascii="Arial Nova Cond" w:eastAsia="Calibri" w:hAnsi="Arial Nova Cond" w:cs="Times New Roman"/>
+                <w:sz w:val="20"/>
+                <w:szCs w:val="20"/>
                 <w:lang w:val="es-ES_tradnl"/>
               </w:rPr>
               <w:t>{{problemapotencialidad4}}</w:t>
@@ -12529,31 +12501,32 @@
         <w:tc>
           <w:tcPr>
             <w:tcW w:w="6169" w:type="dxa"/>
-            <w:tcBorders>
-              <w:top w:val="double" w:sz="4" w:space="0" w:color="47D459" w:themeColor="accent3" w:themeTint="99"/>
-              <w:left w:val="double" w:sz="4" w:space="0" w:color="47D459" w:themeColor="accent3" w:themeTint="99"/>
-              <w:bottom w:val="double" w:sz="4" w:space="0" w:color="47D459" w:themeColor="accent3" w:themeTint="99"/>
-              <w:right w:val="double" w:sz="4" w:space="0" w:color="47D459" w:themeColor="accent3" w:themeTint="99"/>
-            </w:tcBorders>
-            <w:vAlign w:val="center"/>
-            <w:hideMark/>
-          </w:tcPr>
-          <w:p>
-            <w:pPr>
-              <w:spacing w:after="160" w:line="259" w:lineRule="auto"/>
-              <w:ind w:right="-455"/>
-              <w:rPr>
-                <w:rFonts w:ascii="Arial Nova Cond" w:eastAsia="Arial" w:hAnsi="Arial Nova Cond" w:cs="Arial"/>
-                <w:b/>
-                <w:color w:val="000000"/>
+            <w:vAlign w:val="center"/>
+          </w:tcPr>
+          <w:p>
+            <w:pPr>
+              <w:pStyle w:val="Prrafodelista"/>
+              <w:tabs>
+                <w:tab w:val="left" w:pos="0"/>
+                <w:tab w:val="left" w:pos="142"/>
+                <w:tab w:val="left" w:pos="284"/>
+              </w:tabs>
+              <w:spacing w:line="276" w:lineRule="auto"/>
+              <w:ind w:left="0"/>
+              <w:jc w:val="both"/>
+              <w:rPr>
+                <w:rFonts w:ascii="Arial Nova Cond" w:eastAsia="Calibri" w:hAnsi="Arial Nova Cond" w:cs="Times New Roman"/>
+                <w:color w:val="000000" w:themeColor="text1"/>
+                <w:sz w:val="20"/>
+                <w:szCs w:val="20"/>
                 <w:lang w:val="es-ES_tradnl"/>
               </w:rPr>
             </w:pPr>
             <w:r>
               <w:rPr>
-                <w:rFonts w:ascii="Arial Nova Cond" w:eastAsia="Arial" w:hAnsi="Arial Nova Cond" w:cs="Arial"/>
-                <w:b/>
-                <w:color w:val="000000"/>
+                <w:rFonts w:ascii="Arial Nova Cond" w:eastAsia="Calibri" w:hAnsi="Arial Nova Cond" w:cs="Times New Roman"/>
+                <w:sz w:val="20"/>
+                <w:szCs w:val="20"/>
                 <w:lang w:val="es-ES_tradnl"/>
               </w:rPr>
               <w:t>{{situacionsignificativa4}}</w:t>
@@ -12563,30 +12536,27 @@
         <w:tc>
           <w:tcPr>
             <w:tcW w:w="2015" w:type="dxa"/>
-            <w:tcBorders>
-              <w:top w:val="double" w:sz="4" w:space="0" w:color="47D459" w:themeColor="accent3" w:themeTint="99"/>
-              <w:left w:val="double" w:sz="4" w:space="0" w:color="47D459" w:themeColor="accent3" w:themeTint="99"/>
-              <w:bottom w:val="double" w:sz="4" w:space="0" w:color="47D459" w:themeColor="accent3" w:themeTint="99"/>
-              <w:right w:val="double" w:sz="4" w:space="0" w:color="47D459" w:themeColor="accent3" w:themeTint="99"/>
-            </w:tcBorders>
-            <w:vAlign w:val="center"/>
-            <w:hideMark/>
-          </w:tcPr>
-          <w:p>
-            <w:pPr>
-              <w:spacing w:after="160" w:line="259" w:lineRule="auto"/>
-              <w:ind w:right="-455"/>
-              <w:rPr>
-                <w:rFonts w:ascii="Arial Nova Cond" w:eastAsia="Arial" w:hAnsi="Arial Nova Cond" w:cs="Arial"/>
-                <w:b/>
-                <w:color w:val="000000"/>
-              </w:rPr>
-            </w:pPr>
-            <w:r>
-              <w:rPr>
-                <w:rFonts w:ascii="Arial Nova Cond" w:eastAsia="Arial" w:hAnsi="Arial Nova Cond" w:cs="Arial"/>
-                <w:b/>
-                <w:color w:val="000000"/>
+            <w:vAlign w:val="center"/>
+          </w:tcPr>
+          <w:p>
+            <w:pPr>
+              <w:autoSpaceDE w:val="0"/>
+              <w:autoSpaceDN w:val="0"/>
+              <w:adjustRightInd w:val="0"/>
+              <w:jc w:val="center"/>
+              <w:rPr>
+                <w:rFonts w:ascii="Arial Nova Cond" w:hAnsi="Arial Nova Cond" w:cs="Arial"/>
+                <w:color w:val="000000" w:themeColor="text1"/>
+                <w:sz w:val="20"/>
+                <w:szCs w:val="20"/>
+              </w:rPr>
+            </w:pPr>
+            <w:r>
+              <w:rPr>
+                <w:rFonts w:ascii="Arial Nova Cond" w:hAnsi="Arial Nova Cond" w:cs="Arial"/>
+                <w:color w:val="000000"/>
+                <w:sz w:val="20"/>
+                <w:szCs w:val="20"/>
               </w:rPr>
               <w:t>{{titulosituacionsignificativa4}}</w:t>
             </w:r>
@@ -12595,30 +12565,27 @@
         <w:tc>
           <w:tcPr>
             <w:tcW w:w="1634" w:type="dxa"/>
-            <w:tcBorders>
-              <w:top w:val="double" w:sz="4" w:space="0" w:color="47D459" w:themeColor="accent3" w:themeTint="99"/>
-              <w:left w:val="double" w:sz="4" w:space="0" w:color="47D459" w:themeColor="accent3" w:themeTint="99"/>
-              <w:bottom w:val="double" w:sz="4" w:space="0" w:color="47D459" w:themeColor="accent3" w:themeTint="99"/>
-              <w:right w:val="double" w:sz="4" w:space="0" w:color="47D459" w:themeColor="accent3" w:themeTint="99"/>
-            </w:tcBorders>
-            <w:vAlign w:val="center"/>
-            <w:hideMark/>
-          </w:tcPr>
-          <w:p>
-            <w:pPr>
-              <w:spacing w:after="160" w:line="259" w:lineRule="auto"/>
-              <w:ind w:right="-455"/>
-              <w:rPr>
-                <w:rFonts w:ascii="Arial Nova Cond" w:eastAsia="Arial" w:hAnsi="Arial Nova Cond" w:cs="Arial"/>
-                <w:b/>
-                <w:color w:val="000000"/>
-              </w:rPr>
-            </w:pPr>
-            <w:r>
-              <w:rPr>
-                <w:rFonts w:ascii="Arial Nova Cond" w:eastAsia="Arial" w:hAnsi="Arial Nova Cond" w:cs="Arial"/>
-                <w:b/>
-                <w:color w:val="000000"/>
+            <w:vAlign w:val="center"/>
+          </w:tcPr>
+          <w:p>
+            <w:pPr>
+              <w:autoSpaceDE w:val="0"/>
+              <w:autoSpaceDN w:val="0"/>
+              <w:adjustRightInd w:val="0"/>
+              <w:jc w:val="both"/>
+              <w:rPr>
+                <w:rFonts w:ascii="Arial Nova Cond" w:hAnsi="Arial Nova Cond" w:cs="Arial"/>
+                <w:color w:val="000000"/>
+                <w:sz w:val="20"/>
+                <w:szCs w:val="20"/>
+              </w:rPr>
+            </w:pPr>
+            <w:r>
+              <w:rPr>
+                <w:rFonts w:ascii="Arial Nova Cond" w:hAnsi="Arial Nova Cond" w:cs="Arial"/>
+                <w:color w:val="000000"/>
+                <w:sz w:val="20"/>
+                <w:szCs w:val="20"/>
               </w:rPr>
               <w:t>{{competencias4}}</w:t>
             </w:r>
@@ -12627,30 +12594,27 @@
         <w:tc>
           <w:tcPr>
             <w:tcW w:w="1337" w:type="dxa"/>
-            <w:tcBorders>
-              <w:top w:val="double" w:sz="4" w:space="0" w:color="47D459" w:themeColor="accent3" w:themeTint="99"/>
-              <w:left w:val="double" w:sz="4" w:space="0" w:color="47D459" w:themeColor="accent3" w:themeTint="99"/>
-              <w:bottom w:val="double" w:sz="4" w:space="0" w:color="47D459" w:themeColor="accent3" w:themeTint="99"/>
-              <w:right w:val="double" w:sz="4" w:space="0" w:color="47D459" w:themeColor="accent3" w:themeTint="99"/>
-            </w:tcBorders>
-            <w:vAlign w:val="center"/>
-            <w:hideMark/>
-          </w:tcPr>
-          <w:p>
-            <w:pPr>
-              <w:spacing w:after="160" w:line="259" w:lineRule="auto"/>
-              <w:ind w:right="-455"/>
-              <w:rPr>
-                <w:rFonts w:ascii="Arial Nova Cond" w:eastAsia="Arial" w:hAnsi="Arial Nova Cond" w:cs="Arial"/>
-                <w:b/>
-                <w:color w:val="000000"/>
-              </w:rPr>
-            </w:pPr>
-            <w:r>
-              <w:rPr>
-                <w:rFonts w:ascii="Arial Nova Cond" w:eastAsia="Arial" w:hAnsi="Arial Nova Cond" w:cs="Arial"/>
-                <w:b/>
-                <w:color w:val="000000"/>
+            <w:vAlign w:val="center"/>
+          </w:tcPr>
+          <w:p>
+            <w:pPr>
+              <w:autoSpaceDE w:val="0"/>
+              <w:autoSpaceDN w:val="0"/>
+              <w:adjustRightInd w:val="0"/>
+              <w:jc w:val="center"/>
+              <w:rPr>
+                <w:rFonts w:ascii="Arial Nova Cond" w:hAnsi="Arial Nova Cond" w:cs="Arial"/>
+                <w:color w:val="000000"/>
+                <w:sz w:val="20"/>
+                <w:szCs w:val="20"/>
+              </w:rPr>
+            </w:pPr>
+            <w:r>
+              <w:rPr>
+                <w:rFonts w:ascii="Arial Nova Cond" w:hAnsi="Arial Nova Cond" w:cs="Arial"/>
+                <w:color w:val="000000"/>
+                <w:sz w:val="20"/>
+                <w:szCs w:val="20"/>
               </w:rPr>
               <w:t>{{producto4}}</w:t>
             </w:r>
@@ -12666,33 +12630,35 @@
           <w:tcPr>
             <w:tcW w:w="875" w:type="dxa"/>
             <w:vMerge w:val="restart"/>
-            <w:tcBorders>
-              <w:top w:val="double" w:sz="4" w:space="0" w:color="47D459" w:themeColor="accent3" w:themeTint="99"/>
-              <w:left w:val="double" w:sz="4" w:space="0" w:color="47D459" w:themeColor="accent3" w:themeTint="99"/>
-              <w:bottom w:val="double" w:sz="4" w:space="0" w:color="47D459" w:themeColor="accent3" w:themeTint="99"/>
-              <w:right w:val="double" w:sz="4" w:space="0" w:color="47D459" w:themeColor="accent3" w:themeTint="99"/>
-            </w:tcBorders>
-            <w:vAlign w:val="center"/>
-            <w:hideMark/>
-          </w:tcPr>
-          <w:p>
-            <w:pPr>
-              <w:spacing w:after="160" w:line="259" w:lineRule="auto"/>
-              <w:ind w:right="-455"/>
-              <w:rPr>
-                <w:rFonts w:ascii="Arial Nova Cond" w:eastAsia="Arial" w:hAnsi="Arial Nova Cond" w:cs="Arial"/>
-                <w:b/>
-                <w:bCs/>
-                <w:color w:val="000000"/>
+            <w:vAlign w:val="center"/>
+          </w:tcPr>
+          <w:p>
+            <w:pPr>
+              <w:pStyle w:val="Prrafodelista"/>
+              <w:tabs>
+                <w:tab w:val="left" w:pos="0"/>
+                <w:tab w:val="left" w:pos="142"/>
+                <w:tab w:val="left" w:pos="284"/>
+              </w:tabs>
+              <w:spacing w:line="276" w:lineRule="auto"/>
+              <w:ind w:left="0"/>
+              <w:jc w:val="center"/>
+              <w:rPr>
+                <w:rFonts w:ascii="Arial Nova Cond" w:eastAsia="Calibri" w:hAnsi="Arial Nova Cond" w:cs="Times New Roman"/>
+                <w:b/>
+                <w:bCs/>
+                <w:sz w:val="20"/>
+                <w:szCs w:val="20"/>
                 <w:lang w:val="es-ES_tradnl"/>
               </w:rPr>
             </w:pPr>
             <w:r>
               <w:rPr>
-                <w:rFonts w:ascii="Arial Nova Cond" w:eastAsia="Arial" w:hAnsi="Arial Nova Cond" w:cs="Arial"/>
-                <w:b/>
-                <w:bCs/>
-                <w:color w:val="000000"/>
+                <w:rFonts w:ascii="Arial Nova Cond" w:eastAsia="Calibri" w:hAnsi="Arial Nova Cond" w:cs="Times New Roman"/>
+                <w:b/>
+                <w:bCs/>
+                <w:sz w:val="20"/>
+                <w:szCs w:val="20"/>
                 <w:lang w:val="es-ES_tradnl"/>
               </w:rPr>
               <w:t>III</w:t>
@@ -12702,33 +12668,35 @@
         <w:tc>
           <w:tcPr>
             <w:tcW w:w="1095" w:type="dxa"/>
-            <w:tcBorders>
-              <w:top w:val="double" w:sz="4" w:space="0" w:color="47D459" w:themeColor="accent3" w:themeTint="99"/>
-              <w:left w:val="double" w:sz="4" w:space="0" w:color="47D459" w:themeColor="accent3" w:themeTint="99"/>
-              <w:bottom w:val="double" w:sz="4" w:space="0" w:color="47D459" w:themeColor="accent3" w:themeTint="99"/>
-              <w:right w:val="double" w:sz="4" w:space="0" w:color="47D459" w:themeColor="accent3" w:themeTint="99"/>
-            </w:tcBorders>
-            <w:vAlign w:val="center"/>
-            <w:hideMark/>
-          </w:tcPr>
-          <w:p>
-            <w:pPr>
-              <w:spacing w:after="160" w:line="259" w:lineRule="auto"/>
-              <w:ind w:right="-455"/>
-              <w:rPr>
-                <w:rFonts w:ascii="Arial Nova Cond" w:eastAsia="Arial" w:hAnsi="Arial Nova Cond" w:cs="Arial"/>
-                <w:b/>
-                <w:bCs/>
-                <w:color w:val="000000"/>
+            <w:vAlign w:val="center"/>
+          </w:tcPr>
+          <w:p>
+            <w:pPr>
+              <w:pStyle w:val="Prrafodelista"/>
+              <w:tabs>
+                <w:tab w:val="left" w:pos="0"/>
+                <w:tab w:val="left" w:pos="142"/>
+                <w:tab w:val="left" w:pos="284"/>
+              </w:tabs>
+              <w:spacing w:line="276" w:lineRule="auto"/>
+              <w:ind w:left="0"/>
+              <w:jc w:val="center"/>
+              <w:rPr>
+                <w:rFonts w:ascii="Arial Nova Cond" w:eastAsia="Calibri" w:hAnsi="Arial Nova Cond" w:cs="Times New Roman"/>
+                <w:b/>
+                <w:bCs/>
+                <w:sz w:val="20"/>
+                <w:szCs w:val="20"/>
                 <w:lang w:val="es-ES_tradnl"/>
               </w:rPr>
             </w:pPr>
             <w:r>
               <w:rPr>
-                <w:rFonts w:ascii="Arial Nova Cond" w:eastAsia="Arial" w:hAnsi="Arial Nova Cond" w:cs="Arial"/>
-                <w:b/>
-                <w:bCs/>
-                <w:color w:val="000000"/>
+                <w:rFonts w:ascii="Arial Nova Cond" w:eastAsia="Calibri" w:hAnsi="Arial Nova Cond" w:cs="Times New Roman"/>
+                <w:b/>
+                <w:bCs/>
+                <w:sz w:val="20"/>
+                <w:szCs w:val="20"/>
                 <w:lang w:val="es-ES_tradnl"/>
               </w:rPr>
               <w:t>U 5</w:t>
@@ -12738,30 +12706,24 @@
         <w:tc>
           <w:tcPr>
             <w:tcW w:w="1726" w:type="dxa"/>
-            <w:tcBorders>
-              <w:top w:val="double" w:sz="4" w:space="0" w:color="47D459" w:themeColor="accent3" w:themeTint="99"/>
-              <w:left w:val="double" w:sz="4" w:space="0" w:color="47D459" w:themeColor="accent3" w:themeTint="99"/>
-              <w:bottom w:val="double" w:sz="4" w:space="0" w:color="47D459" w:themeColor="accent3" w:themeTint="99"/>
-              <w:right w:val="double" w:sz="4" w:space="0" w:color="47D459" w:themeColor="accent3" w:themeTint="99"/>
-            </w:tcBorders>
-            <w:vAlign w:val="center"/>
-            <w:hideMark/>
-          </w:tcPr>
-          <w:p>
-            <w:pPr>
-              <w:spacing w:after="160" w:line="259" w:lineRule="auto"/>
-              <w:ind w:right="-455"/>
-              <w:rPr>
-                <w:rFonts w:ascii="Arial Nova Cond" w:eastAsia="Arial" w:hAnsi="Arial Nova Cond" w:cs="Arial"/>
-                <w:b/>
-                <w:color w:val="000000"/>
-              </w:rPr>
-            </w:pPr>
-            <w:r>
-              <w:rPr>
-                <w:rFonts w:ascii="Arial Nova Cond" w:eastAsia="Arial" w:hAnsi="Arial Nova Cond" w:cs="Arial"/>
-                <w:b/>
-                <w:color w:val="000000"/>
+            <w:vAlign w:val="center"/>
+          </w:tcPr>
+          <w:p>
+            <w:pPr>
+              <w:pStyle w:val="Sinespaciado"/>
+              <w:jc w:val="both"/>
+              <w:rPr>
+                <w:rFonts w:ascii="Arial Nova Cond" w:hAnsi="Arial Nova Cond"/>
+                <w:color w:val="000000" w:themeColor="text1"/>
+                <w:sz w:val="20"/>
+                <w:szCs w:val="20"/>
+              </w:rPr>
+            </w:pPr>
+            <w:r>
+              <w:rPr>
+                <w:rFonts w:ascii="Arial Nova Cond" w:eastAsia="Calibri" w:hAnsi="Arial Nova Cond" w:cs="Times New Roman"/>
+                <w:sz w:val="20"/>
+                <w:szCs w:val="20"/>
                 <w:lang w:val="es-ES_tradnl"/>
               </w:rPr>
               <w:t>{{problemapotencialidad5}}</w:t>
@@ -12771,31 +12733,32 @@
         <w:tc>
           <w:tcPr>
             <w:tcW w:w="6169" w:type="dxa"/>
-            <w:tcBorders>
-              <w:top w:val="double" w:sz="4" w:space="0" w:color="47D459" w:themeColor="accent3" w:themeTint="99"/>
-              <w:left w:val="double" w:sz="4" w:space="0" w:color="47D459" w:themeColor="accent3" w:themeTint="99"/>
-              <w:bottom w:val="double" w:sz="4" w:space="0" w:color="47D459" w:themeColor="accent3" w:themeTint="99"/>
-              <w:right w:val="double" w:sz="4" w:space="0" w:color="47D459" w:themeColor="accent3" w:themeTint="99"/>
-            </w:tcBorders>
-            <w:vAlign w:val="center"/>
-            <w:hideMark/>
-          </w:tcPr>
-          <w:p>
-            <w:pPr>
-              <w:spacing w:after="160" w:line="259" w:lineRule="auto"/>
-              <w:ind w:right="-455"/>
-              <w:rPr>
-                <w:rFonts w:ascii="Arial Nova Cond" w:eastAsia="Arial" w:hAnsi="Arial Nova Cond" w:cs="Arial"/>
-                <w:b/>
-                <w:color w:val="000000"/>
+            <w:vAlign w:val="center"/>
+          </w:tcPr>
+          <w:p>
+            <w:pPr>
+              <w:pStyle w:val="Prrafodelista"/>
+              <w:tabs>
+                <w:tab w:val="left" w:pos="0"/>
+                <w:tab w:val="left" w:pos="142"/>
+                <w:tab w:val="left" w:pos="284"/>
+              </w:tabs>
+              <w:spacing w:line="276" w:lineRule="auto"/>
+              <w:ind w:left="0"/>
+              <w:jc w:val="both"/>
+              <w:rPr>
+                <w:rFonts w:ascii="Arial Nova Cond" w:eastAsia="Calibri" w:hAnsi="Arial Nova Cond" w:cs="Times New Roman"/>
+                <w:color w:val="000000" w:themeColor="text1"/>
+                <w:sz w:val="20"/>
+                <w:szCs w:val="20"/>
                 <w:lang w:val="es-ES_tradnl"/>
               </w:rPr>
             </w:pPr>
             <w:r>
               <w:rPr>
-                <w:rFonts w:ascii="Arial Nova Cond" w:eastAsia="Arial" w:hAnsi="Arial Nova Cond" w:cs="Arial"/>
-                <w:b/>
-                <w:color w:val="000000"/>
+                <w:rFonts w:ascii="Arial Nova Cond" w:eastAsia="Calibri" w:hAnsi="Arial Nova Cond" w:cs="Times New Roman"/>
+                <w:sz w:val="20"/>
+                <w:szCs w:val="20"/>
                 <w:lang w:val="es-ES_tradnl"/>
               </w:rPr>
               <w:t>{{situacionsignificativa5}}</w:t>
@@ -12805,30 +12768,27 @@
         <w:tc>
           <w:tcPr>
             <w:tcW w:w="2015" w:type="dxa"/>
-            <w:tcBorders>
-              <w:top w:val="double" w:sz="4" w:space="0" w:color="47D459" w:themeColor="accent3" w:themeTint="99"/>
-              <w:left w:val="double" w:sz="4" w:space="0" w:color="47D459" w:themeColor="accent3" w:themeTint="99"/>
-              <w:bottom w:val="double" w:sz="4" w:space="0" w:color="47D459" w:themeColor="accent3" w:themeTint="99"/>
-              <w:right w:val="double" w:sz="4" w:space="0" w:color="47D459" w:themeColor="accent3" w:themeTint="99"/>
-            </w:tcBorders>
-            <w:vAlign w:val="center"/>
-            <w:hideMark/>
-          </w:tcPr>
-          <w:p>
-            <w:pPr>
-              <w:spacing w:after="160" w:line="259" w:lineRule="auto"/>
-              <w:ind w:right="-455"/>
-              <w:rPr>
-                <w:rFonts w:ascii="Arial Nova Cond" w:eastAsia="Arial" w:hAnsi="Arial Nova Cond" w:cs="Arial"/>
-                <w:b/>
-                <w:color w:val="000000"/>
-              </w:rPr>
-            </w:pPr>
-            <w:r>
-              <w:rPr>
-                <w:rFonts w:ascii="Arial Nova Cond" w:eastAsia="Arial" w:hAnsi="Arial Nova Cond" w:cs="Arial"/>
-                <w:b/>
-                <w:color w:val="000000"/>
+            <w:vAlign w:val="center"/>
+          </w:tcPr>
+          <w:p>
+            <w:pPr>
+              <w:autoSpaceDE w:val="0"/>
+              <w:autoSpaceDN w:val="0"/>
+              <w:adjustRightInd w:val="0"/>
+              <w:jc w:val="center"/>
+              <w:rPr>
+                <w:rFonts w:ascii="Arial Nova Cond" w:hAnsi="Arial Nova Cond" w:cs="Arial"/>
+                <w:color w:val="000000" w:themeColor="text1"/>
+                <w:sz w:val="20"/>
+                <w:szCs w:val="20"/>
+              </w:rPr>
+            </w:pPr>
+            <w:r>
+              <w:rPr>
+                <w:rFonts w:ascii="Arial Nova Cond" w:hAnsi="Arial Nova Cond" w:cs="Arial"/>
+                <w:color w:val="000000"/>
+                <w:sz w:val="20"/>
+                <w:szCs w:val="20"/>
               </w:rPr>
               <w:t>{{titulosituacionsignificativa5}}</w:t>
             </w:r>
@@ -12837,30 +12797,27 @@
         <w:tc>
           <w:tcPr>
             <w:tcW w:w="1634" w:type="dxa"/>
-            <w:tcBorders>
-              <w:top w:val="double" w:sz="4" w:space="0" w:color="47D459" w:themeColor="accent3" w:themeTint="99"/>
-              <w:left w:val="double" w:sz="4" w:space="0" w:color="47D459" w:themeColor="accent3" w:themeTint="99"/>
-              <w:bottom w:val="double" w:sz="4" w:space="0" w:color="47D459" w:themeColor="accent3" w:themeTint="99"/>
-              <w:right w:val="double" w:sz="4" w:space="0" w:color="47D459" w:themeColor="accent3" w:themeTint="99"/>
-            </w:tcBorders>
-            <w:vAlign w:val="center"/>
-            <w:hideMark/>
-          </w:tcPr>
-          <w:p>
-            <w:pPr>
-              <w:spacing w:after="160" w:line="259" w:lineRule="auto"/>
-              <w:ind w:right="-455"/>
-              <w:rPr>
-                <w:rFonts w:ascii="Arial Nova Cond" w:eastAsia="Arial" w:hAnsi="Arial Nova Cond" w:cs="Arial"/>
-                <w:b/>
-                <w:color w:val="000000"/>
-              </w:rPr>
-            </w:pPr>
-            <w:r>
-              <w:rPr>
-                <w:rFonts w:ascii="Arial Nova Cond" w:eastAsia="Arial" w:hAnsi="Arial Nova Cond" w:cs="Arial"/>
-                <w:b/>
-                <w:color w:val="000000"/>
+            <w:vAlign w:val="center"/>
+          </w:tcPr>
+          <w:p>
+            <w:pPr>
+              <w:autoSpaceDE w:val="0"/>
+              <w:autoSpaceDN w:val="0"/>
+              <w:adjustRightInd w:val="0"/>
+              <w:jc w:val="both"/>
+              <w:rPr>
+                <w:rFonts w:ascii="Arial Nova Cond" w:hAnsi="Arial Nova Cond" w:cs="Arial"/>
+                <w:color w:val="000000"/>
+                <w:sz w:val="20"/>
+                <w:szCs w:val="20"/>
+              </w:rPr>
+            </w:pPr>
+            <w:r>
+              <w:rPr>
+                <w:rFonts w:ascii="Arial Nova Cond" w:hAnsi="Arial Nova Cond" w:cs="Arial"/>
+                <w:color w:val="000000"/>
+                <w:sz w:val="20"/>
+                <w:szCs w:val="20"/>
               </w:rPr>
               <w:t>{{competencias5}}</w:t>
             </w:r>
@@ -12869,30 +12826,27 @@
         <w:tc>
           <w:tcPr>
             <w:tcW w:w="1337" w:type="dxa"/>
-            <w:tcBorders>
-              <w:top w:val="double" w:sz="4" w:space="0" w:color="47D459" w:themeColor="accent3" w:themeTint="99"/>
-              <w:left w:val="double" w:sz="4" w:space="0" w:color="47D459" w:themeColor="accent3" w:themeTint="99"/>
-              <w:bottom w:val="double" w:sz="4" w:space="0" w:color="47D459" w:themeColor="accent3" w:themeTint="99"/>
-              <w:right w:val="double" w:sz="4" w:space="0" w:color="47D459" w:themeColor="accent3" w:themeTint="99"/>
-            </w:tcBorders>
-            <w:vAlign w:val="center"/>
-            <w:hideMark/>
-          </w:tcPr>
-          <w:p>
-            <w:pPr>
-              <w:spacing w:after="160" w:line="259" w:lineRule="auto"/>
-              <w:ind w:right="-455"/>
-              <w:rPr>
-                <w:rFonts w:ascii="Arial Nova Cond" w:eastAsia="Arial" w:hAnsi="Arial Nova Cond" w:cs="Arial"/>
-                <w:b/>
-                <w:color w:val="000000"/>
-              </w:rPr>
-            </w:pPr>
-            <w:r>
-              <w:rPr>
-                <w:rFonts w:ascii="Arial Nova Cond" w:eastAsia="Arial" w:hAnsi="Arial Nova Cond" w:cs="Arial"/>
-                <w:b/>
-                <w:color w:val="000000"/>
+            <w:vAlign w:val="center"/>
+          </w:tcPr>
+          <w:p>
+            <w:pPr>
+              <w:autoSpaceDE w:val="0"/>
+              <w:autoSpaceDN w:val="0"/>
+              <w:adjustRightInd w:val="0"/>
+              <w:jc w:val="center"/>
+              <w:rPr>
+                <w:rFonts w:ascii="Arial Nova Cond" w:hAnsi="Arial Nova Cond" w:cs="Arial"/>
+                <w:color w:val="000000"/>
+                <w:sz w:val="20"/>
+                <w:szCs w:val="20"/>
+              </w:rPr>
+            </w:pPr>
+            <w:r>
+              <w:rPr>
+                <w:rFonts w:ascii="Arial Nova Cond" w:hAnsi="Arial Nova Cond" w:cs="Arial"/>
+                <w:color w:val="000000"/>
+                <w:sz w:val="20"/>
+                <w:szCs w:val="20"/>
               </w:rPr>
               <w:t>{{producto5}}</w:t>
             </w:r>
@@ -12908,24 +12862,25 @@
           <w:tcPr>
             <w:tcW w:w="875" w:type="dxa"/>
             <w:vMerge/>
-            <w:tcBorders>
-              <w:top w:val="double" w:sz="4" w:space="0" w:color="47D459" w:themeColor="accent3" w:themeTint="99"/>
-              <w:left w:val="double" w:sz="4" w:space="0" w:color="47D459" w:themeColor="accent3" w:themeTint="99"/>
-              <w:bottom w:val="double" w:sz="4" w:space="0" w:color="47D459" w:themeColor="accent3" w:themeTint="99"/>
-              <w:right w:val="double" w:sz="4" w:space="0" w:color="47D459" w:themeColor="accent3" w:themeTint="99"/>
-            </w:tcBorders>
-            <w:vAlign w:val="center"/>
-            <w:hideMark/>
-          </w:tcPr>
-          <w:p>
-            <w:pPr>
-              <w:spacing w:after="160" w:line="259" w:lineRule="auto"/>
-              <w:ind w:right="-455"/>
-              <w:rPr>
-                <w:rFonts w:ascii="Arial Nova Cond" w:eastAsia="Arial" w:hAnsi="Arial Nova Cond" w:cs="Arial"/>
-                <w:b/>
-                <w:bCs/>
-                <w:color w:val="000000"/>
+            <w:vAlign w:val="center"/>
+          </w:tcPr>
+          <w:p>
+            <w:pPr>
+              <w:pStyle w:val="Prrafodelista"/>
+              <w:tabs>
+                <w:tab w:val="left" w:pos="0"/>
+                <w:tab w:val="left" w:pos="142"/>
+                <w:tab w:val="left" w:pos="284"/>
+              </w:tabs>
+              <w:spacing w:line="276" w:lineRule="auto"/>
+              <w:ind w:left="0"/>
+              <w:jc w:val="center"/>
+              <w:rPr>
+                <w:rFonts w:ascii="Arial Nova Cond" w:eastAsia="Calibri" w:hAnsi="Arial Nova Cond" w:cs="Times New Roman"/>
+                <w:b/>
+                <w:bCs/>
+                <w:sz w:val="20"/>
+                <w:szCs w:val="20"/>
                 <w:lang w:val="es-ES_tradnl"/>
               </w:rPr>
             </w:pPr>
@@ -12934,33 +12889,35 @@
         <w:tc>
           <w:tcPr>
             <w:tcW w:w="1095" w:type="dxa"/>
-            <w:tcBorders>
-              <w:top w:val="double" w:sz="4" w:space="0" w:color="47D459" w:themeColor="accent3" w:themeTint="99"/>
-              <w:left w:val="double" w:sz="4" w:space="0" w:color="47D459" w:themeColor="accent3" w:themeTint="99"/>
-              <w:bottom w:val="double" w:sz="4" w:space="0" w:color="47D459" w:themeColor="accent3" w:themeTint="99"/>
-              <w:right w:val="double" w:sz="4" w:space="0" w:color="47D459" w:themeColor="accent3" w:themeTint="99"/>
-            </w:tcBorders>
-            <w:vAlign w:val="center"/>
-            <w:hideMark/>
-          </w:tcPr>
-          <w:p>
-            <w:pPr>
-              <w:spacing w:after="160" w:line="259" w:lineRule="auto"/>
-              <w:ind w:right="-455"/>
-              <w:rPr>
-                <w:rFonts w:ascii="Arial Nova Cond" w:eastAsia="Arial" w:hAnsi="Arial Nova Cond" w:cs="Arial"/>
-                <w:b/>
-                <w:bCs/>
-                <w:color w:val="000000"/>
+            <w:vAlign w:val="center"/>
+          </w:tcPr>
+          <w:p>
+            <w:pPr>
+              <w:pStyle w:val="Prrafodelista"/>
+              <w:tabs>
+                <w:tab w:val="left" w:pos="0"/>
+                <w:tab w:val="left" w:pos="142"/>
+                <w:tab w:val="left" w:pos="284"/>
+              </w:tabs>
+              <w:spacing w:line="276" w:lineRule="auto"/>
+              <w:ind w:left="0"/>
+              <w:jc w:val="center"/>
+              <w:rPr>
+                <w:rFonts w:ascii="Arial Nova Cond" w:eastAsia="Calibri" w:hAnsi="Arial Nova Cond" w:cs="Times New Roman"/>
+                <w:b/>
+                <w:bCs/>
+                <w:sz w:val="20"/>
+                <w:szCs w:val="20"/>
                 <w:lang w:val="es-ES_tradnl"/>
               </w:rPr>
             </w:pPr>
             <w:r>
               <w:rPr>
-                <w:rFonts w:ascii="Arial Nova Cond" w:eastAsia="Arial" w:hAnsi="Arial Nova Cond" w:cs="Arial"/>
-                <w:b/>
-                <w:bCs/>
-                <w:color w:val="000000"/>
+                <w:rFonts w:ascii="Arial Nova Cond" w:eastAsia="Calibri" w:hAnsi="Arial Nova Cond" w:cs="Times New Roman"/>
+                <w:b/>
+                <w:bCs/>
+                <w:sz w:val="20"/>
+                <w:szCs w:val="20"/>
                 <w:lang w:val="es-ES_tradnl"/>
               </w:rPr>
               <w:t>U 6</w:t>
@@ -12970,30 +12927,23 @@
         <w:tc>
           <w:tcPr>
             <w:tcW w:w="1726" w:type="dxa"/>
-            <w:tcBorders>
-              <w:top w:val="double" w:sz="4" w:space="0" w:color="47D459" w:themeColor="accent3" w:themeTint="99"/>
-              <w:left w:val="double" w:sz="4" w:space="0" w:color="47D459" w:themeColor="accent3" w:themeTint="99"/>
-              <w:bottom w:val="double" w:sz="4" w:space="0" w:color="47D459" w:themeColor="accent3" w:themeTint="99"/>
-              <w:right w:val="double" w:sz="4" w:space="0" w:color="47D459" w:themeColor="accent3" w:themeTint="99"/>
-            </w:tcBorders>
-            <w:vAlign w:val="center"/>
-            <w:hideMark/>
-          </w:tcPr>
-          <w:p>
-            <w:pPr>
-              <w:spacing w:after="160" w:line="259" w:lineRule="auto"/>
-              <w:ind w:right="-455"/>
-              <w:rPr>
-                <w:rFonts w:ascii="Arial Nova Cond" w:eastAsia="Arial" w:hAnsi="Arial Nova Cond" w:cs="Arial"/>
-                <w:b/>
-                <w:color w:val="000000"/>
-              </w:rPr>
-            </w:pPr>
-            <w:r>
-              <w:rPr>
-                <w:rFonts w:ascii="Arial Nova Cond" w:eastAsia="Arial" w:hAnsi="Arial Nova Cond" w:cs="Arial"/>
-                <w:b/>
-                <w:color w:val="000000"/>
+            <w:vAlign w:val="center"/>
+          </w:tcPr>
+          <w:p>
+            <w:pPr>
+              <w:pStyle w:val="Sinespaciado"/>
+              <w:jc w:val="both"/>
+              <w:rPr>
+                <w:rFonts w:ascii="Arial Nova Cond" w:hAnsi="Arial Nova Cond"/>
+                <w:sz w:val="20"/>
+                <w:szCs w:val="20"/>
+              </w:rPr>
+            </w:pPr>
+            <w:r>
+              <w:rPr>
+                <w:rFonts w:ascii="Arial Nova Cond" w:eastAsia="Calibri" w:hAnsi="Arial Nova Cond" w:cs="Times New Roman"/>
+                <w:sz w:val="20"/>
+                <w:szCs w:val="20"/>
                 <w:lang w:val="es-ES_tradnl"/>
               </w:rPr>
               <w:t>{{problemapotencialidad6}}</w:t>
@@ -13003,31 +12953,31 @@
         <w:tc>
           <w:tcPr>
             <w:tcW w:w="6169" w:type="dxa"/>
-            <w:tcBorders>
-              <w:top w:val="double" w:sz="4" w:space="0" w:color="47D459" w:themeColor="accent3" w:themeTint="99"/>
-              <w:left w:val="double" w:sz="4" w:space="0" w:color="47D459" w:themeColor="accent3" w:themeTint="99"/>
-              <w:bottom w:val="double" w:sz="4" w:space="0" w:color="47D459" w:themeColor="accent3" w:themeTint="99"/>
-              <w:right w:val="double" w:sz="4" w:space="0" w:color="47D459" w:themeColor="accent3" w:themeTint="99"/>
-            </w:tcBorders>
-            <w:vAlign w:val="center"/>
-            <w:hideMark/>
-          </w:tcPr>
-          <w:p>
-            <w:pPr>
-              <w:spacing w:after="160" w:line="259" w:lineRule="auto"/>
-              <w:ind w:right="-455"/>
-              <w:rPr>
-                <w:rFonts w:ascii="Arial Nova Cond" w:eastAsia="Arial" w:hAnsi="Arial Nova Cond" w:cs="Arial"/>
-                <w:b/>
-                <w:color w:val="000000"/>
+            <w:vAlign w:val="center"/>
+          </w:tcPr>
+          <w:p>
+            <w:pPr>
+              <w:pStyle w:val="Prrafodelista"/>
+              <w:tabs>
+                <w:tab w:val="left" w:pos="0"/>
+                <w:tab w:val="left" w:pos="142"/>
+                <w:tab w:val="left" w:pos="284"/>
+              </w:tabs>
+              <w:spacing w:line="276" w:lineRule="auto"/>
+              <w:ind w:left="0"/>
+              <w:jc w:val="both"/>
+              <w:rPr>
+                <w:rFonts w:ascii="Arial Nova Cond" w:eastAsia="Calibri" w:hAnsi="Arial Nova Cond" w:cs="Times New Roman"/>
+                <w:sz w:val="20"/>
+                <w:szCs w:val="20"/>
                 <w:lang w:val="es-ES_tradnl"/>
               </w:rPr>
             </w:pPr>
             <w:r>
               <w:rPr>
-                <w:rFonts w:ascii="Arial Nova Cond" w:eastAsia="Arial" w:hAnsi="Arial Nova Cond" w:cs="Arial"/>
-                <w:b/>
-                <w:color w:val="000000"/>
+                <w:rFonts w:ascii="Arial Nova Cond" w:eastAsia="Calibri" w:hAnsi="Arial Nova Cond" w:cs="Times New Roman"/>
+                <w:sz w:val="20"/>
+                <w:szCs w:val="20"/>
                 <w:lang w:val="es-ES_tradnl"/>
               </w:rPr>
               <w:t>{{situacionsignificativa6}}</w:t>
@@ -13037,30 +12987,27 @@
         <w:tc>
           <w:tcPr>
             <w:tcW w:w="2015" w:type="dxa"/>
-            <w:tcBorders>
-              <w:top w:val="double" w:sz="4" w:space="0" w:color="47D459" w:themeColor="accent3" w:themeTint="99"/>
-              <w:left w:val="double" w:sz="4" w:space="0" w:color="47D459" w:themeColor="accent3" w:themeTint="99"/>
-              <w:bottom w:val="double" w:sz="4" w:space="0" w:color="47D459" w:themeColor="accent3" w:themeTint="99"/>
-              <w:right w:val="double" w:sz="4" w:space="0" w:color="47D459" w:themeColor="accent3" w:themeTint="99"/>
-            </w:tcBorders>
-            <w:vAlign w:val="center"/>
-            <w:hideMark/>
-          </w:tcPr>
-          <w:p>
-            <w:pPr>
-              <w:spacing w:after="160" w:line="259" w:lineRule="auto"/>
-              <w:ind w:right="-455"/>
-              <w:rPr>
-                <w:rFonts w:ascii="Arial Nova Cond" w:eastAsia="Arial" w:hAnsi="Arial Nova Cond" w:cs="Arial"/>
-                <w:b/>
-                <w:color w:val="000000"/>
-              </w:rPr>
-            </w:pPr>
-            <w:r>
-              <w:rPr>
-                <w:rFonts w:ascii="Arial Nova Cond" w:eastAsia="Arial" w:hAnsi="Arial Nova Cond" w:cs="Arial"/>
-                <w:b/>
-                <w:color w:val="000000"/>
+            <w:vAlign w:val="center"/>
+          </w:tcPr>
+          <w:p>
+            <w:pPr>
+              <w:autoSpaceDE w:val="0"/>
+              <w:autoSpaceDN w:val="0"/>
+              <w:adjustRightInd w:val="0"/>
+              <w:jc w:val="center"/>
+              <w:rPr>
+                <w:rFonts w:ascii="Arial Nova Cond" w:hAnsi="Arial Nova Cond" w:cs="Arial"/>
+                <w:color w:val="0070C0"/>
+                <w:sz w:val="20"/>
+                <w:szCs w:val="20"/>
+              </w:rPr>
+            </w:pPr>
+            <w:r>
+              <w:rPr>
+                <w:rFonts w:ascii="Arial Nova Cond" w:hAnsi="Arial Nova Cond" w:cs="Arial"/>
+                <w:color w:val="000000"/>
+                <w:sz w:val="20"/>
+                <w:szCs w:val="20"/>
               </w:rPr>
               <w:t>{{titulosituacionsignificativa6}}</w:t>
             </w:r>
@@ -13069,30 +13016,27 @@
         <w:tc>
           <w:tcPr>
             <w:tcW w:w="1634" w:type="dxa"/>
-            <w:tcBorders>
-              <w:top w:val="double" w:sz="4" w:space="0" w:color="47D459" w:themeColor="accent3" w:themeTint="99"/>
-              <w:left w:val="double" w:sz="4" w:space="0" w:color="47D459" w:themeColor="accent3" w:themeTint="99"/>
-              <w:bottom w:val="double" w:sz="4" w:space="0" w:color="47D459" w:themeColor="accent3" w:themeTint="99"/>
-              <w:right w:val="double" w:sz="4" w:space="0" w:color="47D459" w:themeColor="accent3" w:themeTint="99"/>
-            </w:tcBorders>
-            <w:vAlign w:val="center"/>
-            <w:hideMark/>
-          </w:tcPr>
-          <w:p>
-            <w:pPr>
-              <w:spacing w:after="160" w:line="259" w:lineRule="auto"/>
-              <w:ind w:right="-455"/>
-              <w:rPr>
-                <w:rFonts w:ascii="Arial Nova Cond" w:eastAsia="Arial" w:hAnsi="Arial Nova Cond" w:cs="Arial"/>
-                <w:b/>
-                <w:color w:val="000000"/>
-              </w:rPr>
-            </w:pPr>
-            <w:r>
-              <w:rPr>
-                <w:rFonts w:ascii="Arial Nova Cond" w:eastAsia="Arial" w:hAnsi="Arial Nova Cond" w:cs="Arial"/>
-                <w:b/>
-                <w:color w:val="000000"/>
+            <w:vAlign w:val="center"/>
+          </w:tcPr>
+          <w:p>
+            <w:pPr>
+              <w:autoSpaceDE w:val="0"/>
+              <w:autoSpaceDN w:val="0"/>
+              <w:adjustRightInd w:val="0"/>
+              <w:jc w:val="both"/>
+              <w:rPr>
+                <w:rFonts w:ascii="Arial Nova Cond" w:hAnsi="Arial Nova Cond" w:cs="Arial"/>
+                <w:color w:val="000000"/>
+                <w:sz w:val="20"/>
+                <w:szCs w:val="20"/>
+              </w:rPr>
+            </w:pPr>
+            <w:r>
+              <w:rPr>
+                <w:rFonts w:ascii="Arial Nova Cond" w:hAnsi="Arial Nova Cond" w:cs="Arial"/>
+                <w:color w:val="000000"/>
+                <w:sz w:val="20"/>
+                <w:szCs w:val="20"/>
               </w:rPr>
               <w:t>{{competencias6}}</w:t>
             </w:r>
@@ -13101,30 +13045,27 @@
         <w:tc>
           <w:tcPr>
             <w:tcW w:w="1337" w:type="dxa"/>
-            <w:tcBorders>
-              <w:top w:val="double" w:sz="4" w:space="0" w:color="47D459" w:themeColor="accent3" w:themeTint="99"/>
-              <w:left w:val="double" w:sz="4" w:space="0" w:color="47D459" w:themeColor="accent3" w:themeTint="99"/>
-              <w:bottom w:val="double" w:sz="4" w:space="0" w:color="47D459" w:themeColor="accent3" w:themeTint="99"/>
-              <w:right w:val="double" w:sz="4" w:space="0" w:color="47D459" w:themeColor="accent3" w:themeTint="99"/>
-            </w:tcBorders>
-            <w:vAlign w:val="center"/>
-            <w:hideMark/>
-          </w:tcPr>
-          <w:p>
-            <w:pPr>
-              <w:spacing w:after="160" w:line="259" w:lineRule="auto"/>
-              <w:ind w:right="-455"/>
-              <w:rPr>
-                <w:rFonts w:ascii="Arial Nova Cond" w:eastAsia="Arial" w:hAnsi="Arial Nova Cond" w:cs="Arial"/>
-                <w:b/>
-                <w:color w:val="000000"/>
-              </w:rPr>
-            </w:pPr>
-            <w:r>
-              <w:rPr>
-                <w:rFonts w:ascii="Arial Nova Cond" w:eastAsia="Arial" w:hAnsi="Arial Nova Cond" w:cs="Arial"/>
-                <w:b/>
-                <w:color w:val="000000"/>
+            <w:vAlign w:val="center"/>
+          </w:tcPr>
+          <w:p>
+            <w:pPr>
+              <w:autoSpaceDE w:val="0"/>
+              <w:autoSpaceDN w:val="0"/>
+              <w:adjustRightInd w:val="0"/>
+              <w:jc w:val="center"/>
+              <w:rPr>
+                <w:rFonts w:ascii="Arial Nova Cond" w:hAnsi="Arial Nova Cond" w:cs="Arial"/>
+                <w:color w:val="000000"/>
+                <w:sz w:val="20"/>
+                <w:szCs w:val="20"/>
+              </w:rPr>
+            </w:pPr>
+            <w:r>
+              <w:rPr>
+                <w:rFonts w:ascii="Arial Nova Cond" w:hAnsi="Arial Nova Cond" w:cs="Arial"/>
+                <w:color w:val="000000"/>
+                <w:sz w:val="20"/>
+                <w:szCs w:val="20"/>
               </w:rPr>
               <w:t>{{producto6}}</w:t>
             </w:r>
@@ -13140,33 +13081,35 @@
           <w:tcPr>
             <w:tcW w:w="875" w:type="dxa"/>
             <w:vMerge w:val="restart"/>
-            <w:tcBorders>
-              <w:top w:val="double" w:sz="4" w:space="0" w:color="47D459" w:themeColor="accent3" w:themeTint="99"/>
-              <w:left w:val="double" w:sz="4" w:space="0" w:color="47D459" w:themeColor="accent3" w:themeTint="99"/>
-              <w:bottom w:val="double" w:sz="4" w:space="0" w:color="47D459" w:themeColor="accent3" w:themeTint="99"/>
-              <w:right w:val="double" w:sz="4" w:space="0" w:color="47D459" w:themeColor="accent3" w:themeTint="99"/>
-            </w:tcBorders>
-            <w:vAlign w:val="center"/>
-            <w:hideMark/>
-          </w:tcPr>
-          <w:p>
-            <w:pPr>
-              <w:spacing w:after="160" w:line="259" w:lineRule="auto"/>
-              <w:ind w:right="-455"/>
-              <w:rPr>
-                <w:rFonts w:ascii="Arial Nova Cond" w:eastAsia="Arial" w:hAnsi="Arial Nova Cond" w:cs="Arial"/>
-                <w:b/>
-                <w:bCs/>
-                <w:color w:val="000000"/>
+            <w:vAlign w:val="center"/>
+          </w:tcPr>
+          <w:p>
+            <w:pPr>
+              <w:pStyle w:val="Prrafodelista"/>
+              <w:tabs>
+                <w:tab w:val="left" w:pos="0"/>
+                <w:tab w:val="left" w:pos="142"/>
+                <w:tab w:val="left" w:pos="284"/>
+              </w:tabs>
+              <w:spacing w:line="276" w:lineRule="auto"/>
+              <w:ind w:left="0"/>
+              <w:jc w:val="center"/>
+              <w:rPr>
+                <w:rFonts w:ascii="Arial Nova Cond" w:eastAsia="Calibri" w:hAnsi="Arial Nova Cond" w:cs="Times New Roman"/>
+                <w:b/>
+                <w:bCs/>
+                <w:sz w:val="20"/>
+                <w:szCs w:val="20"/>
                 <w:lang w:val="es-ES_tradnl"/>
               </w:rPr>
             </w:pPr>
             <w:r>
               <w:rPr>
-                <w:rFonts w:ascii="Arial Nova Cond" w:eastAsia="Arial" w:hAnsi="Arial Nova Cond" w:cs="Arial"/>
-                <w:b/>
-                <w:bCs/>
-                <w:color w:val="000000"/>
+                <w:rFonts w:ascii="Arial Nova Cond" w:eastAsia="Calibri" w:hAnsi="Arial Nova Cond" w:cs="Times New Roman"/>
+                <w:b/>
+                <w:bCs/>
+                <w:sz w:val="20"/>
+                <w:szCs w:val="20"/>
                 <w:lang w:val="es-ES_tradnl"/>
               </w:rPr>
               <w:t>IV</w:t>
@@ -13176,33 +13119,35 @@
         <w:tc>
           <w:tcPr>
             <w:tcW w:w="1095" w:type="dxa"/>
-            <w:tcBorders>
-              <w:top w:val="double" w:sz="4" w:space="0" w:color="47D459" w:themeColor="accent3" w:themeTint="99"/>
-              <w:left w:val="double" w:sz="4" w:space="0" w:color="47D459" w:themeColor="accent3" w:themeTint="99"/>
-              <w:bottom w:val="double" w:sz="4" w:space="0" w:color="47D459" w:themeColor="accent3" w:themeTint="99"/>
-              <w:right w:val="double" w:sz="4" w:space="0" w:color="47D459" w:themeColor="accent3" w:themeTint="99"/>
-            </w:tcBorders>
-            <w:vAlign w:val="center"/>
-            <w:hideMark/>
-          </w:tcPr>
-          <w:p>
-            <w:pPr>
-              <w:spacing w:after="160" w:line="259" w:lineRule="auto"/>
-              <w:ind w:right="-455"/>
-              <w:rPr>
-                <w:rFonts w:ascii="Arial Nova Cond" w:eastAsia="Arial" w:hAnsi="Arial Nova Cond" w:cs="Arial"/>
-                <w:b/>
-                <w:bCs/>
-                <w:color w:val="000000"/>
+            <w:vAlign w:val="center"/>
+          </w:tcPr>
+          <w:p>
+            <w:pPr>
+              <w:pStyle w:val="Prrafodelista"/>
+              <w:tabs>
+                <w:tab w:val="left" w:pos="0"/>
+                <w:tab w:val="left" w:pos="142"/>
+                <w:tab w:val="left" w:pos="284"/>
+              </w:tabs>
+              <w:spacing w:line="276" w:lineRule="auto"/>
+              <w:ind w:left="0"/>
+              <w:jc w:val="center"/>
+              <w:rPr>
+                <w:rFonts w:ascii="Arial Nova Cond" w:eastAsia="Calibri" w:hAnsi="Arial Nova Cond" w:cs="Times New Roman"/>
+                <w:b/>
+                <w:bCs/>
+                <w:sz w:val="20"/>
+                <w:szCs w:val="20"/>
                 <w:lang w:val="es-ES_tradnl"/>
               </w:rPr>
             </w:pPr>
             <w:r>
               <w:rPr>
-                <w:rFonts w:ascii="Arial Nova Cond" w:eastAsia="Arial" w:hAnsi="Arial Nova Cond" w:cs="Arial"/>
-                <w:b/>
-                <w:bCs/>
-                <w:color w:val="000000"/>
+                <w:rFonts w:ascii="Arial Nova Cond" w:eastAsia="Calibri" w:hAnsi="Arial Nova Cond" w:cs="Times New Roman"/>
+                <w:b/>
+                <w:bCs/>
+                <w:sz w:val="20"/>
+                <w:szCs w:val="20"/>
                 <w:lang w:val="es-ES_tradnl"/>
               </w:rPr>
               <w:t>U 7</w:t>
@@ -13212,31 +13157,31 @@
         <w:tc>
           <w:tcPr>
             <w:tcW w:w="1726" w:type="dxa"/>
-            <w:tcBorders>
-              <w:top w:val="double" w:sz="4" w:space="0" w:color="47D459" w:themeColor="accent3" w:themeTint="99"/>
-              <w:left w:val="double" w:sz="4" w:space="0" w:color="47D459" w:themeColor="accent3" w:themeTint="99"/>
-              <w:bottom w:val="double" w:sz="4" w:space="0" w:color="47D459" w:themeColor="accent3" w:themeTint="99"/>
-              <w:right w:val="double" w:sz="4" w:space="0" w:color="47D459" w:themeColor="accent3" w:themeTint="99"/>
-            </w:tcBorders>
-            <w:vAlign w:val="center"/>
-            <w:hideMark/>
-          </w:tcPr>
-          <w:p>
-            <w:pPr>
-              <w:spacing w:after="160" w:line="259" w:lineRule="auto"/>
-              <w:ind w:right="-455"/>
-              <w:rPr>
-                <w:rFonts w:ascii="Arial Nova Cond" w:eastAsia="Arial" w:hAnsi="Arial Nova Cond" w:cs="Arial"/>
-                <w:b/>
-                <w:color w:val="000000"/>
+            <w:vAlign w:val="center"/>
+          </w:tcPr>
+          <w:p>
+            <w:pPr>
+              <w:pStyle w:val="Prrafodelista"/>
+              <w:tabs>
+                <w:tab w:val="left" w:pos="0"/>
+                <w:tab w:val="left" w:pos="142"/>
+                <w:tab w:val="left" w:pos="284"/>
+              </w:tabs>
+              <w:spacing w:line="276" w:lineRule="auto"/>
+              <w:ind w:left="0"/>
+              <w:rPr>
+                <w:rFonts w:ascii="Arial Nova Cond" w:eastAsia="Calibri" w:hAnsi="Arial Nova Cond" w:cs="Times New Roman"/>
+                <w:color w:val="000000" w:themeColor="text1"/>
+                <w:sz w:val="20"/>
+                <w:szCs w:val="20"/>
                 <w:lang w:val="es-ES_tradnl"/>
               </w:rPr>
             </w:pPr>
             <w:r>
               <w:rPr>
-                <w:rFonts w:ascii="Arial Nova Cond" w:eastAsia="Arial" w:hAnsi="Arial Nova Cond" w:cs="Arial"/>
-                <w:b/>
-                <w:color w:val="000000"/>
+                <w:rFonts w:ascii="Arial Nova Cond" w:eastAsia="Calibri" w:hAnsi="Arial Nova Cond" w:cs="Times New Roman"/>
+                <w:sz w:val="20"/>
+                <w:szCs w:val="20"/>
                 <w:lang w:val="es-ES_tradnl"/>
               </w:rPr>
               <w:t>{{problemapotencialidad7}}</w:t>
@@ -13246,30 +13191,31 @@
         <w:tc>
           <w:tcPr>
             <w:tcW w:w="6169" w:type="dxa"/>
-            <w:tcBorders>
-              <w:top w:val="double" w:sz="4" w:space="0" w:color="47D459" w:themeColor="accent3" w:themeTint="99"/>
-              <w:left w:val="double" w:sz="4" w:space="0" w:color="47D459" w:themeColor="accent3" w:themeTint="99"/>
-              <w:bottom w:val="double" w:sz="4" w:space="0" w:color="47D459" w:themeColor="accent3" w:themeTint="99"/>
-              <w:right w:val="double" w:sz="4" w:space="0" w:color="47D459" w:themeColor="accent3" w:themeTint="99"/>
-            </w:tcBorders>
-            <w:vAlign w:val="center"/>
-            <w:hideMark/>
-          </w:tcPr>
-          <w:p>
-            <w:pPr>
-              <w:spacing w:after="160" w:line="259" w:lineRule="auto"/>
-              <w:ind w:right="-455"/>
-              <w:rPr>
-                <w:rFonts w:ascii="Arial Nova Cond" w:eastAsia="Arial" w:hAnsi="Arial Nova Cond" w:cs="Arial"/>
-                <w:b/>
-                <w:color w:val="000000"/>
-              </w:rPr>
-            </w:pPr>
-            <w:r>
-              <w:rPr>
-                <w:rFonts w:ascii="Arial Nova Cond" w:eastAsia="Arial" w:hAnsi="Arial Nova Cond" w:cs="Arial"/>
-                <w:b/>
-                <w:color w:val="000000"/>
+            <w:vAlign w:val="center"/>
+          </w:tcPr>
+          <w:p>
+            <w:pPr>
+              <w:pStyle w:val="Prrafodelista"/>
+              <w:tabs>
+                <w:tab w:val="left" w:pos="0"/>
+                <w:tab w:val="left" w:pos="142"/>
+                <w:tab w:val="left" w:pos="284"/>
+              </w:tabs>
+              <w:spacing w:line="276" w:lineRule="auto"/>
+              <w:ind w:left="0"/>
+              <w:jc w:val="both"/>
+              <w:rPr>
+                <w:rFonts w:ascii="Arial Nova Cond" w:hAnsi="Arial Nova Cond"/>
+                <w:color w:val="000000" w:themeColor="text1"/>
+                <w:sz w:val="20"/>
+                <w:szCs w:val="20"/>
+              </w:rPr>
+            </w:pPr>
+            <w:r>
+              <w:rPr>
+                <w:rFonts w:ascii="Arial Nova Cond" w:eastAsia="Calibri" w:hAnsi="Arial Nova Cond" w:cs="Times New Roman"/>
+                <w:sz w:val="20"/>
+                <w:szCs w:val="20"/>
                 <w:lang w:val="es-ES_tradnl"/>
               </w:rPr>
               <w:t>{{situacionsignificativa7}}</w:t>
@@ -13279,30 +13225,27 @@
         <w:tc>
           <w:tcPr>
             <w:tcW w:w="2015" w:type="dxa"/>
-            <w:tcBorders>
-              <w:top w:val="double" w:sz="4" w:space="0" w:color="47D459" w:themeColor="accent3" w:themeTint="99"/>
-              <w:left w:val="double" w:sz="4" w:space="0" w:color="47D459" w:themeColor="accent3" w:themeTint="99"/>
-              <w:bottom w:val="double" w:sz="4" w:space="0" w:color="47D459" w:themeColor="accent3" w:themeTint="99"/>
-              <w:right w:val="double" w:sz="4" w:space="0" w:color="47D459" w:themeColor="accent3" w:themeTint="99"/>
-            </w:tcBorders>
-            <w:vAlign w:val="center"/>
-            <w:hideMark/>
-          </w:tcPr>
-          <w:p>
-            <w:pPr>
-              <w:spacing w:after="160" w:line="259" w:lineRule="auto"/>
-              <w:ind w:right="-455"/>
-              <w:rPr>
-                <w:rFonts w:ascii="Arial Nova Cond" w:eastAsia="Arial" w:hAnsi="Arial Nova Cond" w:cs="Arial"/>
-                <w:b/>
-                <w:color w:val="000000"/>
-              </w:rPr>
-            </w:pPr>
-            <w:r>
-              <w:rPr>
-                <w:rFonts w:ascii="Arial Nova Cond" w:eastAsia="Arial" w:hAnsi="Arial Nova Cond" w:cs="Arial"/>
-                <w:b/>
-                <w:color w:val="000000"/>
+            <w:vAlign w:val="center"/>
+          </w:tcPr>
+          <w:p>
+            <w:pPr>
+              <w:autoSpaceDE w:val="0"/>
+              <w:autoSpaceDN w:val="0"/>
+              <w:adjustRightInd w:val="0"/>
+              <w:jc w:val="center"/>
+              <w:rPr>
+                <w:rFonts w:ascii="Arial Nova Cond" w:hAnsi="Arial Nova Cond" w:cs="Arial"/>
+                <w:color w:val="000000" w:themeColor="text1"/>
+                <w:sz w:val="20"/>
+                <w:szCs w:val="20"/>
+              </w:rPr>
+            </w:pPr>
+            <w:r>
+              <w:rPr>
+                <w:rFonts w:ascii="Arial Nova Cond" w:hAnsi="Arial Nova Cond" w:cs="Arial"/>
+                <w:color w:val="000000"/>
+                <w:sz w:val="20"/>
+                <w:szCs w:val="20"/>
               </w:rPr>
               <w:t>{{titulosituacionsignificativa7}}</w:t>
             </w:r>
@@ -13311,30 +13254,27 @@
         <w:tc>
           <w:tcPr>
             <w:tcW w:w="1634" w:type="dxa"/>
-            <w:tcBorders>
-              <w:top w:val="double" w:sz="4" w:space="0" w:color="47D459" w:themeColor="accent3" w:themeTint="99"/>
-              <w:left w:val="double" w:sz="4" w:space="0" w:color="47D459" w:themeColor="accent3" w:themeTint="99"/>
-              <w:bottom w:val="double" w:sz="4" w:space="0" w:color="47D459" w:themeColor="accent3" w:themeTint="99"/>
-              <w:right w:val="double" w:sz="4" w:space="0" w:color="47D459" w:themeColor="accent3" w:themeTint="99"/>
-            </w:tcBorders>
-            <w:vAlign w:val="center"/>
-            <w:hideMark/>
-          </w:tcPr>
-          <w:p>
-            <w:pPr>
-              <w:spacing w:after="160" w:line="259" w:lineRule="auto"/>
-              <w:ind w:right="-455"/>
-              <w:rPr>
-                <w:rFonts w:ascii="Arial Nova Cond" w:eastAsia="Arial" w:hAnsi="Arial Nova Cond" w:cs="Arial"/>
-                <w:b/>
-                <w:color w:val="000000"/>
-              </w:rPr>
-            </w:pPr>
-            <w:r>
-              <w:rPr>
-                <w:rFonts w:ascii="Arial Nova Cond" w:eastAsia="Arial" w:hAnsi="Arial Nova Cond" w:cs="Arial"/>
-                <w:b/>
-                <w:color w:val="000000"/>
+            <w:vAlign w:val="center"/>
+          </w:tcPr>
+          <w:p>
+            <w:pPr>
+              <w:autoSpaceDE w:val="0"/>
+              <w:autoSpaceDN w:val="0"/>
+              <w:adjustRightInd w:val="0"/>
+              <w:jc w:val="both"/>
+              <w:rPr>
+                <w:rFonts w:ascii="Arial Nova Cond" w:hAnsi="Arial Nova Cond" w:cs="Arial"/>
+                <w:color w:val="000000"/>
+                <w:sz w:val="20"/>
+                <w:szCs w:val="20"/>
+              </w:rPr>
+            </w:pPr>
+            <w:r>
+              <w:rPr>
+                <w:rFonts w:ascii="Arial Nova Cond" w:hAnsi="Arial Nova Cond" w:cs="Arial"/>
+                <w:color w:val="000000"/>
+                <w:sz w:val="20"/>
+                <w:szCs w:val="20"/>
               </w:rPr>
               <w:t>{{competencias7}}</w:t>
             </w:r>
@@ -13343,30 +13283,27 @@
         <w:tc>
           <w:tcPr>
             <w:tcW w:w="1337" w:type="dxa"/>
-            <w:tcBorders>
-              <w:top w:val="double" w:sz="4" w:space="0" w:color="47D459" w:themeColor="accent3" w:themeTint="99"/>
-              <w:left w:val="double" w:sz="4" w:space="0" w:color="47D459" w:themeColor="accent3" w:themeTint="99"/>
-              <w:bottom w:val="double" w:sz="4" w:space="0" w:color="47D459" w:themeColor="accent3" w:themeTint="99"/>
-              <w:right w:val="double" w:sz="4" w:space="0" w:color="47D459" w:themeColor="accent3" w:themeTint="99"/>
-            </w:tcBorders>
-            <w:vAlign w:val="center"/>
-            <w:hideMark/>
-          </w:tcPr>
-          <w:p>
-            <w:pPr>
-              <w:spacing w:after="160" w:line="259" w:lineRule="auto"/>
-              <w:ind w:right="-455"/>
-              <w:rPr>
-                <w:rFonts w:ascii="Arial Nova Cond" w:eastAsia="Arial" w:hAnsi="Arial Nova Cond" w:cs="Arial"/>
-                <w:b/>
-                <w:color w:val="000000"/>
-              </w:rPr>
-            </w:pPr>
-            <w:r>
-              <w:rPr>
-                <w:rFonts w:ascii="Arial Nova Cond" w:eastAsia="Arial" w:hAnsi="Arial Nova Cond" w:cs="Arial"/>
-                <w:b/>
-                <w:color w:val="000000"/>
+            <w:vAlign w:val="center"/>
+          </w:tcPr>
+          <w:p>
+            <w:pPr>
+              <w:autoSpaceDE w:val="0"/>
+              <w:autoSpaceDN w:val="0"/>
+              <w:adjustRightInd w:val="0"/>
+              <w:jc w:val="center"/>
+              <w:rPr>
+                <w:rFonts w:ascii="Arial Nova Cond" w:hAnsi="Arial Nova Cond" w:cs="Arial"/>
+                <w:color w:val="000000"/>
+                <w:sz w:val="20"/>
+                <w:szCs w:val="20"/>
+              </w:rPr>
+            </w:pPr>
+            <w:r>
+              <w:rPr>
+                <w:rFonts w:ascii="Arial Nova Cond" w:hAnsi="Arial Nova Cond" w:cs="Arial"/>
+                <w:color w:val="000000"/>
+                <w:sz w:val="20"/>
+                <w:szCs w:val="20"/>
               </w:rPr>
               <w:t>{{producto7}}</w:t>
             </w:r>
@@ -13382,24 +13319,25 @@
           <w:tcPr>
             <w:tcW w:w="875" w:type="dxa"/>
             <w:vMerge/>
-            <w:tcBorders>
-              <w:top w:val="double" w:sz="4" w:space="0" w:color="47D459" w:themeColor="accent3" w:themeTint="99"/>
-              <w:left w:val="double" w:sz="4" w:space="0" w:color="47D459" w:themeColor="accent3" w:themeTint="99"/>
-              <w:bottom w:val="double" w:sz="4" w:space="0" w:color="47D459" w:themeColor="accent3" w:themeTint="99"/>
-              <w:right w:val="double" w:sz="4" w:space="0" w:color="47D459" w:themeColor="accent3" w:themeTint="99"/>
-            </w:tcBorders>
-            <w:vAlign w:val="center"/>
-            <w:hideMark/>
-          </w:tcPr>
-          <w:p>
-            <w:pPr>
-              <w:spacing w:after="160" w:line="259" w:lineRule="auto"/>
-              <w:ind w:right="-455"/>
-              <w:rPr>
-                <w:rFonts w:ascii="Arial Nova Cond" w:eastAsia="Arial" w:hAnsi="Arial Nova Cond" w:cs="Arial"/>
-                <w:b/>
-                <w:bCs/>
-                <w:color w:val="000000"/>
+            <w:vAlign w:val="center"/>
+          </w:tcPr>
+          <w:p>
+            <w:pPr>
+              <w:pStyle w:val="Prrafodelista"/>
+              <w:tabs>
+                <w:tab w:val="left" w:pos="0"/>
+                <w:tab w:val="left" w:pos="142"/>
+                <w:tab w:val="left" w:pos="284"/>
+              </w:tabs>
+              <w:spacing w:line="276" w:lineRule="auto"/>
+              <w:ind w:left="0"/>
+              <w:jc w:val="center"/>
+              <w:rPr>
+                <w:rFonts w:ascii="Arial Nova Cond" w:eastAsia="Calibri" w:hAnsi="Arial Nova Cond" w:cs="Times New Roman"/>
+                <w:b/>
+                <w:bCs/>
+                <w:sz w:val="20"/>
+                <w:szCs w:val="20"/>
                 <w:lang w:val="es-ES_tradnl"/>
               </w:rPr>
             </w:pPr>
@@ -13408,33 +13346,35 @@
         <w:tc>
           <w:tcPr>
             <w:tcW w:w="1095" w:type="dxa"/>
-            <w:tcBorders>
-              <w:top w:val="double" w:sz="4" w:space="0" w:color="47D459" w:themeColor="accent3" w:themeTint="99"/>
-              <w:left w:val="double" w:sz="4" w:space="0" w:color="47D459" w:themeColor="accent3" w:themeTint="99"/>
-              <w:bottom w:val="double" w:sz="4" w:space="0" w:color="47D459" w:themeColor="accent3" w:themeTint="99"/>
-              <w:right w:val="double" w:sz="4" w:space="0" w:color="47D459" w:themeColor="accent3" w:themeTint="99"/>
-            </w:tcBorders>
-            <w:vAlign w:val="center"/>
-            <w:hideMark/>
-          </w:tcPr>
-          <w:p>
-            <w:pPr>
-              <w:spacing w:after="160" w:line="259" w:lineRule="auto"/>
-              <w:ind w:right="-455"/>
-              <w:rPr>
-                <w:rFonts w:ascii="Arial Nova Cond" w:eastAsia="Arial" w:hAnsi="Arial Nova Cond" w:cs="Arial"/>
-                <w:b/>
-                <w:bCs/>
-                <w:color w:val="000000"/>
+            <w:vAlign w:val="center"/>
+          </w:tcPr>
+          <w:p>
+            <w:pPr>
+              <w:pStyle w:val="Prrafodelista"/>
+              <w:tabs>
+                <w:tab w:val="left" w:pos="0"/>
+                <w:tab w:val="left" w:pos="142"/>
+                <w:tab w:val="left" w:pos="284"/>
+              </w:tabs>
+              <w:spacing w:line="276" w:lineRule="auto"/>
+              <w:ind w:left="0"/>
+              <w:jc w:val="center"/>
+              <w:rPr>
+                <w:rFonts w:ascii="Arial Nova Cond" w:eastAsia="Calibri" w:hAnsi="Arial Nova Cond" w:cs="Times New Roman"/>
+                <w:b/>
+                <w:bCs/>
+                <w:sz w:val="20"/>
+                <w:szCs w:val="20"/>
                 <w:lang w:val="es-ES_tradnl"/>
               </w:rPr>
             </w:pPr>
             <w:r>
               <w:rPr>
-                <w:rFonts w:ascii="Arial Nova Cond" w:eastAsia="Arial" w:hAnsi="Arial Nova Cond" w:cs="Arial"/>
-                <w:b/>
-                <w:bCs/>
-                <w:color w:val="000000"/>
+                <w:rFonts w:ascii="Arial Nova Cond" w:eastAsia="Calibri" w:hAnsi="Arial Nova Cond" w:cs="Times New Roman"/>
+                <w:b/>
+                <w:bCs/>
+                <w:sz w:val="20"/>
+                <w:szCs w:val="20"/>
                 <w:lang w:val="es-ES_tradnl"/>
               </w:rPr>
               <w:t>U 8</w:t>
@@ -13444,31 +13384,31 @@
         <w:tc>
           <w:tcPr>
             <w:tcW w:w="1726" w:type="dxa"/>
-            <w:tcBorders>
-              <w:top w:val="double" w:sz="4" w:space="0" w:color="47D459" w:themeColor="accent3" w:themeTint="99"/>
-              <w:left w:val="double" w:sz="4" w:space="0" w:color="47D459" w:themeColor="accent3" w:themeTint="99"/>
-              <w:bottom w:val="double" w:sz="4" w:space="0" w:color="47D459" w:themeColor="accent3" w:themeTint="99"/>
-              <w:right w:val="double" w:sz="4" w:space="0" w:color="47D459" w:themeColor="accent3" w:themeTint="99"/>
-            </w:tcBorders>
-            <w:vAlign w:val="center"/>
-            <w:hideMark/>
-          </w:tcPr>
-          <w:p>
-            <w:pPr>
-              <w:spacing w:after="160" w:line="259" w:lineRule="auto"/>
-              <w:ind w:right="-455"/>
-              <w:rPr>
-                <w:rFonts w:ascii="Arial Nova Cond" w:eastAsia="Arial" w:hAnsi="Arial Nova Cond" w:cs="Arial"/>
-                <w:b/>
-                <w:color w:val="000000"/>
+            <w:vAlign w:val="center"/>
+          </w:tcPr>
+          <w:p>
+            <w:pPr>
+              <w:pStyle w:val="Prrafodelista"/>
+              <w:tabs>
+                <w:tab w:val="left" w:pos="0"/>
+                <w:tab w:val="left" w:pos="142"/>
+                <w:tab w:val="left" w:pos="284"/>
+              </w:tabs>
+              <w:spacing w:line="276" w:lineRule="auto"/>
+              <w:ind w:left="0"/>
+              <w:rPr>
+                <w:rFonts w:ascii="Arial Nova Cond" w:eastAsia="Calibri" w:hAnsi="Arial Nova Cond" w:cs="Times New Roman"/>
+                <w:color w:val="000000" w:themeColor="text1"/>
+                <w:sz w:val="20"/>
+                <w:szCs w:val="20"/>
                 <w:lang w:val="es-ES_tradnl"/>
               </w:rPr>
             </w:pPr>
             <w:r>
               <w:rPr>
-                <w:rFonts w:ascii="Arial Nova Cond" w:eastAsia="Arial" w:hAnsi="Arial Nova Cond" w:cs="Arial"/>
-                <w:b/>
-                <w:color w:val="000000"/>
+                <w:rFonts w:ascii="Arial Nova Cond" w:eastAsia="Calibri" w:hAnsi="Arial Nova Cond" w:cs="Times New Roman"/>
+                <w:sz w:val="20"/>
+                <w:szCs w:val="20"/>
                 <w:lang w:val="es-ES_tradnl"/>
               </w:rPr>
               <w:t>{{problemapotencialidad8}}</w:t>
@@ -13478,31 +13418,32 @@
         <w:tc>
           <w:tcPr>
             <w:tcW w:w="6169" w:type="dxa"/>
-            <w:tcBorders>
-              <w:top w:val="double" w:sz="4" w:space="0" w:color="47D459" w:themeColor="accent3" w:themeTint="99"/>
-              <w:left w:val="double" w:sz="4" w:space="0" w:color="47D459" w:themeColor="accent3" w:themeTint="99"/>
-              <w:bottom w:val="double" w:sz="4" w:space="0" w:color="47D459" w:themeColor="accent3" w:themeTint="99"/>
-              <w:right w:val="double" w:sz="4" w:space="0" w:color="47D459" w:themeColor="accent3" w:themeTint="99"/>
-            </w:tcBorders>
-            <w:vAlign w:val="center"/>
-            <w:hideMark/>
-          </w:tcPr>
-          <w:p>
-            <w:pPr>
-              <w:spacing w:after="160" w:line="259" w:lineRule="auto"/>
-              <w:ind w:right="-455"/>
-              <w:rPr>
-                <w:rFonts w:ascii="Arial Nova Cond" w:eastAsia="Arial" w:hAnsi="Arial Nova Cond" w:cs="Arial"/>
-                <w:b/>
-                <w:color w:val="000000"/>
+            <w:vAlign w:val="center"/>
+          </w:tcPr>
+          <w:p>
+            <w:pPr>
+              <w:pStyle w:val="Prrafodelista"/>
+              <w:tabs>
+                <w:tab w:val="left" w:pos="0"/>
+                <w:tab w:val="left" w:pos="142"/>
+                <w:tab w:val="left" w:pos="284"/>
+              </w:tabs>
+              <w:spacing w:line="276" w:lineRule="auto"/>
+              <w:ind w:left="0"/>
+              <w:jc w:val="both"/>
+              <w:rPr>
+                <w:rFonts w:ascii="Arial Nova Cond" w:eastAsia="Calibri" w:hAnsi="Arial Nova Cond" w:cs="Times New Roman"/>
+                <w:color w:val="000000" w:themeColor="text1"/>
+                <w:sz w:val="20"/>
+                <w:szCs w:val="20"/>
                 <w:lang w:val="es-ES_tradnl"/>
               </w:rPr>
             </w:pPr>
             <w:r>
               <w:rPr>
-                <w:rFonts w:ascii="Arial Nova Cond" w:eastAsia="Arial" w:hAnsi="Arial Nova Cond" w:cs="Arial"/>
-                <w:b/>
-                <w:color w:val="000000"/>
+                <w:rFonts w:ascii="Arial Nova Cond" w:eastAsia="Calibri" w:hAnsi="Arial Nova Cond" w:cs="Times New Roman"/>
+                <w:sz w:val="20"/>
+                <w:szCs w:val="20"/>
                 <w:lang w:val="es-ES_tradnl"/>
               </w:rPr>
               <w:t>{{situacionsignificativa8}}</w:t>
@@ -13512,31 +13453,27 @@
         <w:tc>
           <w:tcPr>
             <w:tcW w:w="2015" w:type="dxa"/>
-            <w:tcBorders>
-              <w:top w:val="double" w:sz="4" w:space="0" w:color="47D459" w:themeColor="accent3" w:themeTint="99"/>
-              <w:left w:val="double" w:sz="4" w:space="0" w:color="47D459" w:themeColor="accent3" w:themeTint="99"/>
-              <w:bottom w:val="double" w:sz="4" w:space="0" w:color="47D459" w:themeColor="accent3" w:themeTint="99"/>
-              <w:right w:val="double" w:sz="4" w:space="0" w:color="47D459" w:themeColor="accent3" w:themeTint="99"/>
-            </w:tcBorders>
-            <w:vAlign w:val="center"/>
-            <w:hideMark/>
-          </w:tcPr>
-          <w:p>
-            <w:pPr>
-              <w:spacing w:after="160" w:line="259" w:lineRule="auto"/>
-              <w:ind w:right="-455"/>
-              <w:rPr>
-                <w:rFonts w:ascii="Arial Nova Cond" w:eastAsia="Arial" w:hAnsi="Arial Nova Cond" w:cs="Arial"/>
-                <w:b/>
-                <w:color w:val="000000"/>
+            <w:vAlign w:val="center"/>
+          </w:tcPr>
+          <w:p>
+            <w:pPr>
+              <w:autoSpaceDE w:val="0"/>
+              <w:autoSpaceDN w:val="0"/>
+              <w:adjustRightInd w:val="0"/>
+              <w:jc w:val="center"/>
+              <w:rPr>
+                <w:rFonts w:ascii="Arial Nova Cond" w:eastAsia="Calibri" w:hAnsi="Arial Nova Cond" w:cs="Times New Roman"/>
+                <w:sz w:val="20"/>
+                <w:szCs w:val="20"/>
                 <w:lang w:val="es-ES_tradnl"/>
               </w:rPr>
             </w:pPr>
             <w:r>
               <w:rPr>
-                <w:rFonts w:ascii="Arial Nova Cond" w:eastAsia="Arial" w:hAnsi="Arial Nova Cond" w:cs="Arial"/>
-                <w:b/>
-                <w:color w:val="000000"/>
+                <w:rFonts w:ascii="Arial Nova Cond" w:hAnsi="Arial Nova Cond" w:cs="Arial"/>
+                <w:color w:val="000000"/>
+                <w:sz w:val="20"/>
+                <w:szCs w:val="20"/>
               </w:rPr>
               <w:t>{{titulosituacionsignificativa8}}</w:t>
             </w:r>
@@ -13545,30 +13482,27 @@
         <w:tc>
           <w:tcPr>
             <w:tcW w:w="1634" w:type="dxa"/>
-            <w:tcBorders>
-              <w:top w:val="double" w:sz="4" w:space="0" w:color="47D459" w:themeColor="accent3" w:themeTint="99"/>
-              <w:left w:val="double" w:sz="4" w:space="0" w:color="47D459" w:themeColor="accent3" w:themeTint="99"/>
-              <w:bottom w:val="double" w:sz="4" w:space="0" w:color="47D459" w:themeColor="accent3" w:themeTint="99"/>
-              <w:right w:val="double" w:sz="4" w:space="0" w:color="47D459" w:themeColor="accent3" w:themeTint="99"/>
-            </w:tcBorders>
-            <w:vAlign w:val="center"/>
-            <w:hideMark/>
-          </w:tcPr>
-          <w:p>
-            <w:pPr>
-              <w:spacing w:after="160" w:line="259" w:lineRule="auto"/>
-              <w:ind w:right="-455"/>
-              <w:rPr>
-                <w:rFonts w:ascii="Arial Nova Cond" w:eastAsia="Arial" w:hAnsi="Arial Nova Cond" w:cs="Arial"/>
-                <w:b/>
-                <w:color w:val="000000"/>
-              </w:rPr>
-            </w:pPr>
-            <w:r>
-              <w:rPr>
-                <w:rFonts w:ascii="Arial Nova Cond" w:eastAsia="Arial" w:hAnsi="Arial Nova Cond" w:cs="Arial"/>
-                <w:b/>
-                <w:color w:val="000000"/>
+            <w:vAlign w:val="center"/>
+          </w:tcPr>
+          <w:p>
+            <w:pPr>
+              <w:autoSpaceDE w:val="0"/>
+              <w:autoSpaceDN w:val="0"/>
+              <w:adjustRightInd w:val="0"/>
+              <w:jc w:val="both"/>
+              <w:rPr>
+                <w:rFonts w:ascii="Arial Nova Cond" w:hAnsi="Arial Nova Cond" w:cs="Arial"/>
+                <w:color w:val="000000"/>
+                <w:sz w:val="20"/>
+                <w:szCs w:val="20"/>
+              </w:rPr>
+            </w:pPr>
+            <w:r>
+              <w:rPr>
+                <w:rFonts w:ascii="Arial Nova Cond" w:hAnsi="Arial Nova Cond" w:cs="Arial"/>
+                <w:color w:val="000000"/>
+                <w:sz w:val="20"/>
+                <w:szCs w:val="20"/>
               </w:rPr>
               <w:t>{{competencias8}}</w:t>
             </w:r>
@@ -13577,36 +13511,34 @@
         <w:tc>
           <w:tcPr>
             <w:tcW w:w="1337" w:type="dxa"/>
-            <w:tcBorders>
-              <w:top w:val="double" w:sz="4" w:space="0" w:color="47D459" w:themeColor="accent3" w:themeTint="99"/>
-              <w:left w:val="double" w:sz="4" w:space="0" w:color="47D459" w:themeColor="accent3" w:themeTint="99"/>
-              <w:bottom w:val="double" w:sz="4" w:space="0" w:color="47D459" w:themeColor="accent3" w:themeTint="99"/>
-              <w:right w:val="double" w:sz="4" w:space="0" w:color="47D459" w:themeColor="accent3" w:themeTint="99"/>
-            </w:tcBorders>
-            <w:vAlign w:val="center"/>
-            <w:hideMark/>
-          </w:tcPr>
-          <w:p>
-            <w:pPr>
-              <w:spacing w:after="160" w:line="259" w:lineRule="auto"/>
-              <w:ind w:right="-455"/>
-              <w:rPr>
-                <w:rFonts w:ascii="Arial Nova Cond" w:eastAsia="Arial" w:hAnsi="Arial Nova Cond" w:cs="Arial"/>
-                <w:b/>
-                <w:color w:val="000000"/>
-              </w:rPr>
-            </w:pPr>
-            <w:r>
-              <w:rPr>
-                <w:rFonts w:ascii="Arial Nova Cond" w:eastAsia="Arial" w:hAnsi="Arial Nova Cond" w:cs="Arial"/>
-                <w:b/>
-                <w:color w:val="000000"/>
+            <w:vAlign w:val="center"/>
+          </w:tcPr>
+          <w:p>
+            <w:pPr>
+              <w:autoSpaceDE w:val="0"/>
+              <w:autoSpaceDN w:val="0"/>
+              <w:adjustRightInd w:val="0"/>
+              <w:jc w:val="center"/>
+              <w:rPr>
+                <w:rFonts w:ascii="Arial Nova Cond" w:hAnsi="Arial Nova Cond" w:cs="Arial"/>
+                <w:color w:val="000000"/>
+                <w:sz w:val="20"/>
+                <w:szCs w:val="20"/>
+              </w:rPr>
+            </w:pPr>
+            <w:r>
+              <w:rPr>
+                <w:rFonts w:ascii="Arial Nova Cond" w:hAnsi="Arial Nova Cond" w:cs="Arial"/>
+                <w:color w:val="000000"/>
+                <w:sz w:val="20"/>
+                <w:szCs w:val="20"/>
               </w:rPr>
               <w:t>{{producto8}}</w:t>
             </w:r>
           </w:p>
         </w:tc>
       </w:tr>
+      <w:bookmarkEnd w:id="1"/>
     </w:tbl>
     <w:p>
       <w:pPr>
@@ -30192,6 +30124,21 @@
     <w:basedOn w:val="Fuentedeprrafopredeter"/>
     <w:rsid w:val="00521FD1"/>
   </w:style>
+  <w:style w:type="paragraph" w:styleId="Sinespaciado">
+    <w:name w:val="No Spacing"/>
+    <w:uiPriority w:val="1"/>
+    <w:qFormat/>
+    <w:rsid w:val="006D742C"/>
+    <w:pPr>
+      <w:spacing w:after="0" w:line="240" w:lineRule="auto"/>
+    </w:pPr>
+    <w:rPr>
+      <w:rFonts w:asciiTheme="minorHAnsi" w:eastAsiaTheme="minorHAnsi" w:hAnsiTheme="minorHAnsi" w:cstheme="minorBidi"/>
+      <w:kern w:val="2"/>
+      <w:lang w:eastAsia="en-US"/>
+      <w14:ligatures w14:val="standardContextual"/>
+    </w:rPr>
+  </w:style>
 </w:styles>
 </file>
 
@@ -30502,13 +30449,13 @@
 </file>
 
 <file path=customXml/item2.xml><?xml version="1.0" encoding="utf-8"?>
-<b:Sources xmlns:b="http://schemas.openxmlformats.org/officeDocument/2006/bibliography" xmlns="http://schemas.openxmlformats.org/officeDocument/2006/bibliography" SelectedStyle="\APASixthEditionOfficeOnline.xsl" StyleName="APA" Version="6"/>
+<go:gDocsCustomXmlDataStorage xmlns:go="http://customooxmlschemas.google.com/" xmlns:r="http://schemas.openxmlformats.org/officeDocument/2006/relationships" uri="GoogleDocsCustomDataVersion2">
+  <go:docsCustomData xmlns:go="http://customooxmlschemas.google.com/" roundtripDataSignature="AMtx7miz3z90Bvy3bEEJYMJhOZwHMObzKQ==">CgMxLjAyCGguZ2pkZ3hzOAByITFzWm1uSHJDXzRGRG4wV2FvUl9DdjYtY1hwbHgzTHlCWQ==</go:docsCustomData>
+</go:gDocsCustomXmlDataStorage>
 </file>
 
 <file path=customXml/item3.xml><?xml version="1.0" encoding="utf-8"?>
-<go:gDocsCustomXmlDataStorage xmlns:go="http://customooxmlschemas.google.com/" xmlns:r="http://schemas.openxmlformats.org/officeDocument/2006/relationships" uri="GoogleDocsCustomDataVersion2">
-  <go:docsCustomData xmlns:go="http://customooxmlschemas.google.com/" roundtripDataSignature="AMtx7miz3z90Bvy3bEEJYMJhOZwHMObzKQ==">CgMxLjAyCGguZ2pkZ3hzOAByITFzWm1uSHJDXzRGRG4wV2FvUl9DdjYtY1hwbHgzTHlCWQ==</go:docsCustomData>
-</go:gDocsCustomXmlDataStorage>
+<b:Sources xmlns:b="http://schemas.openxmlformats.org/officeDocument/2006/bibliography" xmlns="http://schemas.openxmlformats.org/officeDocument/2006/bibliography" SelectedStyle="\APASixthEditionOfficeOnline.xsl" StyleName="APA" Version="6"/>
 </file>
 
 <file path=customXml/itemProps1.xml><?xml version="1.0" encoding="utf-8"?>
@@ -30520,18 +30467,18 @@
 </file>
 
 <file path=customXml/itemProps2.xml><?xml version="1.0" encoding="utf-8"?>
-<ds:datastoreItem xmlns:ds="http://schemas.openxmlformats.org/officeDocument/2006/customXml" ds:itemID="{6966D7EB-0659-4416-89B3-8A0DC08EB6F7}">
-  <ds:schemaRefs>
-    <ds:schemaRef ds:uri="http://schemas.openxmlformats.org/officeDocument/2006/bibliography"/>
-  </ds:schemaRefs>
-</ds:datastoreItem>
-</file>
-
-<file path=customXml/itemProps3.xml><?xml version="1.0" encoding="utf-8"?>
 <ds:datastoreItem xmlns:ds="http://schemas.openxmlformats.org/officeDocument/2006/customXml" ds:itemID="{11111111-1234-1234-1234-123412341234}">
   <ds:schemaRefs>
     <ds:schemaRef ds:uri="http://customooxmlschemas.google.com/"/>
     <ds:schemaRef ds:uri="http://schemas.openxmlformats.org/officeDocument/2006/relationships"/>
   </ds:schemaRefs>
 </ds:datastoreItem>
+</file>
+
+<file path=customXml/itemProps3.xml><?xml version="1.0" encoding="utf-8"?>
+<ds:datastoreItem xmlns:ds="http://schemas.openxmlformats.org/officeDocument/2006/customXml" ds:itemID="{6966D7EB-0659-4416-89B3-8A0DC08EB6F7}">
+  <ds:schemaRefs>
+    <ds:schemaRef ds:uri="http://schemas.openxmlformats.org/officeDocument/2006/bibliography"/>
+  </ds:schemaRefs>
+</ds:datastoreItem>
 </file>
--- a/templates/plananual/COMUNICACIÓN 1° A 5°/COMUNICACIÓN 4° - PLAN ANUAL 2026 .docx
+++ b/templates/plananual/COMUNICACIÓN 1° A 5°/COMUNICACIÓN 4° - PLAN ANUAL 2026 .docx
@@ -1,6 +1,6 @@
 
 <file path=word/document.xml><?xml version="1.0" encoding="utf-8"?>
-<w:document xmlns:wpc="http://schemas.microsoft.com/office/word/2010/wordprocessingCanvas" xmlns:cx="http://schemas.microsoft.com/office/drawing/2014/chartex" xmlns:cx1="http://schemas.microsoft.com/office/drawing/2015/9/8/chartex" xmlns:cx2="http://schemas.microsoft.com/office/drawing/2015/10/21/chartex" xmlns:cx3="http://schemas.microsoft.com/office/drawing/2016/5/9/chartex" xmlns:cx4="http://schemas.microsoft.com/office/drawing/2016/5/10/chartex" xmlns:cx5="http://schemas.microsoft.com/office/drawing/2016/5/11/chartex" xmlns:cx6="http://schemas.microsoft.com/office/drawing/2016/5/12/chartex" xmlns:cx7="http://schemas.microsoft.com/office/drawing/2016/5/13/chartex" xmlns:cx8="http://schemas.microsoft.com/office/drawing/2016/5/14/chartex" xmlns:mc="http://schemas.openxmlformats.org/markup-compatibility/2006" xmlns:aink="http://schemas.microsoft.com/office/drawing/2016/ink" xmlns:am3d="http://schemas.microsoft.com/office/drawing/2017/model3d" xmlns:o="urn:schemas-microsoft-com:office:office" xmlns:oel="http://schemas.microsoft.com/office/2019/extlst" xmlns:r="http://schemas.openxmlformats.org/officeDocument/2006/relationships" xmlns:m="http://schemas.openxmlformats.org/officeDocument/2006/math" xmlns:v="urn:schemas-microsoft-com:vml" xmlns:wp14="http://schemas.microsoft.com/office/word/2010/wordprocessingDrawing" xmlns:wp="http://schemas.openxmlformats.org/drawingml/2006/wordprocessingDrawing" xmlns:w10="urn:schemas-microsoft-com:office:word" xmlns:w="http://schemas.openxmlformats.org/wordprocessingml/2006/main" xmlns:w14="http://schemas.microsoft.com/office/word/2010/wordml" xmlns:w15="http://schemas.microsoft.com/office/word/2012/wordml" xmlns:w16cex="http://schemas.microsoft.com/office/word/2018/wordml/cex" xmlns:w16cid="http://schemas.microsoft.com/office/word/2016/wordml/cid" xmlns:w16="http://schemas.microsoft.com/office/word/2018/wordml" xmlns:w16du="http://schemas.microsoft.com/office/word/2023/wordml/word16du" xmlns:w16sdtdh="http://schemas.microsoft.com/office/word/2020/wordml/sdtdatahash" xmlns:w16se="http://schemas.microsoft.com/office/word/2015/wordml/symex" xmlns:wpg="http://schemas.microsoft.com/office/word/2010/wordprocessingGroup" xmlns:wpi="http://schemas.microsoft.com/office/word/2010/wordprocessingInk" xmlns:wne="http://schemas.microsoft.com/office/word/2006/wordml" xmlns:wps="http://schemas.microsoft.com/office/word/2010/wordprocessingShape" mc:Ignorable="w14 w15 w16se w16cid w16 w16cex w16sdtdh w16du wp14">
+<w:document xmlns:wpc="http://schemas.microsoft.com/office/word/2010/wordprocessingCanvas" xmlns:cx="http://schemas.microsoft.com/office/drawing/2014/chartex" xmlns:cx1="http://schemas.microsoft.com/office/drawing/2015/9/8/chartex" xmlns:cx2="http://schemas.microsoft.com/office/drawing/2015/10/21/chartex" xmlns:cx3="http://schemas.microsoft.com/office/drawing/2016/5/9/chartex" xmlns:cx4="http://schemas.microsoft.com/office/drawing/2016/5/10/chartex" xmlns:cx5="http://schemas.microsoft.com/office/drawing/2016/5/11/chartex" xmlns:cx6="http://schemas.microsoft.com/office/drawing/2016/5/12/chartex" xmlns:cx7="http://schemas.microsoft.com/office/drawing/2016/5/13/chartex" xmlns:cx8="http://schemas.microsoft.com/office/drawing/2016/5/14/chartex" xmlns:mc="http://schemas.openxmlformats.org/markup-compatibility/2006" xmlns:aink="http://schemas.microsoft.com/office/drawing/2016/ink" xmlns:am3d="http://schemas.microsoft.com/office/drawing/2017/model3d" xmlns:o="urn:schemas-microsoft-com:office:office" xmlns:oel="http://schemas.microsoft.com/office/2019/extlst" xmlns:r="http://schemas.openxmlformats.org/officeDocument/2006/relationships" xmlns:m="http://schemas.openxmlformats.org/officeDocument/2006/math" xmlns:v="urn:schemas-microsoft-com:vml" xmlns:wp14="http://schemas.microsoft.com/office/word/2010/wordprocessingDrawing" xmlns:wp="http://schemas.openxmlformats.org/drawingml/2006/wordprocessingDrawing" xmlns:w10="urn:schemas-microsoft-com:office:word" xmlns:w="http://schemas.openxmlformats.org/wordprocessingml/2006/main" xmlns:w14="http://schemas.microsoft.com/office/word/2010/wordml" xmlns:w15="http://schemas.microsoft.com/office/word/2012/wordml" xmlns:w16cex="http://schemas.microsoft.com/office/word/2018/wordml/cex" xmlns:w16cid="http://schemas.microsoft.com/office/word/2016/wordml/cid" xmlns:w16="http://schemas.microsoft.com/office/word/2018/wordml" xmlns:w16du="http://schemas.microsoft.com/office/word/2023/wordml/word16du" xmlns:w16sdtdh="http://schemas.microsoft.com/office/word/2020/wordml/sdtdatahash" xmlns:w16sdtfl="http://schemas.microsoft.com/office/word/2024/wordml/sdtformatlock" xmlns:w16se="http://schemas.microsoft.com/office/word/2015/wordml/symex" xmlns:wpg="http://schemas.microsoft.com/office/word/2010/wordprocessingGroup" xmlns:wpi="http://schemas.microsoft.com/office/word/2010/wordprocessingInk" xmlns:wne="http://schemas.microsoft.com/office/word/2006/wordml" xmlns:wps="http://schemas.microsoft.com/office/word/2010/wordprocessingShape" mc:Ignorable="w14 w15 w16se w16cid w16 w16cex w16sdtdh w16sdtfl w16du wp14">
   <w:body>
     <w:p>
       <w:pPr>
@@ -197,17 +197,7 @@
                                     <w:color w:val="FFFFFF"/>
                                     <w:sz w:val="32"/>
                                   </w:rPr>
-                                  <w:t>{{</w:t>
-                                </w:r>
-                                <w:r>
-                                  <w:rPr>
-                                    <w:rFonts w:ascii="Aptos ExtraBold" w:eastAsia="Aptos ExtraBold" w:hAnsi="Aptos ExtraBold" w:cs="Aptos ExtraBold"/>
-                                    <w:b/>
-                                    <w:bCs/>
-                                    <w:color w:val="FFFFFF"/>
-                                    <w:sz w:val="32"/>
-                                  </w:rPr>
-                                  <w:t>anio}}</w:t>
+                                  <w:t>{{anio}}</w:t>
                                 </w:r>
                                 <w:r>
                                   <w:rPr>
@@ -317,17 +307,7 @@
                               <w:color w:val="FFFFFF"/>
                               <w:sz w:val="32"/>
                             </w:rPr>
-                            <w:t>{{</w:t>
-                          </w:r>
-                          <w:r>
-                            <w:rPr>
-                              <w:rFonts w:ascii="Aptos ExtraBold" w:eastAsia="Aptos ExtraBold" w:hAnsi="Aptos ExtraBold" w:cs="Aptos ExtraBold"/>
-                              <w:b/>
-                              <w:bCs/>
-                              <w:color w:val="FFFFFF"/>
-                              <w:sz w:val="32"/>
-                            </w:rPr>
-                            <w:t>anio}}</w:t>
+                            <w:t>{{anio}}</w:t>
                           </w:r>
                           <w:r>
                             <w:rPr>
@@ -4275,29 +4255,16 @@
                 <w:szCs w:val="20"/>
               </w:rPr>
             </w:pPr>
-            <w:proofErr w:type="spellStart"/>
-            <w:r>
-              <w:rPr>
-                <w:rFonts w:ascii="Arial Nova Cond" w:hAnsi="Arial Nova Cond" w:cs="Times New Roman"/>
-                <w:b/>
-                <w:bCs/>
-                <w:color w:val="000000" w:themeColor="text1"/>
-                <w:sz w:val="20"/>
-                <w:szCs w:val="20"/>
-              </w:rPr>
-              <w:t>N°</w:t>
-            </w:r>
-            <w:proofErr w:type="spellEnd"/>
-            <w:r>
-              <w:rPr>
-                <w:rFonts w:ascii="Arial Nova Cond" w:hAnsi="Arial Nova Cond" w:cs="Times New Roman"/>
-                <w:b/>
-                <w:bCs/>
-                <w:color w:val="000000" w:themeColor="text1"/>
-                <w:sz w:val="20"/>
-                <w:szCs w:val="20"/>
-              </w:rPr>
-              <w:t xml:space="preserve"> DE SEMANAS LECTIVAS</w:t>
+            <w:r>
+              <w:rPr>
+                <w:rFonts w:ascii="Arial Nova Cond" w:hAnsi="Arial Nova Cond" w:cs="Times New Roman"/>
+                <w:b/>
+                <w:bCs/>
+                <w:color w:val="000000" w:themeColor="text1"/>
+                <w:sz w:val="20"/>
+                <w:szCs w:val="20"/>
+              </w:rPr>
+              <w:t>N° DE SEMANAS LECTIVAS</w:t>
             </w:r>
           </w:p>
         </w:tc>
@@ -4322,29 +4289,16 @@
                 <w:szCs w:val="20"/>
               </w:rPr>
             </w:pPr>
-            <w:proofErr w:type="spellStart"/>
-            <w:r>
-              <w:rPr>
-                <w:rFonts w:ascii="Arial Nova Cond" w:hAnsi="Arial Nova Cond" w:cs="Times New Roman"/>
-                <w:b/>
-                <w:bCs/>
-                <w:color w:val="000000" w:themeColor="text1"/>
-                <w:sz w:val="20"/>
-                <w:szCs w:val="20"/>
-              </w:rPr>
-              <w:t>N°</w:t>
-            </w:r>
-            <w:proofErr w:type="spellEnd"/>
-            <w:r>
-              <w:rPr>
-                <w:rFonts w:ascii="Arial Nova Cond" w:hAnsi="Arial Nova Cond" w:cs="Times New Roman"/>
-                <w:b/>
-                <w:bCs/>
-                <w:color w:val="000000" w:themeColor="text1"/>
-                <w:sz w:val="20"/>
-                <w:szCs w:val="20"/>
-              </w:rPr>
-              <w:t xml:space="preserve"> UNIDADES</w:t>
+            <w:r>
+              <w:rPr>
+                <w:rFonts w:ascii="Arial Nova Cond" w:hAnsi="Arial Nova Cond" w:cs="Times New Roman"/>
+                <w:b/>
+                <w:bCs/>
+                <w:color w:val="000000" w:themeColor="text1"/>
+                <w:sz w:val="20"/>
+                <w:szCs w:val="20"/>
+              </w:rPr>
+              <w:t>N° UNIDADES</w:t>
             </w:r>
           </w:p>
         </w:tc>
@@ -11193,13 +11147,13 @@
         <w:tblLook w:val="04A0" w:firstRow="1" w:lastRow="0" w:firstColumn="1" w:lastColumn="0" w:noHBand="0" w:noVBand="1"/>
       </w:tblPr>
       <w:tblGrid>
-        <w:gridCol w:w="875"/>
-        <w:gridCol w:w="1095"/>
-        <w:gridCol w:w="1726"/>
-        <w:gridCol w:w="6169"/>
-        <w:gridCol w:w="2015"/>
-        <w:gridCol w:w="1634"/>
-        <w:gridCol w:w="1337"/>
+        <w:gridCol w:w="818"/>
+        <w:gridCol w:w="1018"/>
+        <w:gridCol w:w="5379"/>
+        <w:gridCol w:w="1984"/>
+        <w:gridCol w:w="2693"/>
+        <w:gridCol w:w="1560"/>
+        <w:gridCol w:w="1399"/>
       </w:tblGrid>
       <w:tr>
         <w:trPr>
@@ -11208,7 +11162,7 @@
         </w:trPr>
         <w:tc>
           <w:tcPr>
-            <w:tcW w:w="875" w:type="dxa"/>
+            <w:tcW w:w="818" w:type="dxa"/>
             <w:shd w:val="clear" w:color="auto" w:fill="C1F0C7" w:themeFill="accent3" w:themeFillTint="33"/>
             <w:vAlign w:val="center"/>
           </w:tcPr>
@@ -11242,7 +11196,7 @@
         </w:tc>
         <w:tc>
           <w:tcPr>
-            <w:tcW w:w="1095" w:type="dxa"/>
+            <w:tcW w:w="1018" w:type="dxa"/>
             <w:shd w:val="clear" w:color="auto" w:fill="C1F0C7" w:themeFill="accent3" w:themeFillTint="33"/>
             <w:vAlign w:val="center"/>
           </w:tcPr>
@@ -11275,7 +11229,7 @@
         </w:tc>
         <w:tc>
           <w:tcPr>
-            <w:tcW w:w="1726" w:type="dxa"/>
+            <w:tcW w:w="5379" w:type="dxa"/>
             <w:shd w:val="clear" w:color="auto" w:fill="C1F0C7" w:themeFill="accent3" w:themeFillTint="33"/>
             <w:vAlign w:val="center"/>
           </w:tcPr>
@@ -11302,13 +11256,35 @@
                 <w:sz w:val="20"/>
                 <w:szCs w:val="20"/>
               </w:rPr>
-              <w:t>PROBLEMA / POTENCIALIDAD</w:t>
-            </w:r>
-          </w:p>
-        </w:tc>
-        <w:tc>
-          <w:tcPr>
-            <w:tcW w:w="6169" w:type="dxa"/>
+              <w:t>SITUACIÓN SIGNIF</w:t>
+            </w:r>
+            <w:r>
+              <w:rPr>
+                <w:rFonts w:ascii="Arial Nova Cond" w:hAnsi="Arial Nova Cond" w:cs="Times New Roman"/>
+                <w:b/>
+                <w:bCs/>
+                <w:color w:val="000000" w:themeColor="text1"/>
+                <w:sz w:val="20"/>
+                <w:szCs w:val="20"/>
+              </w:rPr>
+              <w:t>I</w:t>
+            </w:r>
+            <w:r>
+              <w:rPr>
+                <w:rFonts w:ascii="Arial Nova Cond" w:hAnsi="Arial Nova Cond" w:cs="Times New Roman"/>
+                <w:b/>
+                <w:bCs/>
+                <w:color w:val="000000" w:themeColor="text1"/>
+                <w:sz w:val="20"/>
+                <w:szCs w:val="20"/>
+              </w:rPr>
+              <w:t>CATIVA</w:t>
+            </w:r>
+          </w:p>
+        </w:tc>
+        <w:tc>
+          <w:tcPr>
+            <w:tcW w:w="1984" w:type="dxa"/>
             <w:shd w:val="clear" w:color="auto" w:fill="C1F0C7" w:themeFill="accent3" w:themeFillTint="33"/>
             <w:vAlign w:val="center"/>
           </w:tcPr>
@@ -11335,35 +11311,46 @@
                 <w:sz w:val="20"/>
                 <w:szCs w:val="20"/>
               </w:rPr>
-              <w:t>SITUACIÓN SIGNIF</w:t>
-            </w:r>
-            <w:r>
-              <w:rPr>
-                <w:rFonts w:ascii="Arial Nova Cond" w:hAnsi="Arial Nova Cond" w:cs="Times New Roman"/>
-                <w:b/>
-                <w:bCs/>
-                <w:color w:val="000000" w:themeColor="text1"/>
-                <w:sz w:val="20"/>
-                <w:szCs w:val="20"/>
-              </w:rPr>
-              <w:t>I</w:t>
-            </w:r>
-            <w:r>
-              <w:rPr>
-                <w:rFonts w:ascii="Arial Nova Cond" w:hAnsi="Arial Nova Cond" w:cs="Times New Roman"/>
-                <w:b/>
-                <w:bCs/>
-                <w:color w:val="000000" w:themeColor="text1"/>
-                <w:sz w:val="20"/>
-                <w:szCs w:val="20"/>
-              </w:rPr>
-              <w:t>CATIVA</w:t>
-            </w:r>
-          </w:p>
-        </w:tc>
-        <w:tc>
-          <w:tcPr>
-            <w:tcW w:w="2015" w:type="dxa"/>
+              <w:t>TÍTULO DE LA UNIDAD DID</w:t>
+            </w:r>
+            <w:r>
+              <w:rPr>
+                <w:rFonts w:ascii="Arial Nova Cond" w:hAnsi="Arial Nova Cond" w:cs="Times New Roman"/>
+                <w:b/>
+                <w:bCs/>
+                <w:color w:val="000000" w:themeColor="text1"/>
+                <w:sz w:val="20"/>
+                <w:szCs w:val="20"/>
+              </w:rPr>
+              <w:t>Á</w:t>
+            </w:r>
+            <w:r>
+              <w:rPr>
+                <w:rFonts w:ascii="Arial Nova Cond" w:hAnsi="Arial Nova Cond" w:cs="Times New Roman"/>
+                <w:b/>
+                <w:bCs/>
+                <w:color w:val="000000" w:themeColor="text1"/>
+                <w:sz w:val="20"/>
+                <w:szCs w:val="20"/>
+              </w:rPr>
+              <w:t>CTICA</w:t>
+            </w:r>
+            <w:r>
+              <w:rPr>
+                <w:rFonts w:ascii="Arial Nova Cond" w:hAnsi="Arial Nova Cond" w:cs="Times New Roman"/>
+                <w:b/>
+                <w:bCs/>
+                <w:color w:val="000000" w:themeColor="text1"/>
+                <w:sz w:val="20"/>
+                <w:szCs w:val="20"/>
+              </w:rPr>
+              <w:t>.</w:t>
+            </w:r>
+          </w:p>
+        </w:tc>
+        <w:tc>
+          <w:tcPr>
+            <w:tcW w:w="2693" w:type="dxa"/>
             <w:shd w:val="clear" w:color="auto" w:fill="C1F0C7" w:themeFill="accent3" w:themeFillTint="33"/>
             <w:vAlign w:val="center"/>
           </w:tcPr>
@@ -11390,46 +11377,13 @@
                 <w:sz w:val="20"/>
                 <w:szCs w:val="20"/>
               </w:rPr>
-              <w:t>TÍTULO DE LA UNIDAD DID</w:t>
-            </w:r>
-            <w:r>
-              <w:rPr>
-                <w:rFonts w:ascii="Arial Nova Cond" w:hAnsi="Arial Nova Cond" w:cs="Times New Roman"/>
-                <w:b/>
-                <w:bCs/>
-                <w:color w:val="000000" w:themeColor="text1"/>
-                <w:sz w:val="20"/>
-                <w:szCs w:val="20"/>
-              </w:rPr>
-              <w:t>Á</w:t>
-            </w:r>
-            <w:r>
-              <w:rPr>
-                <w:rFonts w:ascii="Arial Nova Cond" w:hAnsi="Arial Nova Cond" w:cs="Times New Roman"/>
-                <w:b/>
-                <w:bCs/>
-                <w:color w:val="000000" w:themeColor="text1"/>
-                <w:sz w:val="20"/>
-                <w:szCs w:val="20"/>
-              </w:rPr>
-              <w:t>CTICA</w:t>
-            </w:r>
-            <w:r>
-              <w:rPr>
-                <w:rFonts w:ascii="Arial Nova Cond" w:hAnsi="Arial Nova Cond" w:cs="Times New Roman"/>
-                <w:b/>
-                <w:bCs/>
-                <w:color w:val="000000" w:themeColor="text1"/>
-                <w:sz w:val="20"/>
-                <w:szCs w:val="20"/>
-              </w:rPr>
-              <w:t>.</w:t>
-            </w:r>
-          </w:p>
-        </w:tc>
-        <w:tc>
-          <w:tcPr>
-            <w:tcW w:w="1634" w:type="dxa"/>
+              <w:t>CAMPO TEMATICO</w:t>
+            </w:r>
+          </w:p>
+        </w:tc>
+        <w:tc>
+          <w:tcPr>
+            <w:tcW w:w="1560" w:type="dxa"/>
             <w:shd w:val="clear" w:color="auto" w:fill="C1F0C7" w:themeFill="accent3" w:themeFillTint="33"/>
             <w:vAlign w:val="center"/>
           </w:tcPr>
@@ -11462,7 +11416,7 @@
         </w:tc>
         <w:tc>
           <w:tcPr>
-            <w:tcW w:w="1337" w:type="dxa"/>
+            <w:tcW w:w="1399" w:type="dxa"/>
             <w:shd w:val="clear" w:color="auto" w:fill="C1F0C7" w:themeFill="accent3" w:themeFillTint="33"/>
             <w:vAlign w:val="center"/>
           </w:tcPr>
@@ -11501,7 +11455,7 @@
         </w:trPr>
         <w:tc>
           <w:tcPr>
-            <w:tcW w:w="875" w:type="dxa"/>
+            <w:tcW w:w="818" w:type="dxa"/>
             <w:vMerge w:val="restart"/>
             <w:vAlign w:val="center"/>
           </w:tcPr>
@@ -11540,7 +11494,7 @@
         </w:tc>
         <w:tc>
           <w:tcPr>
-            <w:tcW w:w="1095" w:type="dxa"/>
+            <w:tcW w:w="1018" w:type="dxa"/>
             <w:vAlign w:val="center"/>
           </w:tcPr>
           <w:p>
@@ -11578,7 +11532,7 @@
         </w:tc>
         <w:tc>
           <w:tcPr>
-            <w:tcW w:w="1726" w:type="dxa"/>
+            <w:tcW w:w="5379" w:type="dxa"/>
             <w:vAlign w:val="center"/>
           </w:tcPr>
           <w:p>
@@ -11606,13 +11560,136 @@
                 <w:szCs w:val="20"/>
                 <w:lang w:val="es-ES_tradnl"/>
               </w:rPr>
-              <w:t>{{problemapotencialidad0}}</w:t>
-            </w:r>
-          </w:p>
-        </w:tc>
-        <w:tc>
-          <w:tcPr>
-            <w:tcW w:w="6169" w:type="dxa"/>
+              <w:t>{{situacionsignificativa0}}</w:t>
+            </w:r>
+          </w:p>
+        </w:tc>
+        <w:tc>
+          <w:tcPr>
+            <w:tcW w:w="1984" w:type="dxa"/>
+            <w:vAlign w:val="center"/>
+          </w:tcPr>
+          <w:p>
+            <w:pPr>
+              <w:autoSpaceDE w:val="0"/>
+              <w:autoSpaceDN w:val="0"/>
+              <w:adjustRightInd w:val="0"/>
+              <w:jc w:val="center"/>
+              <w:rPr>
+                <w:rFonts w:ascii="Arial Nova Cond" w:hAnsi="Arial Nova Cond" w:cs="Arial"/>
+                <w:color w:val="000000"/>
+                <w:sz w:val="20"/>
+                <w:szCs w:val="20"/>
+              </w:rPr>
+            </w:pPr>
+            <w:r>
+              <w:rPr>
+                <w:rFonts w:ascii="Arial Nova Cond" w:hAnsi="Arial Nova Cond" w:cs="Arial"/>
+                <w:color w:val="000000"/>
+                <w:sz w:val="20"/>
+                <w:szCs w:val="20"/>
+              </w:rPr>
+              <w:t>{{titulosituacionsignificativa0}}</w:t>
+            </w:r>
+          </w:p>
+        </w:tc>
+        <w:tc>
+          <w:tcPr>
+            <w:tcW w:w="2693" w:type="dxa"/>
+            <w:vAlign w:val="center"/>
+          </w:tcPr>
+          <w:p>
+            <w:pPr>
+              <w:autoSpaceDE w:val="0"/>
+              <w:autoSpaceDN w:val="0"/>
+              <w:adjustRightInd w:val="0"/>
+              <w:jc w:val="both"/>
+              <w:rPr>
+                <w:rFonts w:ascii="Arial Nova Cond" w:hAnsi="Arial Nova Cond" w:cs="Arial"/>
+                <w:color w:val="000000"/>
+                <w:sz w:val="20"/>
+                <w:szCs w:val="20"/>
+              </w:rPr>
+            </w:pPr>
+            <w:r>
+              <w:rPr>
+                <w:rFonts w:ascii="Arial Nova Cond" w:hAnsi="Arial Nova Cond" w:cs="Arial"/>
+                <w:color w:val="000000"/>
+                <w:sz w:val="20"/>
+                <w:szCs w:val="20"/>
+              </w:rPr>
+              <w:t>{{campotematico0}}</w:t>
+            </w:r>
+          </w:p>
+        </w:tc>
+        <w:tc>
+          <w:tcPr>
+            <w:tcW w:w="1560" w:type="dxa"/>
+            <w:vAlign w:val="center"/>
+          </w:tcPr>
+          <w:p>
+            <w:pPr>
+              <w:autoSpaceDE w:val="0"/>
+              <w:autoSpaceDN w:val="0"/>
+              <w:adjustRightInd w:val="0"/>
+              <w:jc w:val="both"/>
+              <w:rPr>
+                <w:rFonts w:ascii="Arial Nova Cond" w:hAnsi="Arial Nova Cond" w:cs="Arial"/>
+                <w:color w:val="000000"/>
+                <w:sz w:val="20"/>
+                <w:szCs w:val="20"/>
+              </w:rPr>
+            </w:pPr>
+            <w:r>
+              <w:rPr>
+                <w:rFonts w:ascii="Arial Nova Cond" w:hAnsi="Arial Nova Cond" w:cs="Arial"/>
+                <w:color w:val="000000"/>
+                <w:sz w:val="20"/>
+                <w:szCs w:val="20"/>
+              </w:rPr>
+              <w:t>{{competencias0}}</w:t>
+            </w:r>
+          </w:p>
+        </w:tc>
+        <w:tc>
+          <w:tcPr>
+            <w:tcW w:w="1399" w:type="dxa"/>
+            <w:vAlign w:val="center"/>
+          </w:tcPr>
+          <w:p>
+            <w:pPr>
+              <w:autoSpaceDE w:val="0"/>
+              <w:autoSpaceDN w:val="0"/>
+              <w:adjustRightInd w:val="0"/>
+              <w:jc w:val="both"/>
+              <w:rPr>
+                <w:rFonts w:ascii="Arial Nova Cond" w:hAnsi="Arial Nova Cond" w:cs="Arial"/>
+                <w:color w:val="000000"/>
+                <w:sz w:val="20"/>
+                <w:szCs w:val="20"/>
+              </w:rPr>
+            </w:pPr>
+            <w:r>
+              <w:rPr>
+                <w:rFonts w:ascii="Arial Nova Cond" w:hAnsi="Arial Nova Cond" w:cs="Arial"/>
+                <w:color w:val="000000"/>
+                <w:sz w:val="20"/>
+                <w:szCs w:val="20"/>
+              </w:rPr>
+              <w:t>{{producto0}}</w:t>
+            </w:r>
+          </w:p>
+        </w:tc>
+      </w:tr>
+      <w:tr>
+        <w:trPr>
+          <w:trHeight w:val="756"/>
+          <w:jc w:val="center"/>
+        </w:trPr>
+        <w:tc>
+          <w:tcPr>
+            <w:tcW w:w="818" w:type="dxa"/>
+            <w:vMerge/>
             <w:vAlign w:val="center"/>
           </w:tcPr>
           <w:p>
@@ -11625,6 +11702,71 @@
               </w:tabs>
               <w:spacing w:line="276" w:lineRule="auto"/>
               <w:ind w:left="0"/>
+              <w:jc w:val="center"/>
+              <w:rPr>
+                <w:rFonts w:ascii="Arial Nova Cond" w:eastAsia="Calibri" w:hAnsi="Arial Nova Cond" w:cs="Times New Roman"/>
+                <w:b/>
+                <w:bCs/>
+                <w:sz w:val="20"/>
+                <w:szCs w:val="20"/>
+                <w:lang w:val="es-ES_tradnl"/>
+              </w:rPr>
+            </w:pPr>
+          </w:p>
+        </w:tc>
+        <w:tc>
+          <w:tcPr>
+            <w:tcW w:w="1018" w:type="dxa"/>
+            <w:vAlign w:val="center"/>
+          </w:tcPr>
+          <w:p>
+            <w:pPr>
+              <w:pStyle w:val="Prrafodelista"/>
+              <w:tabs>
+                <w:tab w:val="left" w:pos="0"/>
+                <w:tab w:val="left" w:pos="142"/>
+                <w:tab w:val="left" w:pos="284"/>
+              </w:tabs>
+              <w:spacing w:line="276" w:lineRule="auto"/>
+              <w:ind w:left="0"/>
+              <w:jc w:val="center"/>
+              <w:rPr>
+                <w:rFonts w:ascii="Arial Nova Cond" w:eastAsia="Calibri" w:hAnsi="Arial Nova Cond" w:cs="Times New Roman"/>
+                <w:b/>
+                <w:bCs/>
+                <w:sz w:val="20"/>
+                <w:szCs w:val="20"/>
+                <w:lang w:val="es-ES_tradnl"/>
+              </w:rPr>
+            </w:pPr>
+            <w:r>
+              <w:rPr>
+                <w:rFonts w:ascii="Arial Nova Cond" w:eastAsia="Calibri" w:hAnsi="Arial Nova Cond" w:cs="Times New Roman"/>
+                <w:b/>
+                <w:bCs/>
+                <w:sz w:val="20"/>
+                <w:szCs w:val="20"/>
+                <w:lang w:val="es-ES_tradnl"/>
+              </w:rPr>
+              <w:t>U 1</w:t>
+            </w:r>
+          </w:p>
+        </w:tc>
+        <w:tc>
+          <w:tcPr>
+            <w:tcW w:w="5379" w:type="dxa"/>
+            <w:vAlign w:val="center"/>
+          </w:tcPr>
+          <w:p>
+            <w:pPr>
+              <w:pStyle w:val="Prrafodelista"/>
+              <w:tabs>
+                <w:tab w:val="left" w:pos="0"/>
+                <w:tab w:val="left" w:pos="142"/>
+                <w:tab w:val="left" w:pos="284"/>
+              </w:tabs>
+              <w:spacing w:line="276" w:lineRule="auto"/>
+              <w:ind w:left="0"/>
               <w:jc w:val="both"/>
               <w:rPr>
                 <w:rFonts w:ascii="Arial Nova Cond" w:eastAsia="Calibri" w:hAnsi="Arial Nova Cond" w:cs="Times New Roman"/>
@@ -11640,13 +11782,13 @@
                 <w:szCs w:val="20"/>
                 <w:lang w:val="es-ES_tradnl"/>
               </w:rPr>
-              <w:t>{{situacionsignificativa0}}</w:t>
-            </w:r>
-          </w:p>
-        </w:tc>
-        <w:tc>
-          <w:tcPr>
-            <w:tcW w:w="2015" w:type="dxa"/>
+              <w:t>{{situacionsignificativa1}}</w:t>
+            </w:r>
+          </w:p>
+        </w:tc>
+        <w:tc>
+          <w:tcPr>
+            <w:tcW w:w="1984" w:type="dxa"/>
             <w:vAlign w:val="center"/>
           </w:tcPr>
           <w:p>
@@ -11657,7 +11799,7 @@
               <w:jc w:val="center"/>
               <w:rPr>
                 <w:rFonts w:ascii="Arial Nova Cond" w:hAnsi="Arial Nova Cond" w:cs="Arial"/>
-                <w:color w:val="000000"/>
+                <w:color w:val="000000" w:themeColor="text1"/>
                 <w:sz w:val="20"/>
                 <w:szCs w:val="20"/>
               </w:rPr>
@@ -11669,13 +11811,13 @@
                 <w:sz w:val="20"/>
                 <w:szCs w:val="20"/>
               </w:rPr>
-              <w:t>{{titulosituacionsignificativa0}}</w:t>
-            </w:r>
-          </w:p>
-        </w:tc>
-        <w:tc>
-          <w:tcPr>
-            <w:tcW w:w="1634" w:type="dxa"/>
+              <w:t>{{titulosituacionsignificativa1}}</w:t>
+            </w:r>
+          </w:p>
+        </w:tc>
+        <w:tc>
+          <w:tcPr>
+            <w:tcW w:w="2693" w:type="dxa"/>
             <w:vAlign w:val="center"/>
           </w:tcPr>
           <w:p>
@@ -11698,13 +11840,13 @@
                 <w:sz w:val="20"/>
                 <w:szCs w:val="20"/>
               </w:rPr>
-              <w:t>{{competencias0}}</w:t>
-            </w:r>
-          </w:p>
-        </w:tc>
-        <w:tc>
-          <w:tcPr>
-            <w:tcW w:w="1337" w:type="dxa"/>
+              <w:t>{{campotematico1}}</w:t>
+            </w:r>
+          </w:p>
+        </w:tc>
+        <w:tc>
+          <w:tcPr>
+            <w:tcW w:w="1560" w:type="dxa"/>
             <w:vAlign w:val="center"/>
           </w:tcPr>
           <w:p>
@@ -11712,7 +11854,7 @@
               <w:autoSpaceDE w:val="0"/>
               <w:autoSpaceDN w:val="0"/>
               <w:adjustRightInd w:val="0"/>
-              <w:jc w:val="center"/>
+              <w:jc w:val="both"/>
               <w:rPr>
                 <w:rFonts w:ascii="Arial Nova Cond" w:hAnsi="Arial Nova Cond" w:cs="Arial"/>
                 <w:color w:val="000000"/>
@@ -11727,7 +11869,36 @@
                 <w:sz w:val="20"/>
                 <w:szCs w:val="20"/>
               </w:rPr>
-              <w:t>{{producto0}}</w:t>
+              <w:t>{{competencias1}}</w:t>
+            </w:r>
+          </w:p>
+        </w:tc>
+        <w:tc>
+          <w:tcPr>
+            <w:tcW w:w="1399" w:type="dxa"/>
+            <w:vAlign w:val="center"/>
+          </w:tcPr>
+          <w:p>
+            <w:pPr>
+              <w:autoSpaceDE w:val="0"/>
+              <w:autoSpaceDN w:val="0"/>
+              <w:adjustRightInd w:val="0"/>
+              <w:jc w:val="both"/>
+              <w:rPr>
+                <w:rFonts w:ascii="Arial Nova Cond" w:hAnsi="Arial Nova Cond" w:cs="Arial"/>
+                <w:color w:val="000000"/>
+                <w:sz w:val="20"/>
+                <w:szCs w:val="20"/>
+              </w:rPr>
+            </w:pPr>
+            <w:r>
+              <w:rPr>
+                <w:rFonts w:ascii="Arial Nova Cond" w:hAnsi="Arial Nova Cond" w:cs="Arial"/>
+                <w:color w:val="000000"/>
+                <w:sz w:val="20"/>
+                <w:szCs w:val="20"/>
+              </w:rPr>
+              <w:t>{{producto1}}</w:t>
             </w:r>
           </w:p>
         </w:tc>
@@ -11739,7 +11910,7 @@
         </w:trPr>
         <w:tc>
           <w:tcPr>
-            <w:tcW w:w="875" w:type="dxa"/>
+            <w:tcW w:w="818" w:type="dxa"/>
             <w:vMerge/>
             <w:vAlign w:val="center"/>
           </w:tcPr>
@@ -11767,7 +11938,7 @@
         </w:tc>
         <w:tc>
           <w:tcPr>
-            <w:tcW w:w="1095" w:type="dxa"/>
+            <w:tcW w:w="1018" w:type="dxa"/>
             <w:vAlign w:val="center"/>
           </w:tcPr>
           <w:p>
@@ -11799,39 +11970,13 @@
                 <w:szCs w:val="20"/>
                 <w:lang w:val="es-ES_tradnl"/>
               </w:rPr>
-              <w:t>U 1</w:t>
-            </w:r>
-          </w:p>
-        </w:tc>
-        <w:tc>
-          <w:tcPr>
-            <w:tcW w:w="1726" w:type="dxa"/>
-            <w:vAlign w:val="center"/>
-          </w:tcPr>
-          <w:p>
-            <w:pPr>
-              <w:pStyle w:val="NormalWeb"/>
-              <w:jc w:val="both"/>
-              <w:rPr>
-                <w:rFonts w:ascii="Arial Nova Cond" w:hAnsi="Arial Nova Cond"/>
-                <w:sz w:val="20"/>
-                <w:szCs w:val="20"/>
-              </w:rPr>
-            </w:pPr>
-            <w:r>
-              <w:rPr>
-                <w:rFonts w:ascii="Arial Nova Cond" w:eastAsia="Calibri" w:hAnsi="Arial Nova Cond"/>
-                <w:sz w:val="20"/>
-                <w:szCs w:val="20"/>
-                <w:lang w:val="es-ES_tradnl"/>
-              </w:rPr>
-              <w:t>{{problemapotencialidad1}}</w:t>
-            </w:r>
-          </w:p>
-        </w:tc>
-        <w:tc>
-          <w:tcPr>
-            <w:tcW w:w="6169" w:type="dxa"/>
+              <w:t>U 2</w:t>
+            </w:r>
+          </w:p>
+        </w:tc>
+        <w:tc>
+          <w:tcPr>
+            <w:tcW w:w="5379" w:type="dxa"/>
             <w:vAlign w:val="center"/>
           </w:tcPr>
           <w:p>
@@ -11859,13 +12004,13 @@
                 <w:szCs w:val="20"/>
                 <w:lang w:val="es-ES_tradnl"/>
               </w:rPr>
-              <w:t>{{situacionsignificativa1}}</w:t>
-            </w:r>
-          </w:p>
-        </w:tc>
-        <w:tc>
-          <w:tcPr>
-            <w:tcW w:w="2015" w:type="dxa"/>
+              <w:t>{{situacionsignificativa2}}</w:t>
+            </w:r>
+          </w:p>
+        </w:tc>
+        <w:tc>
+          <w:tcPr>
+            <w:tcW w:w="1984" w:type="dxa"/>
             <w:vAlign w:val="center"/>
           </w:tcPr>
           <w:p>
@@ -11876,7 +12021,7 @@
               <w:jc w:val="center"/>
               <w:rPr>
                 <w:rFonts w:ascii="Arial Nova Cond" w:hAnsi="Arial Nova Cond" w:cs="Arial"/>
-                <w:color w:val="000000" w:themeColor="text1"/>
+                <w:color w:val="000000"/>
                 <w:sz w:val="20"/>
                 <w:szCs w:val="20"/>
               </w:rPr>
@@ -11888,13 +12033,13 @@
                 <w:sz w:val="20"/>
                 <w:szCs w:val="20"/>
               </w:rPr>
-              <w:t>{{titulosituacionsignificativa1}}</w:t>
-            </w:r>
-          </w:p>
-        </w:tc>
-        <w:tc>
-          <w:tcPr>
-            <w:tcW w:w="1634" w:type="dxa"/>
+              <w:t>{{titulosituacionsignificativa2}}</w:t>
+            </w:r>
+          </w:p>
+        </w:tc>
+        <w:tc>
+          <w:tcPr>
+            <w:tcW w:w="2693" w:type="dxa"/>
             <w:vAlign w:val="center"/>
           </w:tcPr>
           <w:p>
@@ -11917,13 +12062,13 @@
                 <w:sz w:val="20"/>
                 <w:szCs w:val="20"/>
               </w:rPr>
-              <w:t>{{competencias1}}</w:t>
-            </w:r>
-          </w:p>
-        </w:tc>
-        <w:tc>
-          <w:tcPr>
-            <w:tcW w:w="1337" w:type="dxa"/>
+              <w:t>{{campotematico2}}</w:t>
+            </w:r>
+          </w:p>
+        </w:tc>
+        <w:tc>
+          <w:tcPr>
+            <w:tcW w:w="1560" w:type="dxa"/>
             <w:vAlign w:val="center"/>
           </w:tcPr>
           <w:p>
@@ -11931,7 +12076,7 @@
               <w:autoSpaceDE w:val="0"/>
               <w:autoSpaceDN w:val="0"/>
               <w:adjustRightInd w:val="0"/>
-              <w:jc w:val="center"/>
+              <w:jc w:val="both"/>
               <w:rPr>
                 <w:rFonts w:ascii="Arial Nova Cond" w:hAnsi="Arial Nova Cond" w:cs="Arial"/>
                 <w:color w:val="000000"/>
@@ -11946,7 +12091,36 @@
                 <w:sz w:val="20"/>
                 <w:szCs w:val="20"/>
               </w:rPr>
-              <w:t>{{producto1}}</w:t>
+              <w:t>{{competencias2}}</w:t>
+            </w:r>
+          </w:p>
+        </w:tc>
+        <w:tc>
+          <w:tcPr>
+            <w:tcW w:w="1399" w:type="dxa"/>
+            <w:vAlign w:val="center"/>
+          </w:tcPr>
+          <w:p>
+            <w:pPr>
+              <w:autoSpaceDE w:val="0"/>
+              <w:autoSpaceDN w:val="0"/>
+              <w:adjustRightInd w:val="0"/>
+              <w:jc w:val="both"/>
+              <w:rPr>
+                <w:rFonts w:ascii="Arial Nova Cond" w:hAnsi="Arial Nova Cond" w:cs="Arial"/>
+                <w:color w:val="000000"/>
+                <w:sz w:val="20"/>
+                <w:szCs w:val="20"/>
+              </w:rPr>
+            </w:pPr>
+            <w:r>
+              <w:rPr>
+                <w:rFonts w:ascii="Arial Nova Cond" w:hAnsi="Arial Nova Cond" w:cs="Arial"/>
+                <w:color w:val="000000"/>
+                <w:sz w:val="20"/>
+                <w:szCs w:val="20"/>
+              </w:rPr>
+              <w:t>{{producto2}}</w:t>
             </w:r>
           </w:p>
         </w:tc>
@@ -11958,8 +12132,8 @@
         </w:trPr>
         <w:tc>
           <w:tcPr>
-            <w:tcW w:w="875" w:type="dxa"/>
-            <w:vMerge/>
+            <w:tcW w:w="818" w:type="dxa"/>
+            <w:vMerge w:val="restart"/>
             <w:vAlign w:val="center"/>
           </w:tcPr>
           <w:p>
@@ -11982,11 +12156,22 @@
                 <w:lang w:val="es-ES_tradnl"/>
               </w:rPr>
             </w:pPr>
-          </w:p>
-        </w:tc>
-        <w:tc>
-          <w:tcPr>
-            <w:tcW w:w="1095" w:type="dxa"/>
+            <w:r>
+              <w:rPr>
+                <w:rFonts w:ascii="Arial Nova Cond" w:eastAsia="Calibri" w:hAnsi="Arial Nova Cond" w:cs="Times New Roman"/>
+                <w:b/>
+                <w:bCs/>
+                <w:sz w:val="20"/>
+                <w:szCs w:val="20"/>
+                <w:lang w:val="es-ES_tradnl"/>
+              </w:rPr>
+              <w:t>II</w:t>
+            </w:r>
+          </w:p>
+        </w:tc>
+        <w:tc>
+          <w:tcPr>
+            <w:tcW w:w="1018" w:type="dxa"/>
             <w:vAlign w:val="center"/>
           </w:tcPr>
           <w:p>
@@ -12018,39 +12203,13 @@
                 <w:szCs w:val="20"/>
                 <w:lang w:val="es-ES_tradnl"/>
               </w:rPr>
-              <w:t>U 2</w:t>
-            </w:r>
-          </w:p>
-        </w:tc>
-        <w:tc>
-          <w:tcPr>
-            <w:tcW w:w="1726" w:type="dxa"/>
-            <w:vAlign w:val="center"/>
-          </w:tcPr>
-          <w:p>
-            <w:pPr>
-              <w:pStyle w:val="NormalWeb"/>
-              <w:jc w:val="both"/>
-              <w:rPr>
-                <w:rFonts w:ascii="Arial Nova Cond" w:eastAsia="Calibri" w:hAnsi="Arial Nova Cond"/>
-                <w:sz w:val="20"/>
-                <w:szCs w:val="20"/>
-              </w:rPr>
-            </w:pPr>
-            <w:r>
-              <w:rPr>
-                <w:rFonts w:ascii="Arial Nova Cond" w:eastAsia="Calibri" w:hAnsi="Arial Nova Cond"/>
-                <w:sz w:val="20"/>
-                <w:szCs w:val="20"/>
-                <w:lang w:val="es-ES_tradnl"/>
-              </w:rPr>
-              <w:t>{{problemapotencialidad2}}</w:t>
-            </w:r>
-          </w:p>
-        </w:tc>
-        <w:tc>
-          <w:tcPr>
-            <w:tcW w:w="6169" w:type="dxa"/>
+              <w:t>U 3</w:t>
+            </w:r>
+          </w:p>
+        </w:tc>
+        <w:tc>
+          <w:tcPr>
+            <w:tcW w:w="5379" w:type="dxa"/>
             <w:vAlign w:val="center"/>
           </w:tcPr>
           <w:p>
@@ -12066,6 +12225,7 @@
               <w:jc w:val="both"/>
               <w:rPr>
                 <w:rFonts w:ascii="Arial Nova Cond" w:eastAsia="Calibri" w:hAnsi="Arial Nova Cond" w:cs="Times New Roman"/>
+                <w:color w:val="000000" w:themeColor="text1"/>
                 <w:sz w:val="20"/>
                 <w:szCs w:val="20"/>
                 <w:lang w:val="es-ES_tradnl"/>
@@ -12078,13 +12238,13 @@
                 <w:szCs w:val="20"/>
                 <w:lang w:val="es-ES_tradnl"/>
               </w:rPr>
-              <w:t>{{situacionsignificativa2}}</w:t>
-            </w:r>
-          </w:p>
-        </w:tc>
-        <w:tc>
-          <w:tcPr>
-            <w:tcW w:w="2015" w:type="dxa"/>
+              <w:t>{{situacionsignificativa3}}</w:t>
+            </w:r>
+          </w:p>
+        </w:tc>
+        <w:tc>
+          <w:tcPr>
+            <w:tcW w:w="1984" w:type="dxa"/>
             <w:vAlign w:val="center"/>
           </w:tcPr>
           <w:p>
@@ -12095,7 +12255,7 @@
               <w:jc w:val="center"/>
               <w:rPr>
                 <w:rFonts w:ascii="Arial Nova Cond" w:hAnsi="Arial Nova Cond" w:cs="Arial"/>
-                <w:color w:val="000000"/>
+                <w:color w:val="215E99" w:themeColor="text2" w:themeTint="BF"/>
                 <w:sz w:val="20"/>
                 <w:szCs w:val="20"/>
               </w:rPr>
@@ -12107,13 +12267,13 @@
                 <w:sz w:val="20"/>
                 <w:szCs w:val="20"/>
               </w:rPr>
-              <w:t>{{titulosituacionsignificativa2}}</w:t>
-            </w:r>
-          </w:p>
-        </w:tc>
-        <w:tc>
-          <w:tcPr>
-            <w:tcW w:w="1634" w:type="dxa"/>
+              <w:t>{{titulosituacionsignificativa3}}</w:t>
+            </w:r>
+          </w:p>
+        </w:tc>
+        <w:tc>
+          <w:tcPr>
+            <w:tcW w:w="2693" w:type="dxa"/>
             <w:vAlign w:val="center"/>
           </w:tcPr>
           <w:p>
@@ -12136,13 +12296,13 @@
                 <w:sz w:val="20"/>
                 <w:szCs w:val="20"/>
               </w:rPr>
-              <w:t>{{competencias2}}</w:t>
-            </w:r>
-          </w:p>
-        </w:tc>
-        <w:tc>
-          <w:tcPr>
-            <w:tcW w:w="1337" w:type="dxa"/>
+              <w:t>{{campotematico3}}</w:t>
+            </w:r>
+          </w:p>
+        </w:tc>
+        <w:tc>
+          <w:tcPr>
+            <w:tcW w:w="1560" w:type="dxa"/>
             <w:vAlign w:val="center"/>
           </w:tcPr>
           <w:p>
@@ -12150,7 +12310,7 @@
               <w:autoSpaceDE w:val="0"/>
               <w:autoSpaceDN w:val="0"/>
               <w:adjustRightInd w:val="0"/>
-              <w:jc w:val="center"/>
+              <w:jc w:val="both"/>
               <w:rPr>
                 <w:rFonts w:ascii="Arial Nova Cond" w:hAnsi="Arial Nova Cond" w:cs="Arial"/>
                 <w:color w:val="000000"/>
@@ -12165,7 +12325,36 @@
                 <w:sz w:val="20"/>
                 <w:szCs w:val="20"/>
               </w:rPr>
-              <w:t>{{producto2}}</w:t>
+              <w:t>{{competencias3}}</w:t>
+            </w:r>
+          </w:p>
+        </w:tc>
+        <w:tc>
+          <w:tcPr>
+            <w:tcW w:w="1399" w:type="dxa"/>
+            <w:vAlign w:val="center"/>
+          </w:tcPr>
+          <w:p>
+            <w:pPr>
+              <w:autoSpaceDE w:val="0"/>
+              <w:autoSpaceDN w:val="0"/>
+              <w:adjustRightInd w:val="0"/>
+              <w:jc w:val="both"/>
+              <w:rPr>
+                <w:rFonts w:ascii="Arial Nova Cond" w:hAnsi="Arial Nova Cond" w:cs="Arial"/>
+                <w:color w:val="000000"/>
+                <w:sz w:val="20"/>
+                <w:szCs w:val="20"/>
+              </w:rPr>
+            </w:pPr>
+            <w:r>
+              <w:rPr>
+                <w:rFonts w:ascii="Arial Nova Cond" w:hAnsi="Arial Nova Cond" w:cs="Arial"/>
+                <w:color w:val="000000"/>
+                <w:sz w:val="20"/>
+                <w:szCs w:val="20"/>
+              </w:rPr>
+              <w:t>{{producto3}}</w:t>
             </w:r>
           </w:p>
         </w:tc>
@@ -12177,8 +12366,8 @@
         </w:trPr>
         <w:tc>
           <w:tcPr>
-            <w:tcW w:w="875" w:type="dxa"/>
-            <w:vMerge w:val="restart"/>
+            <w:tcW w:w="818" w:type="dxa"/>
+            <w:vMerge/>
             <w:vAlign w:val="center"/>
           </w:tcPr>
           <w:p>
@@ -12201,22 +12390,11 @@
                 <w:lang w:val="es-ES_tradnl"/>
               </w:rPr>
             </w:pPr>
-            <w:r>
-              <w:rPr>
-                <w:rFonts w:ascii="Arial Nova Cond" w:eastAsia="Calibri" w:hAnsi="Arial Nova Cond" w:cs="Times New Roman"/>
-                <w:b/>
-                <w:bCs/>
-                <w:sz w:val="20"/>
-                <w:szCs w:val="20"/>
-                <w:lang w:val="es-ES_tradnl"/>
-              </w:rPr>
-              <w:t>II</w:t>
-            </w:r>
-          </w:p>
-        </w:tc>
-        <w:tc>
-          <w:tcPr>
-            <w:tcW w:w="1095" w:type="dxa"/>
+          </w:p>
+        </w:tc>
+        <w:tc>
+          <w:tcPr>
+            <w:tcW w:w="1018" w:type="dxa"/>
             <w:vAlign w:val="center"/>
           </w:tcPr>
           <w:p>
@@ -12248,39 +12426,13 @@
                 <w:szCs w:val="20"/>
                 <w:lang w:val="es-ES_tradnl"/>
               </w:rPr>
-              <w:t>U 3</w:t>
-            </w:r>
-          </w:p>
-        </w:tc>
-        <w:tc>
-          <w:tcPr>
-            <w:tcW w:w="1726" w:type="dxa"/>
-            <w:vAlign w:val="center"/>
-          </w:tcPr>
-          <w:p>
-            <w:pPr>
-              <w:pStyle w:val="Sinespaciado"/>
-              <w:jc w:val="both"/>
-              <w:rPr>
-                <w:rFonts w:ascii="Arial Nova Cond" w:eastAsia="Times New Roman" w:hAnsi="Arial Nova Cond" w:cs="Times New Roman"/>
-                <w:sz w:val="20"/>
-                <w:szCs w:val="20"/>
-              </w:rPr>
-            </w:pPr>
-            <w:r>
-              <w:rPr>
-                <w:rFonts w:ascii="Arial Nova Cond" w:eastAsia="Calibri" w:hAnsi="Arial Nova Cond" w:cs="Times New Roman"/>
-                <w:sz w:val="20"/>
-                <w:szCs w:val="20"/>
-                <w:lang w:val="es-ES_tradnl"/>
-              </w:rPr>
-              <w:t>{{problemapotencialidad3}}</w:t>
-            </w:r>
-          </w:p>
-        </w:tc>
-        <w:tc>
-          <w:tcPr>
-            <w:tcW w:w="6169" w:type="dxa"/>
+              <w:t>U 4</w:t>
+            </w:r>
+          </w:p>
+        </w:tc>
+        <w:tc>
+          <w:tcPr>
+            <w:tcW w:w="5379" w:type="dxa"/>
             <w:vAlign w:val="center"/>
           </w:tcPr>
           <w:p>
@@ -12309,13 +12461,13 @@
                 <w:szCs w:val="20"/>
                 <w:lang w:val="es-ES_tradnl"/>
               </w:rPr>
-              <w:t>{{situacionsignificativa3}}</w:t>
-            </w:r>
-          </w:p>
-        </w:tc>
-        <w:tc>
-          <w:tcPr>
-            <w:tcW w:w="2015" w:type="dxa"/>
+              <w:t>{{situacionsignificativa4}}</w:t>
+            </w:r>
+          </w:p>
+        </w:tc>
+        <w:tc>
+          <w:tcPr>
+            <w:tcW w:w="1984" w:type="dxa"/>
             <w:vAlign w:val="center"/>
           </w:tcPr>
           <w:p>
@@ -12326,7 +12478,7 @@
               <w:jc w:val="center"/>
               <w:rPr>
                 <w:rFonts w:ascii="Arial Nova Cond" w:hAnsi="Arial Nova Cond" w:cs="Arial"/>
-                <w:color w:val="215E99" w:themeColor="text2" w:themeTint="BF"/>
+                <w:color w:val="000000" w:themeColor="text1"/>
                 <w:sz w:val="20"/>
                 <w:szCs w:val="20"/>
               </w:rPr>
@@ -12338,13 +12490,13 @@
                 <w:sz w:val="20"/>
                 <w:szCs w:val="20"/>
               </w:rPr>
-              <w:t>{{titulosituacionsignificativa3}}</w:t>
-            </w:r>
-          </w:p>
-        </w:tc>
-        <w:tc>
-          <w:tcPr>
-            <w:tcW w:w="1634" w:type="dxa"/>
+              <w:t>{{titulosituacionsignificativa4}}</w:t>
+            </w:r>
+          </w:p>
+        </w:tc>
+        <w:tc>
+          <w:tcPr>
+            <w:tcW w:w="2693" w:type="dxa"/>
             <w:vAlign w:val="center"/>
           </w:tcPr>
           <w:p>
@@ -12367,13 +12519,13 @@
                 <w:sz w:val="20"/>
                 <w:szCs w:val="20"/>
               </w:rPr>
-              <w:t>{{competencias3}}</w:t>
-            </w:r>
-          </w:p>
-        </w:tc>
-        <w:tc>
-          <w:tcPr>
-            <w:tcW w:w="1337" w:type="dxa"/>
+              <w:t>{{campotematico4}}</w:t>
+            </w:r>
+          </w:p>
+        </w:tc>
+        <w:tc>
+          <w:tcPr>
+            <w:tcW w:w="1560" w:type="dxa"/>
             <w:vAlign w:val="center"/>
           </w:tcPr>
           <w:p>
@@ -12381,7 +12533,7 @@
               <w:autoSpaceDE w:val="0"/>
               <w:autoSpaceDN w:val="0"/>
               <w:adjustRightInd w:val="0"/>
-              <w:jc w:val="center"/>
+              <w:jc w:val="both"/>
               <w:rPr>
                 <w:rFonts w:ascii="Arial Nova Cond" w:hAnsi="Arial Nova Cond" w:cs="Arial"/>
                 <w:color w:val="000000"/>
@@ -12396,7 +12548,36 @@
                 <w:sz w:val="20"/>
                 <w:szCs w:val="20"/>
               </w:rPr>
-              <w:t>{{producto3}}</w:t>
+              <w:t>{{competencias4}}</w:t>
+            </w:r>
+          </w:p>
+        </w:tc>
+        <w:tc>
+          <w:tcPr>
+            <w:tcW w:w="1399" w:type="dxa"/>
+            <w:vAlign w:val="center"/>
+          </w:tcPr>
+          <w:p>
+            <w:pPr>
+              <w:autoSpaceDE w:val="0"/>
+              <w:autoSpaceDN w:val="0"/>
+              <w:adjustRightInd w:val="0"/>
+              <w:jc w:val="both"/>
+              <w:rPr>
+                <w:rFonts w:ascii="Arial Nova Cond" w:hAnsi="Arial Nova Cond" w:cs="Arial"/>
+                <w:color w:val="000000"/>
+                <w:sz w:val="20"/>
+                <w:szCs w:val="20"/>
+              </w:rPr>
+            </w:pPr>
+            <w:r>
+              <w:rPr>
+                <w:rFonts w:ascii="Arial Nova Cond" w:hAnsi="Arial Nova Cond" w:cs="Arial"/>
+                <w:color w:val="000000"/>
+                <w:sz w:val="20"/>
+                <w:szCs w:val="20"/>
+              </w:rPr>
+              <w:t>{{producto4}}</w:t>
             </w:r>
           </w:p>
         </w:tc>
@@ -12408,8 +12589,8 @@
         </w:trPr>
         <w:tc>
           <w:tcPr>
-            <w:tcW w:w="875" w:type="dxa"/>
-            <w:vMerge/>
+            <w:tcW w:w="818" w:type="dxa"/>
+            <w:vMerge w:val="restart"/>
             <w:vAlign w:val="center"/>
           </w:tcPr>
           <w:p>
@@ -12432,11 +12613,22 @@
                 <w:lang w:val="es-ES_tradnl"/>
               </w:rPr>
             </w:pPr>
-          </w:p>
-        </w:tc>
-        <w:tc>
-          <w:tcPr>
-            <w:tcW w:w="1095" w:type="dxa"/>
+            <w:r>
+              <w:rPr>
+                <w:rFonts w:ascii="Arial Nova Cond" w:eastAsia="Calibri" w:hAnsi="Arial Nova Cond" w:cs="Times New Roman"/>
+                <w:b/>
+                <w:bCs/>
+                <w:sz w:val="20"/>
+                <w:szCs w:val="20"/>
+                <w:lang w:val="es-ES_tradnl"/>
+              </w:rPr>
+              <w:t>III</w:t>
+            </w:r>
+          </w:p>
+        </w:tc>
+        <w:tc>
+          <w:tcPr>
+            <w:tcW w:w="1018" w:type="dxa"/>
             <w:vAlign w:val="center"/>
           </w:tcPr>
           <w:p>
@@ -12468,39 +12660,13 @@
                 <w:szCs w:val="20"/>
                 <w:lang w:val="es-ES_tradnl"/>
               </w:rPr>
-              <w:t>U 4</w:t>
-            </w:r>
-          </w:p>
-        </w:tc>
-        <w:tc>
-          <w:tcPr>
-            <w:tcW w:w="1726" w:type="dxa"/>
-            <w:vAlign w:val="center"/>
-          </w:tcPr>
-          <w:p>
-            <w:pPr>
-              <w:pStyle w:val="Sinespaciado"/>
-              <w:jc w:val="both"/>
-              <w:rPr>
-                <w:rFonts w:ascii="Arial Nova Cond" w:hAnsi="Arial Nova Cond"/>
-                <w:sz w:val="20"/>
-                <w:szCs w:val="20"/>
-              </w:rPr>
-            </w:pPr>
-            <w:r>
-              <w:rPr>
-                <w:rFonts w:ascii="Arial Nova Cond" w:eastAsia="Calibri" w:hAnsi="Arial Nova Cond" w:cs="Times New Roman"/>
-                <w:sz w:val="20"/>
-                <w:szCs w:val="20"/>
-                <w:lang w:val="es-ES_tradnl"/>
-              </w:rPr>
-              <w:t>{{problemapotencialidad4}}</w:t>
-            </w:r>
-          </w:p>
-        </w:tc>
-        <w:tc>
-          <w:tcPr>
-            <w:tcW w:w="6169" w:type="dxa"/>
+              <w:t>U 5</w:t>
+            </w:r>
+          </w:p>
+        </w:tc>
+        <w:tc>
+          <w:tcPr>
+            <w:tcW w:w="5379" w:type="dxa"/>
             <w:vAlign w:val="center"/>
           </w:tcPr>
           <w:p>
@@ -12529,13 +12695,13 @@
                 <w:szCs w:val="20"/>
                 <w:lang w:val="es-ES_tradnl"/>
               </w:rPr>
-              <w:t>{{situacionsignificativa4}}</w:t>
-            </w:r>
-          </w:p>
-        </w:tc>
-        <w:tc>
-          <w:tcPr>
-            <w:tcW w:w="2015" w:type="dxa"/>
+              <w:t xml:space="preserve">{{situacionsignificativa5}} </w:t>
+            </w:r>
+          </w:p>
+        </w:tc>
+        <w:tc>
+          <w:tcPr>
+            <w:tcW w:w="1984" w:type="dxa"/>
             <w:vAlign w:val="center"/>
           </w:tcPr>
           <w:p>
@@ -12558,13 +12724,13 @@
                 <w:sz w:val="20"/>
                 <w:szCs w:val="20"/>
               </w:rPr>
-              <w:t>{{titulosituacionsignificativa4}}</w:t>
-            </w:r>
-          </w:p>
-        </w:tc>
-        <w:tc>
-          <w:tcPr>
-            <w:tcW w:w="1634" w:type="dxa"/>
+              <w:t>{{titulosituacionsignificativa5}}</w:t>
+            </w:r>
+          </w:p>
+        </w:tc>
+        <w:tc>
+          <w:tcPr>
+            <w:tcW w:w="2693" w:type="dxa"/>
             <w:vAlign w:val="center"/>
           </w:tcPr>
           <w:p>
@@ -12587,13 +12753,13 @@
                 <w:sz w:val="20"/>
                 <w:szCs w:val="20"/>
               </w:rPr>
-              <w:t>{{competencias4}}</w:t>
-            </w:r>
-          </w:p>
-        </w:tc>
-        <w:tc>
-          <w:tcPr>
-            <w:tcW w:w="1337" w:type="dxa"/>
+              <w:t>{{campotematico5}}</w:t>
+            </w:r>
+          </w:p>
+        </w:tc>
+        <w:tc>
+          <w:tcPr>
+            <w:tcW w:w="1560" w:type="dxa"/>
             <w:vAlign w:val="center"/>
           </w:tcPr>
           <w:p>
@@ -12601,7 +12767,7 @@
               <w:autoSpaceDE w:val="0"/>
               <w:autoSpaceDN w:val="0"/>
               <w:adjustRightInd w:val="0"/>
-              <w:jc w:val="center"/>
+              <w:jc w:val="both"/>
               <w:rPr>
                 <w:rFonts w:ascii="Arial Nova Cond" w:hAnsi="Arial Nova Cond" w:cs="Arial"/>
                 <w:color w:val="000000"/>
@@ -12616,7 +12782,36 @@
                 <w:sz w:val="20"/>
                 <w:szCs w:val="20"/>
               </w:rPr>
-              <w:t>{{producto4}}</w:t>
+              <w:t>{{competencias5}}</w:t>
+            </w:r>
+          </w:p>
+        </w:tc>
+        <w:tc>
+          <w:tcPr>
+            <w:tcW w:w="1399" w:type="dxa"/>
+            <w:vAlign w:val="center"/>
+          </w:tcPr>
+          <w:p>
+            <w:pPr>
+              <w:autoSpaceDE w:val="0"/>
+              <w:autoSpaceDN w:val="0"/>
+              <w:adjustRightInd w:val="0"/>
+              <w:jc w:val="both"/>
+              <w:rPr>
+                <w:rFonts w:ascii="Arial Nova Cond" w:hAnsi="Arial Nova Cond" w:cs="Arial"/>
+                <w:color w:val="000000"/>
+                <w:sz w:val="20"/>
+                <w:szCs w:val="20"/>
+              </w:rPr>
+            </w:pPr>
+            <w:r>
+              <w:rPr>
+                <w:rFonts w:ascii="Arial Nova Cond" w:hAnsi="Arial Nova Cond" w:cs="Arial"/>
+                <w:color w:val="000000"/>
+                <w:sz w:val="20"/>
+                <w:szCs w:val="20"/>
+              </w:rPr>
+              <w:t>{{producto5}}</w:t>
             </w:r>
           </w:p>
         </w:tc>
@@ -12628,8 +12823,8 @@
         </w:trPr>
         <w:tc>
           <w:tcPr>
-            <w:tcW w:w="875" w:type="dxa"/>
-            <w:vMerge w:val="restart"/>
+            <w:tcW w:w="818" w:type="dxa"/>
+            <w:vMerge/>
             <w:vAlign w:val="center"/>
           </w:tcPr>
           <w:p>
@@ -12652,22 +12847,11 @@
                 <w:lang w:val="es-ES_tradnl"/>
               </w:rPr>
             </w:pPr>
-            <w:r>
-              <w:rPr>
-                <w:rFonts w:ascii="Arial Nova Cond" w:eastAsia="Calibri" w:hAnsi="Arial Nova Cond" w:cs="Times New Roman"/>
-                <w:b/>
-                <w:bCs/>
-                <w:sz w:val="20"/>
-                <w:szCs w:val="20"/>
-                <w:lang w:val="es-ES_tradnl"/>
-              </w:rPr>
-              <w:t>III</w:t>
-            </w:r>
-          </w:p>
-        </w:tc>
-        <w:tc>
-          <w:tcPr>
-            <w:tcW w:w="1095" w:type="dxa"/>
+          </w:p>
+        </w:tc>
+        <w:tc>
+          <w:tcPr>
+            <w:tcW w:w="1018" w:type="dxa"/>
             <w:vAlign w:val="center"/>
           </w:tcPr>
           <w:p>
@@ -12699,40 +12883,13 @@
                 <w:szCs w:val="20"/>
                 <w:lang w:val="es-ES_tradnl"/>
               </w:rPr>
-              <w:t>U 5</w:t>
-            </w:r>
-          </w:p>
-        </w:tc>
-        <w:tc>
-          <w:tcPr>
-            <w:tcW w:w="1726" w:type="dxa"/>
-            <w:vAlign w:val="center"/>
-          </w:tcPr>
-          <w:p>
-            <w:pPr>
-              <w:pStyle w:val="Sinespaciado"/>
-              <w:jc w:val="both"/>
-              <w:rPr>
-                <w:rFonts w:ascii="Arial Nova Cond" w:hAnsi="Arial Nova Cond"/>
-                <w:color w:val="000000" w:themeColor="text1"/>
-                <w:sz w:val="20"/>
-                <w:szCs w:val="20"/>
-              </w:rPr>
-            </w:pPr>
-            <w:r>
-              <w:rPr>
-                <w:rFonts w:ascii="Arial Nova Cond" w:eastAsia="Calibri" w:hAnsi="Arial Nova Cond" w:cs="Times New Roman"/>
-                <w:sz w:val="20"/>
-                <w:szCs w:val="20"/>
-                <w:lang w:val="es-ES_tradnl"/>
-              </w:rPr>
-              <w:t>{{problemapotencialidad5}}</w:t>
-            </w:r>
-          </w:p>
-        </w:tc>
-        <w:tc>
-          <w:tcPr>
-            <w:tcW w:w="6169" w:type="dxa"/>
+              <w:t>U 6</w:t>
+            </w:r>
+          </w:p>
+        </w:tc>
+        <w:tc>
+          <w:tcPr>
+            <w:tcW w:w="5379" w:type="dxa"/>
             <w:vAlign w:val="center"/>
           </w:tcPr>
           <w:p>
@@ -12748,7 +12905,6 @@
               <w:jc w:val="both"/>
               <w:rPr>
                 <w:rFonts w:ascii="Arial Nova Cond" w:eastAsia="Calibri" w:hAnsi="Arial Nova Cond" w:cs="Times New Roman"/>
-                <w:color w:val="000000" w:themeColor="text1"/>
                 <w:sz w:val="20"/>
                 <w:szCs w:val="20"/>
                 <w:lang w:val="es-ES_tradnl"/>
@@ -12761,13 +12917,13 @@
                 <w:szCs w:val="20"/>
                 <w:lang w:val="es-ES_tradnl"/>
               </w:rPr>
-              <w:t>{{situacionsignificativa5}}</w:t>
-            </w:r>
-          </w:p>
-        </w:tc>
-        <w:tc>
-          <w:tcPr>
-            <w:tcW w:w="2015" w:type="dxa"/>
+              <w:t>{{situacionsignificativa6}}</w:t>
+            </w:r>
+          </w:p>
+        </w:tc>
+        <w:tc>
+          <w:tcPr>
+            <w:tcW w:w="1984" w:type="dxa"/>
             <w:vAlign w:val="center"/>
           </w:tcPr>
           <w:p>
@@ -12778,7 +12934,7 @@
               <w:jc w:val="center"/>
               <w:rPr>
                 <w:rFonts w:ascii="Arial Nova Cond" w:hAnsi="Arial Nova Cond" w:cs="Arial"/>
-                <w:color w:val="000000" w:themeColor="text1"/>
+                <w:color w:val="0070C0"/>
                 <w:sz w:val="20"/>
                 <w:szCs w:val="20"/>
               </w:rPr>
@@ -12790,13 +12946,13 @@
                 <w:sz w:val="20"/>
                 <w:szCs w:val="20"/>
               </w:rPr>
-              <w:t>{{titulosituacionsignificativa5}}</w:t>
-            </w:r>
-          </w:p>
-        </w:tc>
-        <w:tc>
-          <w:tcPr>
-            <w:tcW w:w="1634" w:type="dxa"/>
+              <w:t>{{titulosituacionsignificativa6}}</w:t>
+            </w:r>
+          </w:p>
+        </w:tc>
+        <w:tc>
+          <w:tcPr>
+            <w:tcW w:w="2693" w:type="dxa"/>
             <w:vAlign w:val="center"/>
           </w:tcPr>
           <w:p>
@@ -12819,13 +12975,13 @@
                 <w:sz w:val="20"/>
                 <w:szCs w:val="20"/>
               </w:rPr>
-              <w:t>{{competencias5}}</w:t>
-            </w:r>
-          </w:p>
-        </w:tc>
-        <w:tc>
-          <w:tcPr>
-            <w:tcW w:w="1337" w:type="dxa"/>
+              <w:t>{{campotematico6}}</w:t>
+            </w:r>
+          </w:p>
+        </w:tc>
+        <w:tc>
+          <w:tcPr>
+            <w:tcW w:w="1560" w:type="dxa"/>
             <w:vAlign w:val="center"/>
           </w:tcPr>
           <w:p>
@@ -12833,7 +12989,7 @@
               <w:autoSpaceDE w:val="0"/>
               <w:autoSpaceDN w:val="0"/>
               <w:adjustRightInd w:val="0"/>
-              <w:jc w:val="center"/>
+              <w:jc w:val="both"/>
               <w:rPr>
                 <w:rFonts w:ascii="Arial Nova Cond" w:hAnsi="Arial Nova Cond" w:cs="Arial"/>
                 <w:color w:val="000000"/>
@@ -12848,7 +13004,36 @@
                 <w:sz w:val="20"/>
                 <w:szCs w:val="20"/>
               </w:rPr>
-              <w:t>{{producto5}}</w:t>
+              <w:t>{{competencias6}}</w:t>
+            </w:r>
+          </w:p>
+        </w:tc>
+        <w:tc>
+          <w:tcPr>
+            <w:tcW w:w="1399" w:type="dxa"/>
+            <w:vAlign w:val="center"/>
+          </w:tcPr>
+          <w:p>
+            <w:pPr>
+              <w:autoSpaceDE w:val="0"/>
+              <w:autoSpaceDN w:val="0"/>
+              <w:adjustRightInd w:val="0"/>
+              <w:jc w:val="both"/>
+              <w:rPr>
+                <w:rFonts w:ascii="Arial Nova Cond" w:hAnsi="Arial Nova Cond" w:cs="Arial"/>
+                <w:color w:val="000000"/>
+                <w:sz w:val="20"/>
+                <w:szCs w:val="20"/>
+              </w:rPr>
+            </w:pPr>
+            <w:r>
+              <w:rPr>
+                <w:rFonts w:ascii="Arial Nova Cond" w:hAnsi="Arial Nova Cond" w:cs="Arial"/>
+                <w:color w:val="000000"/>
+                <w:sz w:val="20"/>
+                <w:szCs w:val="20"/>
+              </w:rPr>
+              <w:t>{{producto6}}</w:t>
             </w:r>
           </w:p>
         </w:tc>
@@ -12860,8 +13045,8 @@
         </w:trPr>
         <w:tc>
           <w:tcPr>
-            <w:tcW w:w="875" w:type="dxa"/>
-            <w:vMerge/>
+            <w:tcW w:w="818" w:type="dxa"/>
+            <w:vMerge w:val="restart"/>
             <w:vAlign w:val="center"/>
           </w:tcPr>
           <w:p>
@@ -12884,11 +13069,22 @@
                 <w:lang w:val="es-ES_tradnl"/>
               </w:rPr>
             </w:pPr>
-          </w:p>
-        </w:tc>
-        <w:tc>
-          <w:tcPr>
-            <w:tcW w:w="1095" w:type="dxa"/>
+            <w:r>
+              <w:rPr>
+                <w:rFonts w:ascii="Arial Nova Cond" w:eastAsia="Calibri" w:hAnsi="Arial Nova Cond" w:cs="Times New Roman"/>
+                <w:b/>
+                <w:bCs/>
+                <w:sz w:val="20"/>
+                <w:szCs w:val="20"/>
+                <w:lang w:val="es-ES_tradnl"/>
+              </w:rPr>
+              <w:t>IV</w:t>
+            </w:r>
+          </w:p>
+        </w:tc>
+        <w:tc>
+          <w:tcPr>
+            <w:tcW w:w="1018" w:type="dxa"/>
             <w:vAlign w:val="center"/>
           </w:tcPr>
           <w:p>
@@ -12920,39 +13116,13 @@
                 <w:szCs w:val="20"/>
                 <w:lang w:val="es-ES_tradnl"/>
               </w:rPr>
-              <w:t>U 6</w:t>
-            </w:r>
-          </w:p>
-        </w:tc>
-        <w:tc>
-          <w:tcPr>
-            <w:tcW w:w="1726" w:type="dxa"/>
-            <w:vAlign w:val="center"/>
-          </w:tcPr>
-          <w:p>
-            <w:pPr>
-              <w:pStyle w:val="Sinespaciado"/>
-              <w:jc w:val="both"/>
-              <w:rPr>
-                <w:rFonts w:ascii="Arial Nova Cond" w:hAnsi="Arial Nova Cond"/>
-                <w:sz w:val="20"/>
-                <w:szCs w:val="20"/>
-              </w:rPr>
-            </w:pPr>
-            <w:r>
-              <w:rPr>
-                <w:rFonts w:ascii="Arial Nova Cond" w:eastAsia="Calibri" w:hAnsi="Arial Nova Cond" w:cs="Times New Roman"/>
-                <w:sz w:val="20"/>
-                <w:szCs w:val="20"/>
-                <w:lang w:val="es-ES_tradnl"/>
-              </w:rPr>
-              <w:t>{{problemapotencialidad6}}</w:t>
-            </w:r>
-          </w:p>
-        </w:tc>
-        <w:tc>
-          <w:tcPr>
-            <w:tcW w:w="6169" w:type="dxa"/>
+              <w:t>U 7</w:t>
+            </w:r>
+          </w:p>
+        </w:tc>
+        <w:tc>
+          <w:tcPr>
+            <w:tcW w:w="5379" w:type="dxa"/>
             <w:vAlign w:val="center"/>
           </w:tcPr>
           <w:p>
@@ -12967,26 +13137,26 @@
               <w:ind w:left="0"/>
               <w:jc w:val="both"/>
               <w:rPr>
+                <w:rFonts w:ascii="Arial Nova Cond" w:hAnsi="Arial Nova Cond"/>
+                <w:color w:val="000000" w:themeColor="text1"/>
+                <w:sz w:val="20"/>
+                <w:szCs w:val="20"/>
+              </w:rPr>
+            </w:pPr>
+            <w:r>
+              <w:rPr>
                 <w:rFonts w:ascii="Arial Nova Cond" w:eastAsia="Calibri" w:hAnsi="Arial Nova Cond" w:cs="Times New Roman"/>
                 <w:sz w:val="20"/>
                 <w:szCs w:val="20"/>
                 <w:lang w:val="es-ES_tradnl"/>
               </w:rPr>
-            </w:pPr>
-            <w:r>
-              <w:rPr>
-                <w:rFonts w:ascii="Arial Nova Cond" w:eastAsia="Calibri" w:hAnsi="Arial Nova Cond" w:cs="Times New Roman"/>
-                <w:sz w:val="20"/>
-                <w:szCs w:val="20"/>
-                <w:lang w:val="es-ES_tradnl"/>
-              </w:rPr>
-              <w:t>{{situacionsignificativa6}}</w:t>
-            </w:r>
-          </w:p>
-        </w:tc>
-        <w:tc>
-          <w:tcPr>
-            <w:tcW w:w="2015" w:type="dxa"/>
+              <w:t>{{situacionsignificativa7}}</w:t>
+            </w:r>
+          </w:p>
+        </w:tc>
+        <w:tc>
+          <w:tcPr>
+            <w:tcW w:w="1984" w:type="dxa"/>
             <w:vAlign w:val="center"/>
           </w:tcPr>
           <w:p>
@@ -12997,7 +13167,7 @@
               <w:jc w:val="center"/>
               <w:rPr>
                 <w:rFonts w:ascii="Arial Nova Cond" w:hAnsi="Arial Nova Cond" w:cs="Arial"/>
-                <w:color w:val="0070C0"/>
+                <w:color w:val="000000" w:themeColor="text1"/>
                 <w:sz w:val="20"/>
                 <w:szCs w:val="20"/>
               </w:rPr>
@@ -13009,13 +13179,13 @@
                 <w:sz w:val="20"/>
                 <w:szCs w:val="20"/>
               </w:rPr>
-              <w:t>{{titulosituacionsignificativa6}}</w:t>
-            </w:r>
-          </w:p>
-        </w:tc>
-        <w:tc>
-          <w:tcPr>
-            <w:tcW w:w="1634" w:type="dxa"/>
+              <w:t>{{titulosituacionsignificativa7}}</w:t>
+            </w:r>
+          </w:p>
+        </w:tc>
+        <w:tc>
+          <w:tcPr>
+            <w:tcW w:w="2693" w:type="dxa"/>
             <w:vAlign w:val="center"/>
           </w:tcPr>
           <w:p>
@@ -13038,13 +13208,13 @@
                 <w:sz w:val="20"/>
                 <w:szCs w:val="20"/>
               </w:rPr>
-              <w:t>{{competencias6}}</w:t>
-            </w:r>
-          </w:p>
-        </w:tc>
-        <w:tc>
-          <w:tcPr>
-            <w:tcW w:w="1337" w:type="dxa"/>
+              <w:t>{{campotematico7}}</w:t>
+            </w:r>
+          </w:p>
+        </w:tc>
+        <w:tc>
+          <w:tcPr>
+            <w:tcW w:w="1560" w:type="dxa"/>
             <w:vAlign w:val="center"/>
           </w:tcPr>
           <w:p>
@@ -13052,7 +13222,7 @@
               <w:autoSpaceDE w:val="0"/>
               <w:autoSpaceDN w:val="0"/>
               <w:adjustRightInd w:val="0"/>
-              <w:jc w:val="center"/>
+              <w:jc w:val="both"/>
               <w:rPr>
                 <w:rFonts w:ascii="Arial Nova Cond" w:hAnsi="Arial Nova Cond" w:cs="Arial"/>
                 <w:color w:val="000000"/>
@@ -13067,7 +13237,36 @@
                 <w:sz w:val="20"/>
                 <w:szCs w:val="20"/>
               </w:rPr>
-              <w:t>{{producto6}}</w:t>
+              <w:t>{{competencias7}}</w:t>
+            </w:r>
+          </w:p>
+        </w:tc>
+        <w:tc>
+          <w:tcPr>
+            <w:tcW w:w="1399" w:type="dxa"/>
+            <w:vAlign w:val="center"/>
+          </w:tcPr>
+          <w:p>
+            <w:pPr>
+              <w:autoSpaceDE w:val="0"/>
+              <w:autoSpaceDN w:val="0"/>
+              <w:adjustRightInd w:val="0"/>
+              <w:jc w:val="both"/>
+              <w:rPr>
+                <w:rFonts w:ascii="Arial Nova Cond" w:hAnsi="Arial Nova Cond" w:cs="Arial"/>
+                <w:color w:val="000000"/>
+                <w:sz w:val="20"/>
+                <w:szCs w:val="20"/>
+              </w:rPr>
+            </w:pPr>
+            <w:r>
+              <w:rPr>
+                <w:rFonts w:ascii="Arial Nova Cond" w:hAnsi="Arial Nova Cond" w:cs="Arial"/>
+                <w:color w:val="000000"/>
+                <w:sz w:val="20"/>
+                <w:szCs w:val="20"/>
+              </w:rPr>
+              <w:t>{{producto7}}</w:t>
             </w:r>
           </w:p>
         </w:tc>
@@ -13079,8 +13278,8 @@
         </w:trPr>
         <w:tc>
           <w:tcPr>
-            <w:tcW w:w="875" w:type="dxa"/>
-            <w:vMerge w:val="restart"/>
+            <w:tcW w:w="818" w:type="dxa"/>
+            <w:vMerge/>
             <w:vAlign w:val="center"/>
           </w:tcPr>
           <w:p>
@@ -13103,22 +13302,11 @@
                 <w:lang w:val="es-ES_tradnl"/>
               </w:rPr>
             </w:pPr>
-            <w:r>
-              <w:rPr>
-                <w:rFonts w:ascii="Arial Nova Cond" w:eastAsia="Calibri" w:hAnsi="Arial Nova Cond" w:cs="Times New Roman"/>
-                <w:b/>
-                <w:bCs/>
-                <w:sz w:val="20"/>
-                <w:szCs w:val="20"/>
-                <w:lang w:val="es-ES_tradnl"/>
-              </w:rPr>
-              <w:t>IV</w:t>
-            </w:r>
-          </w:p>
-        </w:tc>
-        <w:tc>
-          <w:tcPr>
-            <w:tcW w:w="1095" w:type="dxa"/>
+          </w:p>
+        </w:tc>
+        <w:tc>
+          <w:tcPr>
+            <w:tcW w:w="1018" w:type="dxa"/>
             <w:vAlign w:val="center"/>
           </w:tcPr>
           <w:p>
@@ -13150,13 +13338,13 @@
                 <w:szCs w:val="20"/>
                 <w:lang w:val="es-ES_tradnl"/>
               </w:rPr>
-              <w:t>U 7</w:t>
-            </w:r>
-          </w:p>
-        </w:tc>
-        <w:tc>
-          <w:tcPr>
-            <w:tcW w:w="1726" w:type="dxa"/>
+              <w:t>U 8</w:t>
+            </w:r>
+          </w:p>
+        </w:tc>
+        <w:tc>
+          <w:tcPr>
+            <w:tcW w:w="5379" w:type="dxa"/>
             <w:vAlign w:val="center"/>
           </w:tcPr>
           <w:p>
@@ -13169,6 +13357,7 @@
               </w:tabs>
               <w:spacing w:line="276" w:lineRule="auto"/>
               <w:ind w:left="0"/>
+              <w:jc w:val="both"/>
               <w:rPr>
                 <w:rFonts w:ascii="Arial Nova Cond" w:eastAsia="Calibri" w:hAnsi="Arial Nova Cond" w:cs="Times New Roman"/>
                 <w:color w:val="000000" w:themeColor="text1"/>
@@ -13184,47 +13373,13 @@
                 <w:szCs w:val="20"/>
                 <w:lang w:val="es-ES_tradnl"/>
               </w:rPr>
-              <w:t>{{problemapotencialidad7}}</w:t>
-            </w:r>
-          </w:p>
-        </w:tc>
-        <w:tc>
-          <w:tcPr>
-            <w:tcW w:w="6169" w:type="dxa"/>
-            <w:vAlign w:val="center"/>
-          </w:tcPr>
-          <w:p>
-            <w:pPr>
-              <w:pStyle w:val="Prrafodelista"/>
-              <w:tabs>
-                <w:tab w:val="left" w:pos="0"/>
-                <w:tab w:val="left" w:pos="142"/>
-                <w:tab w:val="left" w:pos="284"/>
-              </w:tabs>
-              <w:spacing w:line="276" w:lineRule="auto"/>
-              <w:ind w:left="0"/>
-              <w:jc w:val="both"/>
-              <w:rPr>
-                <w:rFonts w:ascii="Arial Nova Cond" w:hAnsi="Arial Nova Cond"/>
-                <w:color w:val="000000" w:themeColor="text1"/>
-                <w:sz w:val="20"/>
-                <w:szCs w:val="20"/>
-              </w:rPr>
-            </w:pPr>
-            <w:r>
-              <w:rPr>
-                <w:rFonts w:ascii="Arial Nova Cond" w:eastAsia="Calibri" w:hAnsi="Arial Nova Cond" w:cs="Times New Roman"/>
-                <w:sz w:val="20"/>
-                <w:szCs w:val="20"/>
-                <w:lang w:val="es-ES_tradnl"/>
-              </w:rPr>
-              <w:t>{{situacionsignificativa7}}</w:t>
-            </w:r>
-          </w:p>
-        </w:tc>
-        <w:tc>
-          <w:tcPr>
-            <w:tcW w:w="2015" w:type="dxa"/>
+              <w:t>{{situacionsignificativa8}}</w:t>
+            </w:r>
+          </w:p>
+        </w:tc>
+        <w:tc>
+          <w:tcPr>
+            <w:tcW w:w="1984" w:type="dxa"/>
             <w:vAlign w:val="center"/>
           </w:tcPr>
           <w:p>
@@ -13234,26 +13389,26 @@
               <w:adjustRightInd w:val="0"/>
               <w:jc w:val="center"/>
               <w:rPr>
+                <w:rFonts w:ascii="Arial Nova Cond" w:eastAsia="Calibri" w:hAnsi="Arial Nova Cond" w:cs="Times New Roman"/>
+                <w:sz w:val="20"/>
+                <w:szCs w:val="20"/>
+                <w:lang w:val="es-ES_tradnl"/>
+              </w:rPr>
+            </w:pPr>
+            <w:r>
+              <w:rPr>
                 <w:rFonts w:ascii="Arial Nova Cond" w:hAnsi="Arial Nova Cond" w:cs="Arial"/>
-                <w:color w:val="000000" w:themeColor="text1"/>
-                <w:sz w:val="20"/>
-                <w:szCs w:val="20"/>
-              </w:rPr>
-            </w:pPr>
-            <w:r>
-              <w:rPr>
-                <w:rFonts w:ascii="Arial Nova Cond" w:hAnsi="Arial Nova Cond" w:cs="Arial"/>
-                <w:color w:val="000000"/>
-                <w:sz w:val="20"/>
-                <w:szCs w:val="20"/>
-              </w:rPr>
-              <w:t>{{titulosituacionsignificativa7}}</w:t>
-            </w:r>
-          </w:p>
-        </w:tc>
-        <w:tc>
-          <w:tcPr>
-            <w:tcW w:w="1634" w:type="dxa"/>
+                <w:color w:val="000000"/>
+                <w:sz w:val="20"/>
+                <w:szCs w:val="20"/>
+              </w:rPr>
+              <w:t>{{titulosituacionsignificativa8}}</w:t>
+            </w:r>
+          </w:p>
+        </w:tc>
+        <w:tc>
+          <w:tcPr>
+            <w:tcW w:w="2693" w:type="dxa"/>
             <w:vAlign w:val="center"/>
           </w:tcPr>
           <w:p>
@@ -13276,212 +13431,13 @@
                 <w:sz w:val="20"/>
                 <w:szCs w:val="20"/>
               </w:rPr>
-              <w:t>{{competencias7}}</w:t>
-            </w:r>
-          </w:p>
-        </w:tc>
-        <w:tc>
-          <w:tcPr>
-            <w:tcW w:w="1337" w:type="dxa"/>
-            <w:vAlign w:val="center"/>
-          </w:tcPr>
-          <w:p>
-            <w:pPr>
-              <w:autoSpaceDE w:val="0"/>
-              <w:autoSpaceDN w:val="0"/>
-              <w:adjustRightInd w:val="0"/>
-              <w:jc w:val="center"/>
-              <w:rPr>
-                <w:rFonts w:ascii="Arial Nova Cond" w:hAnsi="Arial Nova Cond" w:cs="Arial"/>
-                <w:color w:val="000000"/>
-                <w:sz w:val="20"/>
-                <w:szCs w:val="20"/>
-              </w:rPr>
-            </w:pPr>
-            <w:r>
-              <w:rPr>
-                <w:rFonts w:ascii="Arial Nova Cond" w:hAnsi="Arial Nova Cond" w:cs="Arial"/>
-                <w:color w:val="000000"/>
-                <w:sz w:val="20"/>
-                <w:szCs w:val="20"/>
-              </w:rPr>
-              <w:t>{{producto7}}</w:t>
-            </w:r>
-          </w:p>
-        </w:tc>
-      </w:tr>
-      <w:tr>
-        <w:trPr>
-          <w:trHeight w:val="756"/>
-          <w:jc w:val="center"/>
-        </w:trPr>
-        <w:tc>
-          <w:tcPr>
-            <w:tcW w:w="875" w:type="dxa"/>
-            <w:vMerge/>
-            <w:vAlign w:val="center"/>
-          </w:tcPr>
-          <w:p>
-            <w:pPr>
-              <w:pStyle w:val="Prrafodelista"/>
-              <w:tabs>
-                <w:tab w:val="left" w:pos="0"/>
-                <w:tab w:val="left" w:pos="142"/>
-                <w:tab w:val="left" w:pos="284"/>
-              </w:tabs>
-              <w:spacing w:line="276" w:lineRule="auto"/>
-              <w:ind w:left="0"/>
-              <w:jc w:val="center"/>
-              <w:rPr>
-                <w:rFonts w:ascii="Arial Nova Cond" w:eastAsia="Calibri" w:hAnsi="Arial Nova Cond" w:cs="Times New Roman"/>
-                <w:b/>
-                <w:bCs/>
-                <w:sz w:val="20"/>
-                <w:szCs w:val="20"/>
-                <w:lang w:val="es-ES_tradnl"/>
-              </w:rPr>
-            </w:pPr>
-          </w:p>
-        </w:tc>
-        <w:tc>
-          <w:tcPr>
-            <w:tcW w:w="1095" w:type="dxa"/>
-            <w:vAlign w:val="center"/>
-          </w:tcPr>
-          <w:p>
-            <w:pPr>
-              <w:pStyle w:val="Prrafodelista"/>
-              <w:tabs>
-                <w:tab w:val="left" w:pos="0"/>
-                <w:tab w:val="left" w:pos="142"/>
-                <w:tab w:val="left" w:pos="284"/>
-              </w:tabs>
-              <w:spacing w:line="276" w:lineRule="auto"/>
-              <w:ind w:left="0"/>
-              <w:jc w:val="center"/>
-              <w:rPr>
-                <w:rFonts w:ascii="Arial Nova Cond" w:eastAsia="Calibri" w:hAnsi="Arial Nova Cond" w:cs="Times New Roman"/>
-                <w:b/>
-                <w:bCs/>
-                <w:sz w:val="20"/>
-                <w:szCs w:val="20"/>
-                <w:lang w:val="es-ES_tradnl"/>
-              </w:rPr>
-            </w:pPr>
-            <w:r>
-              <w:rPr>
-                <w:rFonts w:ascii="Arial Nova Cond" w:eastAsia="Calibri" w:hAnsi="Arial Nova Cond" w:cs="Times New Roman"/>
-                <w:b/>
-                <w:bCs/>
-                <w:sz w:val="20"/>
-                <w:szCs w:val="20"/>
-                <w:lang w:val="es-ES_tradnl"/>
-              </w:rPr>
-              <w:t>U 8</w:t>
-            </w:r>
-          </w:p>
-        </w:tc>
-        <w:tc>
-          <w:tcPr>
-            <w:tcW w:w="1726" w:type="dxa"/>
-            <w:vAlign w:val="center"/>
-          </w:tcPr>
-          <w:p>
-            <w:pPr>
-              <w:pStyle w:val="Prrafodelista"/>
-              <w:tabs>
-                <w:tab w:val="left" w:pos="0"/>
-                <w:tab w:val="left" w:pos="142"/>
-                <w:tab w:val="left" w:pos="284"/>
-              </w:tabs>
-              <w:spacing w:line="276" w:lineRule="auto"/>
-              <w:ind w:left="0"/>
-              <w:rPr>
-                <w:rFonts w:ascii="Arial Nova Cond" w:eastAsia="Calibri" w:hAnsi="Arial Nova Cond" w:cs="Times New Roman"/>
-                <w:color w:val="000000" w:themeColor="text1"/>
-                <w:sz w:val="20"/>
-                <w:szCs w:val="20"/>
-                <w:lang w:val="es-ES_tradnl"/>
-              </w:rPr>
-            </w:pPr>
-            <w:r>
-              <w:rPr>
-                <w:rFonts w:ascii="Arial Nova Cond" w:eastAsia="Calibri" w:hAnsi="Arial Nova Cond" w:cs="Times New Roman"/>
-                <w:sz w:val="20"/>
-                <w:szCs w:val="20"/>
-                <w:lang w:val="es-ES_tradnl"/>
-              </w:rPr>
-              <w:t>{{problemapotencialidad8}}</w:t>
-            </w:r>
-          </w:p>
-        </w:tc>
-        <w:tc>
-          <w:tcPr>
-            <w:tcW w:w="6169" w:type="dxa"/>
-            <w:vAlign w:val="center"/>
-          </w:tcPr>
-          <w:p>
-            <w:pPr>
-              <w:pStyle w:val="Prrafodelista"/>
-              <w:tabs>
-                <w:tab w:val="left" w:pos="0"/>
-                <w:tab w:val="left" w:pos="142"/>
-                <w:tab w:val="left" w:pos="284"/>
-              </w:tabs>
-              <w:spacing w:line="276" w:lineRule="auto"/>
-              <w:ind w:left="0"/>
-              <w:jc w:val="both"/>
-              <w:rPr>
-                <w:rFonts w:ascii="Arial Nova Cond" w:eastAsia="Calibri" w:hAnsi="Arial Nova Cond" w:cs="Times New Roman"/>
-                <w:color w:val="000000" w:themeColor="text1"/>
-                <w:sz w:val="20"/>
-                <w:szCs w:val="20"/>
-                <w:lang w:val="es-ES_tradnl"/>
-              </w:rPr>
-            </w:pPr>
-            <w:r>
-              <w:rPr>
-                <w:rFonts w:ascii="Arial Nova Cond" w:eastAsia="Calibri" w:hAnsi="Arial Nova Cond" w:cs="Times New Roman"/>
-                <w:sz w:val="20"/>
-                <w:szCs w:val="20"/>
-                <w:lang w:val="es-ES_tradnl"/>
-              </w:rPr>
-              <w:t>{{situacionsignificativa8}}</w:t>
-            </w:r>
-          </w:p>
-        </w:tc>
-        <w:tc>
-          <w:tcPr>
-            <w:tcW w:w="2015" w:type="dxa"/>
-            <w:vAlign w:val="center"/>
-          </w:tcPr>
-          <w:p>
-            <w:pPr>
-              <w:autoSpaceDE w:val="0"/>
-              <w:autoSpaceDN w:val="0"/>
-              <w:adjustRightInd w:val="0"/>
-              <w:jc w:val="center"/>
-              <w:rPr>
-                <w:rFonts w:ascii="Arial Nova Cond" w:eastAsia="Calibri" w:hAnsi="Arial Nova Cond" w:cs="Times New Roman"/>
-                <w:sz w:val="20"/>
-                <w:szCs w:val="20"/>
-                <w:lang w:val="es-ES_tradnl"/>
-              </w:rPr>
-            </w:pPr>
-            <w:r>
-              <w:rPr>
-                <w:rFonts w:ascii="Arial Nova Cond" w:hAnsi="Arial Nova Cond" w:cs="Arial"/>
-                <w:color w:val="000000"/>
-                <w:sz w:val="20"/>
-                <w:szCs w:val="20"/>
-              </w:rPr>
-              <w:t>{{titulosituacionsignificativa8}}</w:t>
-            </w:r>
-          </w:p>
-        </w:tc>
-        <w:tc>
-          <w:tcPr>
-            <w:tcW w:w="1634" w:type="dxa"/>
+              <w:t>{{campotematico8}}</w:t>
+            </w:r>
+          </w:p>
+        </w:tc>
+        <w:tc>
+          <w:tcPr>
+            <w:tcW w:w="1560" w:type="dxa"/>
             <w:vAlign w:val="center"/>
           </w:tcPr>
           <w:p>
@@ -13510,7 +13466,7 @@
         </w:tc>
         <w:tc>
           <w:tcPr>
-            <w:tcW w:w="1337" w:type="dxa"/>
+            <w:tcW w:w="1399" w:type="dxa"/>
             <w:vAlign w:val="center"/>
           </w:tcPr>
           <w:p>
@@ -13518,7 +13474,7 @@
               <w:autoSpaceDE w:val="0"/>
               <w:autoSpaceDN w:val="0"/>
               <w:adjustRightInd w:val="0"/>
-              <w:jc w:val="center"/>
+              <w:jc w:val="both"/>
               <w:rPr>
                 <w:rFonts w:ascii="Arial Nova Cond" w:hAnsi="Arial Nova Cond" w:cs="Arial"/>
                 <w:color w:val="000000"/>
@@ -13540,16 +13496,6 @@
       </w:tr>
       <w:bookmarkEnd w:id="1"/>
     </w:tbl>
-    <w:p>
-      <w:pPr>
-        <w:ind w:right="-455"/>
-        <w:rPr>
-          <w:rFonts w:ascii="Arial Nova Cond" w:eastAsia="Arial" w:hAnsi="Arial Nova Cond" w:cs="Arial"/>
-          <w:b/>
-          <w:color w:val="000000"/>
-        </w:rPr>
-      </w:pPr>
-    </w:p>
     <w:p>
       <w:pPr>
         <w:ind w:right="-455"/>
@@ -13588,6 +13534,7 @@
           <w:b/>
           <w:color w:val="000000"/>
         </w:rPr>
+        <w:lastRenderedPageBreak/>
         <w:t xml:space="preserve">ORGANIZACIÓN DE LOS PROPÓSITOS DE APRENDIZAJE: </w:t>
       </w:r>
     </w:p>
@@ -24953,23 +24900,7 @@
                 <w:rFonts w:ascii="Arial Nova Cond" w:eastAsia="Arial" w:hAnsi="Arial Nova Cond" w:cs="Arial"/>
                 <w:color w:val="000000"/>
               </w:rPr>
-              <w:t xml:space="preserve">Minedu (2016). Programa curricular de educación secundaria. Resolución Ministerial </w:t>
-            </w:r>
-            <w:proofErr w:type="spellStart"/>
-            <w:r>
-              <w:rPr>
-                <w:rFonts w:ascii="Arial Nova Cond" w:eastAsia="Arial" w:hAnsi="Arial Nova Cond" w:cs="Arial"/>
-                <w:color w:val="000000"/>
-              </w:rPr>
-              <w:t>N°</w:t>
-            </w:r>
-            <w:proofErr w:type="spellEnd"/>
-            <w:r>
-              <w:rPr>
-                <w:rFonts w:ascii="Arial Nova Cond" w:eastAsia="Arial" w:hAnsi="Arial Nova Cond" w:cs="Arial"/>
-                <w:color w:val="000000"/>
-              </w:rPr>
-              <w:t xml:space="preserve"> 649-2016-Minedu. </w:t>
+              <w:t xml:space="preserve">Minedu (2016). Programa curricular de educación secundaria. Resolución Ministerial N° 649-2016-Minedu. </w:t>
             </w:r>
           </w:p>
           <w:p>
@@ -24998,23 +24929,7 @@
                 <w:rFonts w:ascii="Arial Nova Cond" w:eastAsia="Arial" w:hAnsi="Arial Nova Cond" w:cs="Arial"/>
                 <w:color w:val="000000"/>
               </w:rPr>
-              <w:t xml:space="preserve">Minedu (2016). Currículo Nacional de la educación básica. Resolución Ministerial </w:t>
-            </w:r>
-            <w:proofErr w:type="spellStart"/>
-            <w:r>
-              <w:rPr>
-                <w:rFonts w:ascii="Arial Nova Cond" w:eastAsia="Arial" w:hAnsi="Arial Nova Cond" w:cs="Arial"/>
-                <w:color w:val="000000"/>
-              </w:rPr>
-              <w:t>N°</w:t>
-            </w:r>
-            <w:proofErr w:type="spellEnd"/>
-            <w:r>
-              <w:rPr>
-                <w:rFonts w:ascii="Arial Nova Cond" w:eastAsia="Arial" w:hAnsi="Arial Nova Cond" w:cs="Arial"/>
-                <w:color w:val="000000"/>
-              </w:rPr>
-              <w:t xml:space="preserve"> 281-2016-Minedu y su modificatoria. </w:t>
+              <w:t xml:space="preserve">Minedu (2016). Currículo Nacional de la educación básica. Resolución Ministerial N° 281-2016-Minedu y su modificatoria. </w:t>
             </w:r>
           </w:p>
           <w:p>
@@ -25885,7 +25800,7 @@
 </file>
 
 <file path=word/endnotes.xml><?xml version="1.0" encoding="utf-8"?>
-<w:endnotes xmlns:wpc="http://schemas.microsoft.com/office/word/2010/wordprocessingCanvas" xmlns:cx="http://schemas.microsoft.com/office/drawing/2014/chartex" xmlns:cx1="http://schemas.microsoft.com/office/drawing/2015/9/8/chartex" xmlns:cx2="http://schemas.microsoft.com/office/drawing/2015/10/21/chartex" xmlns:cx3="http://schemas.microsoft.com/office/drawing/2016/5/9/chartex" xmlns:cx4="http://schemas.microsoft.com/office/drawing/2016/5/10/chartex" xmlns:cx5="http://schemas.microsoft.com/office/drawing/2016/5/11/chartex" xmlns:cx6="http://schemas.microsoft.com/office/drawing/2016/5/12/chartex" xmlns:cx7="http://schemas.microsoft.com/office/drawing/2016/5/13/chartex" xmlns:cx8="http://schemas.microsoft.com/office/drawing/2016/5/14/chartex" xmlns:mc="http://schemas.openxmlformats.org/markup-compatibility/2006" xmlns:aink="http://schemas.microsoft.com/office/drawing/2016/ink" xmlns:am3d="http://schemas.microsoft.com/office/drawing/2017/model3d" xmlns:o="urn:schemas-microsoft-com:office:office" xmlns:oel="http://schemas.microsoft.com/office/2019/extlst" xmlns:r="http://schemas.openxmlformats.org/officeDocument/2006/relationships" xmlns:m="http://schemas.openxmlformats.org/officeDocument/2006/math" xmlns:v="urn:schemas-microsoft-com:vml" xmlns:wp14="http://schemas.microsoft.com/office/word/2010/wordprocessingDrawing" xmlns:wp="http://schemas.openxmlformats.org/drawingml/2006/wordprocessingDrawing" xmlns:w10="urn:schemas-microsoft-com:office:word" xmlns:w="http://schemas.openxmlformats.org/wordprocessingml/2006/main" xmlns:w14="http://schemas.microsoft.com/office/word/2010/wordml" xmlns:w15="http://schemas.microsoft.com/office/word/2012/wordml" xmlns:w16cex="http://schemas.microsoft.com/office/word/2018/wordml/cex" xmlns:w16cid="http://schemas.microsoft.com/office/word/2016/wordml/cid" xmlns:w16="http://schemas.microsoft.com/office/word/2018/wordml" xmlns:w16du="http://schemas.microsoft.com/office/word/2023/wordml/word16du" xmlns:w16sdtdh="http://schemas.microsoft.com/office/word/2020/wordml/sdtdatahash" xmlns:w16se="http://schemas.microsoft.com/office/word/2015/wordml/symex" xmlns:wpg="http://schemas.microsoft.com/office/word/2010/wordprocessingGroup" xmlns:wpi="http://schemas.microsoft.com/office/word/2010/wordprocessingInk" xmlns:wne="http://schemas.microsoft.com/office/word/2006/wordml" xmlns:wps="http://schemas.microsoft.com/office/word/2010/wordprocessingShape" mc:Ignorable="w14 w15 w16se w16cid w16 w16cex w16sdtdh w16du wp14">
+<w:endnotes xmlns:wpc="http://schemas.microsoft.com/office/word/2010/wordprocessingCanvas" xmlns:cx="http://schemas.microsoft.com/office/drawing/2014/chartex" xmlns:cx1="http://schemas.microsoft.com/office/drawing/2015/9/8/chartex" xmlns:cx2="http://schemas.microsoft.com/office/drawing/2015/10/21/chartex" xmlns:cx3="http://schemas.microsoft.com/office/drawing/2016/5/9/chartex" xmlns:cx4="http://schemas.microsoft.com/office/drawing/2016/5/10/chartex" xmlns:cx5="http://schemas.microsoft.com/office/drawing/2016/5/11/chartex" xmlns:cx6="http://schemas.microsoft.com/office/drawing/2016/5/12/chartex" xmlns:cx7="http://schemas.microsoft.com/office/drawing/2016/5/13/chartex" xmlns:cx8="http://schemas.microsoft.com/office/drawing/2016/5/14/chartex" xmlns:mc="http://schemas.openxmlformats.org/markup-compatibility/2006" xmlns:aink="http://schemas.microsoft.com/office/drawing/2016/ink" xmlns:am3d="http://schemas.microsoft.com/office/drawing/2017/model3d" xmlns:o="urn:schemas-microsoft-com:office:office" xmlns:oel="http://schemas.microsoft.com/office/2019/extlst" xmlns:r="http://schemas.openxmlformats.org/officeDocument/2006/relationships" xmlns:m="http://schemas.openxmlformats.org/officeDocument/2006/math" xmlns:v="urn:schemas-microsoft-com:vml" xmlns:wp14="http://schemas.microsoft.com/office/word/2010/wordprocessingDrawing" xmlns:wp="http://schemas.openxmlformats.org/drawingml/2006/wordprocessingDrawing" xmlns:w10="urn:schemas-microsoft-com:office:word" xmlns:w="http://schemas.openxmlformats.org/wordprocessingml/2006/main" xmlns:w14="http://schemas.microsoft.com/office/word/2010/wordml" xmlns:w15="http://schemas.microsoft.com/office/word/2012/wordml" xmlns:w16cex="http://schemas.microsoft.com/office/word/2018/wordml/cex" xmlns:w16cid="http://schemas.microsoft.com/office/word/2016/wordml/cid" xmlns:w16="http://schemas.microsoft.com/office/word/2018/wordml" xmlns:w16du="http://schemas.microsoft.com/office/word/2023/wordml/word16du" xmlns:w16sdtdh="http://schemas.microsoft.com/office/word/2020/wordml/sdtdatahash" xmlns:w16sdtfl="http://schemas.microsoft.com/office/word/2024/wordml/sdtformatlock" xmlns:w16se="http://schemas.microsoft.com/office/word/2015/wordml/symex" xmlns:wpg="http://schemas.microsoft.com/office/word/2010/wordprocessingGroup" xmlns:wpi="http://schemas.microsoft.com/office/word/2010/wordprocessingInk" xmlns:wne="http://schemas.microsoft.com/office/word/2006/wordml" xmlns:wps="http://schemas.microsoft.com/office/word/2010/wordprocessingShape" mc:Ignorable="w14 w15 w16se w16cid w16 w16cex w16sdtdh w16sdtfl w16du wp14">
   <w:endnote w:type="separator" w:id="-1">
     <w:p>
       <w:pPr>
@@ -25910,7 +25825,7 @@
 </file>
 
 <file path=word/footer1.xml><?xml version="1.0" encoding="utf-8"?>
-<w:ftr xmlns:wpc="http://schemas.microsoft.com/office/word/2010/wordprocessingCanvas" xmlns:cx="http://schemas.microsoft.com/office/drawing/2014/chartex" xmlns:cx1="http://schemas.microsoft.com/office/drawing/2015/9/8/chartex" xmlns:cx2="http://schemas.microsoft.com/office/drawing/2015/10/21/chartex" xmlns:cx3="http://schemas.microsoft.com/office/drawing/2016/5/9/chartex" xmlns:cx4="http://schemas.microsoft.com/office/drawing/2016/5/10/chartex" xmlns:cx5="http://schemas.microsoft.com/office/drawing/2016/5/11/chartex" xmlns:cx6="http://schemas.microsoft.com/office/drawing/2016/5/12/chartex" xmlns:cx7="http://schemas.microsoft.com/office/drawing/2016/5/13/chartex" xmlns:cx8="http://schemas.microsoft.com/office/drawing/2016/5/14/chartex" xmlns:mc="http://schemas.openxmlformats.org/markup-compatibility/2006" xmlns:aink="http://schemas.microsoft.com/office/drawing/2016/ink" xmlns:am3d="http://schemas.microsoft.com/office/drawing/2017/model3d" xmlns:o="urn:schemas-microsoft-com:office:office" xmlns:oel="http://schemas.microsoft.com/office/2019/extlst" xmlns:r="http://schemas.openxmlformats.org/officeDocument/2006/relationships" xmlns:m="http://schemas.openxmlformats.org/officeDocument/2006/math" xmlns:v="urn:schemas-microsoft-com:vml" xmlns:wp14="http://schemas.microsoft.com/office/word/2010/wordprocessingDrawing" xmlns:wp="http://schemas.openxmlformats.org/drawingml/2006/wordprocessingDrawing" xmlns:w10="urn:schemas-microsoft-com:office:word" xmlns:w="http://schemas.openxmlformats.org/wordprocessingml/2006/main" xmlns:w14="http://schemas.microsoft.com/office/word/2010/wordml" xmlns:w15="http://schemas.microsoft.com/office/word/2012/wordml" xmlns:w16cex="http://schemas.microsoft.com/office/word/2018/wordml/cex" xmlns:w16cid="http://schemas.microsoft.com/office/word/2016/wordml/cid" xmlns:w16="http://schemas.microsoft.com/office/word/2018/wordml" xmlns:w16du="http://schemas.microsoft.com/office/word/2023/wordml/word16du" xmlns:w16sdtdh="http://schemas.microsoft.com/office/word/2020/wordml/sdtdatahash" xmlns:w16se="http://schemas.microsoft.com/office/word/2015/wordml/symex" xmlns:wpg="http://schemas.microsoft.com/office/word/2010/wordprocessingGroup" xmlns:wpi="http://schemas.microsoft.com/office/word/2010/wordprocessingInk" xmlns:wne="http://schemas.microsoft.com/office/word/2006/wordml" xmlns:wps="http://schemas.microsoft.com/office/word/2010/wordprocessingShape" mc:Ignorable="w14 w15 w16se w16cid w16 w16cex w16sdtdh w16du wp14">
+<w:ftr xmlns:wpc="http://schemas.microsoft.com/office/word/2010/wordprocessingCanvas" xmlns:cx="http://schemas.microsoft.com/office/drawing/2014/chartex" xmlns:cx1="http://schemas.microsoft.com/office/drawing/2015/9/8/chartex" xmlns:cx2="http://schemas.microsoft.com/office/drawing/2015/10/21/chartex" xmlns:cx3="http://schemas.microsoft.com/office/drawing/2016/5/9/chartex" xmlns:cx4="http://schemas.microsoft.com/office/drawing/2016/5/10/chartex" xmlns:cx5="http://schemas.microsoft.com/office/drawing/2016/5/11/chartex" xmlns:cx6="http://schemas.microsoft.com/office/drawing/2016/5/12/chartex" xmlns:cx7="http://schemas.microsoft.com/office/drawing/2016/5/13/chartex" xmlns:cx8="http://schemas.microsoft.com/office/drawing/2016/5/14/chartex" xmlns:mc="http://schemas.openxmlformats.org/markup-compatibility/2006" xmlns:aink="http://schemas.microsoft.com/office/drawing/2016/ink" xmlns:am3d="http://schemas.microsoft.com/office/drawing/2017/model3d" xmlns:o="urn:schemas-microsoft-com:office:office" xmlns:oel="http://schemas.microsoft.com/office/2019/extlst" xmlns:r="http://schemas.openxmlformats.org/officeDocument/2006/relationships" xmlns:m="http://schemas.openxmlformats.org/officeDocument/2006/math" xmlns:v="urn:schemas-microsoft-com:vml" xmlns:wp14="http://schemas.microsoft.com/office/word/2010/wordprocessingDrawing" xmlns:wp="http://schemas.openxmlformats.org/drawingml/2006/wordprocessingDrawing" xmlns:w10="urn:schemas-microsoft-com:office:word" xmlns:w="http://schemas.openxmlformats.org/wordprocessingml/2006/main" xmlns:w14="http://schemas.microsoft.com/office/word/2010/wordml" xmlns:w15="http://schemas.microsoft.com/office/word/2012/wordml" xmlns:w16cex="http://schemas.microsoft.com/office/word/2018/wordml/cex" xmlns:w16cid="http://schemas.microsoft.com/office/word/2016/wordml/cid" xmlns:w16="http://schemas.microsoft.com/office/word/2018/wordml" xmlns:w16du="http://schemas.microsoft.com/office/word/2023/wordml/word16du" xmlns:w16sdtdh="http://schemas.microsoft.com/office/word/2020/wordml/sdtdatahash" xmlns:w16sdtfl="http://schemas.microsoft.com/office/word/2024/wordml/sdtformatlock" xmlns:w16se="http://schemas.microsoft.com/office/word/2015/wordml/symex" xmlns:wpg="http://schemas.microsoft.com/office/word/2010/wordprocessingGroup" xmlns:wpi="http://schemas.microsoft.com/office/word/2010/wordprocessingInk" xmlns:wne="http://schemas.microsoft.com/office/word/2006/wordml" xmlns:wps="http://schemas.microsoft.com/office/word/2010/wordprocessingShape" mc:Ignorable="w14 w15 w16se w16cid w16 w16cex w16sdtdh w16sdtfl w16du wp14">
   <w:p>
     <w:pPr>
       <w:pBdr>
@@ -26403,7 +26318,7 @@
 </file>
 
 <file path=word/footnotes.xml><?xml version="1.0" encoding="utf-8"?>
-<w:footnotes xmlns:wpc="http://schemas.microsoft.com/office/word/2010/wordprocessingCanvas" xmlns:cx="http://schemas.microsoft.com/office/drawing/2014/chartex" xmlns:cx1="http://schemas.microsoft.com/office/drawing/2015/9/8/chartex" xmlns:cx2="http://schemas.microsoft.com/office/drawing/2015/10/21/chartex" xmlns:cx3="http://schemas.microsoft.com/office/drawing/2016/5/9/chartex" xmlns:cx4="http://schemas.microsoft.com/office/drawing/2016/5/10/chartex" xmlns:cx5="http://schemas.microsoft.com/office/drawing/2016/5/11/chartex" xmlns:cx6="http://schemas.microsoft.com/office/drawing/2016/5/12/chartex" xmlns:cx7="http://schemas.microsoft.com/office/drawing/2016/5/13/chartex" xmlns:cx8="http://schemas.microsoft.com/office/drawing/2016/5/14/chartex" xmlns:mc="http://schemas.openxmlformats.org/markup-compatibility/2006" xmlns:aink="http://schemas.microsoft.com/office/drawing/2016/ink" xmlns:am3d="http://schemas.microsoft.com/office/drawing/2017/model3d" xmlns:o="urn:schemas-microsoft-com:office:office" xmlns:oel="http://schemas.microsoft.com/office/2019/extlst" xmlns:r="http://schemas.openxmlformats.org/officeDocument/2006/relationships" xmlns:m="http://schemas.openxmlformats.org/officeDocument/2006/math" xmlns:v="urn:schemas-microsoft-com:vml" xmlns:wp14="http://schemas.microsoft.com/office/word/2010/wordprocessingDrawing" xmlns:wp="http://schemas.openxmlformats.org/drawingml/2006/wordprocessingDrawing" xmlns:w10="urn:schemas-microsoft-com:office:word" xmlns:w="http://schemas.openxmlformats.org/wordprocessingml/2006/main" xmlns:w14="http://schemas.microsoft.com/office/word/2010/wordml" xmlns:w15="http://schemas.microsoft.com/office/word/2012/wordml" xmlns:w16cex="http://schemas.microsoft.com/office/word/2018/wordml/cex" xmlns:w16cid="http://schemas.microsoft.com/office/word/2016/wordml/cid" xmlns:w16="http://schemas.microsoft.com/office/word/2018/wordml" xmlns:w16du="http://schemas.microsoft.com/office/word/2023/wordml/word16du" xmlns:w16sdtdh="http://schemas.microsoft.com/office/word/2020/wordml/sdtdatahash" xmlns:w16se="http://schemas.microsoft.com/office/word/2015/wordml/symex" xmlns:wpg="http://schemas.microsoft.com/office/word/2010/wordprocessingGroup" xmlns:wpi="http://schemas.microsoft.com/office/word/2010/wordprocessingInk" xmlns:wne="http://schemas.microsoft.com/office/word/2006/wordml" xmlns:wps="http://schemas.microsoft.com/office/word/2010/wordprocessingShape" mc:Ignorable="w14 w15 w16se w16cid w16 w16cex w16sdtdh w16du wp14">
+<w:footnotes xmlns:wpc="http://schemas.microsoft.com/office/word/2010/wordprocessingCanvas" xmlns:cx="http://schemas.microsoft.com/office/drawing/2014/chartex" xmlns:cx1="http://schemas.microsoft.com/office/drawing/2015/9/8/chartex" xmlns:cx2="http://schemas.microsoft.com/office/drawing/2015/10/21/chartex" xmlns:cx3="http://schemas.microsoft.com/office/drawing/2016/5/9/chartex" xmlns:cx4="http://schemas.microsoft.com/office/drawing/2016/5/10/chartex" xmlns:cx5="http://schemas.microsoft.com/office/drawing/2016/5/11/chartex" xmlns:cx6="http://schemas.microsoft.com/office/drawing/2016/5/12/chartex" xmlns:cx7="http://schemas.microsoft.com/office/drawing/2016/5/13/chartex" xmlns:cx8="http://schemas.microsoft.com/office/drawing/2016/5/14/chartex" xmlns:mc="http://schemas.openxmlformats.org/markup-compatibility/2006" xmlns:aink="http://schemas.microsoft.com/office/drawing/2016/ink" xmlns:am3d="http://schemas.microsoft.com/office/drawing/2017/model3d" xmlns:o="urn:schemas-microsoft-com:office:office" xmlns:oel="http://schemas.microsoft.com/office/2019/extlst" xmlns:r="http://schemas.openxmlformats.org/officeDocument/2006/relationships" xmlns:m="http://schemas.openxmlformats.org/officeDocument/2006/math" xmlns:v="urn:schemas-microsoft-com:vml" xmlns:wp14="http://schemas.microsoft.com/office/word/2010/wordprocessingDrawing" xmlns:wp="http://schemas.openxmlformats.org/drawingml/2006/wordprocessingDrawing" xmlns:w10="urn:schemas-microsoft-com:office:word" xmlns:w="http://schemas.openxmlformats.org/wordprocessingml/2006/main" xmlns:w14="http://schemas.microsoft.com/office/word/2010/wordml" xmlns:w15="http://schemas.microsoft.com/office/word/2012/wordml" xmlns:w16cex="http://schemas.microsoft.com/office/word/2018/wordml/cex" xmlns:w16cid="http://schemas.microsoft.com/office/word/2016/wordml/cid" xmlns:w16="http://schemas.microsoft.com/office/word/2018/wordml" xmlns:w16du="http://schemas.microsoft.com/office/word/2023/wordml/word16du" xmlns:w16sdtdh="http://schemas.microsoft.com/office/word/2020/wordml/sdtdatahash" xmlns:w16sdtfl="http://schemas.microsoft.com/office/word/2024/wordml/sdtformatlock" xmlns:w16se="http://schemas.microsoft.com/office/word/2015/wordml/symex" xmlns:wpg="http://schemas.microsoft.com/office/word/2010/wordprocessingGroup" xmlns:wpi="http://schemas.microsoft.com/office/word/2010/wordprocessingInk" xmlns:wne="http://schemas.microsoft.com/office/word/2006/wordml" xmlns:wps="http://schemas.microsoft.com/office/word/2010/wordprocessingShape" mc:Ignorable="w14 w15 w16se w16cid w16 w16cex w16sdtdh w16sdtfl w16du wp14">
   <w:footnote w:type="separator" w:id="-1">
     <w:p>
       <w:pPr>
@@ -26428,7 +26343,7 @@
 </file>
 
 <file path=word/header1.xml><?xml version="1.0" encoding="utf-8"?>
-<w:hdr xmlns:wpc="http://schemas.microsoft.com/office/word/2010/wordprocessingCanvas" xmlns:cx="http://schemas.microsoft.com/office/drawing/2014/chartex" xmlns:cx1="http://schemas.microsoft.com/office/drawing/2015/9/8/chartex" xmlns:cx2="http://schemas.microsoft.com/office/drawing/2015/10/21/chartex" xmlns:cx3="http://schemas.microsoft.com/office/drawing/2016/5/9/chartex" xmlns:cx4="http://schemas.microsoft.com/office/drawing/2016/5/10/chartex" xmlns:cx5="http://schemas.microsoft.com/office/drawing/2016/5/11/chartex" xmlns:cx6="http://schemas.microsoft.com/office/drawing/2016/5/12/chartex" xmlns:cx7="http://schemas.microsoft.com/office/drawing/2016/5/13/chartex" xmlns:cx8="http://schemas.microsoft.com/office/drawing/2016/5/14/chartex" xmlns:mc="http://schemas.openxmlformats.org/markup-compatibility/2006" xmlns:aink="http://schemas.microsoft.com/office/drawing/2016/ink" xmlns:am3d="http://schemas.microsoft.com/office/drawing/2017/model3d" xmlns:o="urn:schemas-microsoft-com:office:office" xmlns:oel="http://schemas.microsoft.com/office/2019/extlst" xmlns:r="http://schemas.openxmlformats.org/officeDocument/2006/relationships" xmlns:m="http://schemas.openxmlformats.org/officeDocument/2006/math" xmlns:v="urn:schemas-microsoft-com:vml" xmlns:wp14="http://schemas.microsoft.com/office/word/2010/wordprocessingDrawing" xmlns:wp="http://schemas.openxmlformats.org/drawingml/2006/wordprocessingDrawing" xmlns:w10="urn:schemas-microsoft-com:office:word" xmlns:w="http://schemas.openxmlformats.org/wordprocessingml/2006/main" xmlns:w14="http://schemas.microsoft.com/office/word/2010/wordml" xmlns:w15="http://schemas.microsoft.com/office/word/2012/wordml" xmlns:w16cex="http://schemas.microsoft.com/office/word/2018/wordml/cex" xmlns:w16cid="http://schemas.microsoft.com/office/word/2016/wordml/cid" xmlns:w16="http://schemas.microsoft.com/office/word/2018/wordml" xmlns:w16du="http://schemas.microsoft.com/office/word/2023/wordml/word16du" xmlns:w16sdtdh="http://schemas.microsoft.com/office/word/2020/wordml/sdtdatahash" xmlns:w16se="http://schemas.microsoft.com/office/word/2015/wordml/symex" xmlns:wpg="http://schemas.microsoft.com/office/word/2010/wordprocessingGroup" xmlns:wpi="http://schemas.microsoft.com/office/word/2010/wordprocessingInk" xmlns:wne="http://schemas.microsoft.com/office/word/2006/wordml" xmlns:wps="http://schemas.microsoft.com/office/word/2010/wordprocessingShape" mc:Ignorable="w14 w15 w16se w16cid w16 w16cex w16sdtdh w16du wp14">
+<w:hdr xmlns:wpc="http://schemas.microsoft.com/office/word/2010/wordprocessingCanvas" xmlns:cx="http://schemas.microsoft.com/office/drawing/2014/chartex" xmlns:cx1="http://schemas.microsoft.com/office/drawing/2015/9/8/chartex" xmlns:cx2="http://schemas.microsoft.com/office/drawing/2015/10/21/chartex" xmlns:cx3="http://schemas.microsoft.com/office/drawing/2016/5/9/chartex" xmlns:cx4="http://schemas.microsoft.com/office/drawing/2016/5/10/chartex" xmlns:cx5="http://schemas.microsoft.com/office/drawing/2016/5/11/chartex" xmlns:cx6="http://schemas.microsoft.com/office/drawing/2016/5/12/chartex" xmlns:cx7="http://schemas.microsoft.com/office/drawing/2016/5/13/chartex" xmlns:cx8="http://schemas.microsoft.com/office/drawing/2016/5/14/chartex" xmlns:mc="http://schemas.openxmlformats.org/markup-compatibility/2006" xmlns:aink="http://schemas.microsoft.com/office/drawing/2016/ink" xmlns:am3d="http://schemas.microsoft.com/office/drawing/2017/model3d" xmlns:o="urn:schemas-microsoft-com:office:office" xmlns:oel="http://schemas.microsoft.com/office/2019/extlst" xmlns:r="http://schemas.openxmlformats.org/officeDocument/2006/relationships" xmlns:m="http://schemas.openxmlformats.org/officeDocument/2006/math" xmlns:v="urn:schemas-microsoft-com:vml" xmlns:wp14="http://schemas.microsoft.com/office/word/2010/wordprocessingDrawing" xmlns:wp="http://schemas.openxmlformats.org/drawingml/2006/wordprocessingDrawing" xmlns:w10="urn:schemas-microsoft-com:office:word" xmlns:w="http://schemas.openxmlformats.org/wordprocessingml/2006/main" xmlns:w14="http://schemas.microsoft.com/office/word/2010/wordml" xmlns:w15="http://schemas.microsoft.com/office/word/2012/wordml" xmlns:w16cex="http://schemas.microsoft.com/office/word/2018/wordml/cex" xmlns:w16cid="http://schemas.microsoft.com/office/word/2016/wordml/cid" xmlns:w16="http://schemas.microsoft.com/office/word/2018/wordml" xmlns:w16du="http://schemas.microsoft.com/office/word/2023/wordml/word16du" xmlns:w16sdtdh="http://schemas.microsoft.com/office/word/2020/wordml/sdtdatahash" xmlns:w16sdtfl="http://schemas.microsoft.com/office/word/2024/wordml/sdtformatlock" xmlns:w16se="http://schemas.microsoft.com/office/word/2015/wordml/symex" xmlns:wpg="http://schemas.microsoft.com/office/word/2010/wordprocessingGroup" xmlns:wpi="http://schemas.microsoft.com/office/word/2010/wordprocessingInk" xmlns:wne="http://schemas.microsoft.com/office/word/2006/wordml" xmlns:wps="http://schemas.microsoft.com/office/word/2010/wordprocessingShape" mc:Ignorable="w14 w15 w16se w16cid w16 w16cex w16sdtdh w16sdtfl w16du wp14">
   <w:p>
     <w:pPr>
       <w:widowControl w:val="0"/>
@@ -26745,7 +26660,7 @@
 </file>
 
 <file path=word/numbering.xml><?xml version="1.0" encoding="utf-8"?>
-<w:numbering xmlns:wpc="http://schemas.microsoft.com/office/word/2010/wordprocessingCanvas" xmlns:cx="http://schemas.microsoft.com/office/drawing/2014/chartex" xmlns:cx1="http://schemas.microsoft.com/office/drawing/2015/9/8/chartex" xmlns:cx2="http://schemas.microsoft.com/office/drawing/2015/10/21/chartex" xmlns:cx3="http://schemas.microsoft.com/office/drawing/2016/5/9/chartex" xmlns:cx4="http://schemas.microsoft.com/office/drawing/2016/5/10/chartex" xmlns:cx5="http://schemas.microsoft.com/office/drawing/2016/5/11/chartex" xmlns:cx6="http://schemas.microsoft.com/office/drawing/2016/5/12/chartex" xmlns:cx7="http://schemas.microsoft.com/office/drawing/2016/5/13/chartex" xmlns:cx8="http://schemas.microsoft.com/office/drawing/2016/5/14/chartex" xmlns:mc="http://schemas.openxmlformats.org/markup-compatibility/2006" xmlns:aink="http://schemas.microsoft.com/office/drawing/2016/ink" xmlns:am3d="http://schemas.microsoft.com/office/drawing/2017/model3d" xmlns:o="urn:schemas-microsoft-com:office:office" xmlns:oel="http://schemas.microsoft.com/office/2019/extlst" xmlns:r="http://schemas.openxmlformats.org/officeDocument/2006/relationships" xmlns:m="http://schemas.openxmlformats.org/officeDocument/2006/math" xmlns:v="urn:schemas-microsoft-com:vml" xmlns:wp14="http://schemas.microsoft.com/office/word/2010/wordprocessingDrawing" xmlns:wp="http://schemas.openxmlformats.org/drawingml/2006/wordprocessingDrawing" xmlns:w10="urn:schemas-microsoft-com:office:word" xmlns:w="http://schemas.openxmlformats.org/wordprocessingml/2006/main" xmlns:w14="http://schemas.microsoft.com/office/word/2010/wordml" xmlns:w15="http://schemas.microsoft.com/office/word/2012/wordml" xmlns:w16cex="http://schemas.microsoft.com/office/word/2018/wordml/cex" xmlns:w16cid="http://schemas.microsoft.com/office/word/2016/wordml/cid" xmlns:w16="http://schemas.microsoft.com/office/word/2018/wordml" xmlns:w16du="http://schemas.microsoft.com/office/word/2023/wordml/word16du" xmlns:w16sdtdh="http://schemas.microsoft.com/office/word/2020/wordml/sdtdatahash" xmlns:w16se="http://schemas.microsoft.com/office/word/2015/wordml/symex" xmlns:wpg="http://schemas.microsoft.com/office/word/2010/wordprocessingGroup" xmlns:wpi="http://schemas.microsoft.com/office/word/2010/wordprocessingInk" xmlns:wne="http://schemas.microsoft.com/office/word/2006/wordml" xmlns:wps="http://schemas.microsoft.com/office/word/2010/wordprocessingShape" mc:Ignorable="w14 w15 w16se w16cid w16 w16cex w16sdtdh w16du wp14">
+<w:numbering xmlns:wpc="http://schemas.microsoft.com/office/word/2010/wordprocessingCanvas" xmlns:cx="http://schemas.microsoft.com/office/drawing/2014/chartex" xmlns:cx1="http://schemas.microsoft.com/office/drawing/2015/9/8/chartex" xmlns:cx2="http://schemas.microsoft.com/office/drawing/2015/10/21/chartex" xmlns:cx3="http://schemas.microsoft.com/office/drawing/2016/5/9/chartex" xmlns:cx4="http://schemas.microsoft.com/office/drawing/2016/5/10/chartex" xmlns:cx5="http://schemas.microsoft.com/office/drawing/2016/5/11/chartex" xmlns:cx6="http://schemas.microsoft.com/office/drawing/2016/5/12/chartex" xmlns:cx7="http://schemas.microsoft.com/office/drawing/2016/5/13/chartex" xmlns:cx8="http://schemas.microsoft.com/office/drawing/2016/5/14/chartex" xmlns:mc="http://schemas.openxmlformats.org/markup-compatibility/2006" xmlns:aink="http://schemas.microsoft.com/office/drawing/2016/ink" xmlns:am3d="http://schemas.microsoft.com/office/drawing/2017/model3d" xmlns:o="urn:schemas-microsoft-com:office:office" xmlns:oel="http://schemas.microsoft.com/office/2019/extlst" xmlns:r="http://schemas.openxmlformats.org/officeDocument/2006/relationships" xmlns:m="http://schemas.openxmlformats.org/officeDocument/2006/math" xmlns:v="urn:schemas-microsoft-com:vml" xmlns:wp14="http://schemas.microsoft.com/office/word/2010/wordprocessingDrawing" xmlns:wp="http://schemas.openxmlformats.org/drawingml/2006/wordprocessingDrawing" xmlns:w10="urn:schemas-microsoft-com:office:word" xmlns:w="http://schemas.openxmlformats.org/wordprocessingml/2006/main" xmlns:w14="http://schemas.microsoft.com/office/word/2010/wordml" xmlns:w15="http://schemas.microsoft.com/office/word/2012/wordml" xmlns:w16cex="http://schemas.microsoft.com/office/word/2018/wordml/cex" xmlns:w16cid="http://schemas.microsoft.com/office/word/2016/wordml/cid" xmlns:w16="http://schemas.microsoft.com/office/word/2018/wordml" xmlns:w16du="http://schemas.microsoft.com/office/word/2023/wordml/word16du" xmlns:w16sdtdh="http://schemas.microsoft.com/office/word/2020/wordml/sdtdatahash" xmlns:w16sdtfl="http://schemas.microsoft.com/office/word/2024/wordml/sdtformatlock" xmlns:w16se="http://schemas.microsoft.com/office/word/2015/wordml/symex" xmlns:wpg="http://schemas.microsoft.com/office/word/2010/wordprocessingGroup" xmlns:wpi="http://schemas.microsoft.com/office/word/2010/wordprocessingInk" xmlns:wne="http://schemas.microsoft.com/office/word/2006/wordml" xmlns:wps="http://schemas.microsoft.com/office/word/2010/wordprocessingShape" mc:Ignorable="w14 w15 w16se w16cid w16 w16cex w16sdtdh w16sdtfl w16du wp14">
   <w:abstractNum w:abstractNumId="0" w15:restartNumberingAfterBreak="0">
     <w:nsid w:val="00916275"/>
     <w:multiLevelType w:val="multilevel"/>
@@ -28815,7 +28730,7 @@
 </file>
 
 <file path=word/styles.xml><?xml version="1.0" encoding="utf-8"?>
-<w:styles xmlns:mc="http://schemas.openxmlformats.org/markup-compatibility/2006" xmlns:r="http://schemas.openxmlformats.org/officeDocument/2006/relationships" xmlns:w="http://schemas.openxmlformats.org/wordprocessingml/2006/main" xmlns:w14="http://schemas.microsoft.com/office/word/2010/wordml" xmlns:w15="http://schemas.microsoft.com/office/word/2012/wordml" xmlns:w16cex="http://schemas.microsoft.com/office/word/2018/wordml/cex" xmlns:w16cid="http://schemas.microsoft.com/office/word/2016/wordml/cid" xmlns:w16="http://schemas.microsoft.com/office/word/2018/wordml" xmlns:w16du="http://schemas.microsoft.com/office/word/2023/wordml/word16du" xmlns:w16sdtdh="http://schemas.microsoft.com/office/word/2020/wordml/sdtdatahash" xmlns:w16se="http://schemas.microsoft.com/office/word/2015/wordml/symex" mc:Ignorable="w14 w15 w16se w16cid w16 w16cex w16sdtdh w16du">
+<w:styles xmlns:mc="http://schemas.openxmlformats.org/markup-compatibility/2006" xmlns:r="http://schemas.openxmlformats.org/officeDocument/2006/relationships" xmlns:w="http://schemas.openxmlformats.org/wordprocessingml/2006/main" xmlns:w14="http://schemas.microsoft.com/office/word/2010/wordml" xmlns:w15="http://schemas.microsoft.com/office/word/2012/wordml" xmlns:w16cex="http://schemas.microsoft.com/office/word/2018/wordml/cex" xmlns:w16cid="http://schemas.microsoft.com/office/word/2016/wordml/cid" xmlns:w16="http://schemas.microsoft.com/office/word/2018/wordml" xmlns:w16du="http://schemas.microsoft.com/office/word/2023/wordml/word16du" xmlns:w16sdtdh="http://schemas.microsoft.com/office/word/2020/wordml/sdtdatahash" xmlns:w16sdtfl="http://schemas.microsoft.com/office/word/2024/wordml/sdtformatlock" xmlns:w16se="http://schemas.microsoft.com/office/word/2015/wordml/symex" mc:Ignorable="w14 w15 w16se w16cid w16 w16cex w16sdtdh w16sdtfl w16du">
   <w:docDefaults>
     <w:rPrDefault>
       <w:rPr>
@@ -30449,13 +30364,13 @@
 </file>
 
 <file path=customXml/item2.xml><?xml version="1.0" encoding="utf-8"?>
+<b:Sources xmlns:b="http://schemas.openxmlformats.org/officeDocument/2006/bibliography" xmlns="http://schemas.openxmlformats.org/officeDocument/2006/bibliography" SelectedStyle="\APASixthEditionOfficeOnline.xsl" StyleName="APA" Version="6"/>
+</file>
+
+<file path=customXml/item3.xml><?xml version="1.0" encoding="utf-8"?>
 <go:gDocsCustomXmlDataStorage xmlns:go="http://customooxmlschemas.google.com/" xmlns:r="http://schemas.openxmlformats.org/officeDocument/2006/relationships" uri="GoogleDocsCustomDataVersion2">
   <go:docsCustomData xmlns:go="http://customooxmlschemas.google.com/" roundtripDataSignature="AMtx7miz3z90Bvy3bEEJYMJhOZwHMObzKQ==">CgMxLjAyCGguZ2pkZ3hzOAByITFzWm1uSHJDXzRGRG4wV2FvUl9DdjYtY1hwbHgzTHlCWQ==</go:docsCustomData>
 </go:gDocsCustomXmlDataStorage>
-</file>
-
-<file path=customXml/item3.xml><?xml version="1.0" encoding="utf-8"?>
-<b:Sources xmlns:b="http://schemas.openxmlformats.org/officeDocument/2006/bibliography" xmlns="http://schemas.openxmlformats.org/officeDocument/2006/bibliography" SelectedStyle="\APASixthEditionOfficeOnline.xsl" StyleName="APA" Version="6"/>
 </file>
 
 <file path=customXml/itemProps1.xml><?xml version="1.0" encoding="utf-8"?>
@@ -30467,18 +30382,18 @@
 </file>
 
 <file path=customXml/itemProps2.xml><?xml version="1.0" encoding="utf-8"?>
+<ds:datastoreItem xmlns:ds="http://schemas.openxmlformats.org/officeDocument/2006/customXml" ds:itemID="{6966D7EB-0659-4416-89B3-8A0DC08EB6F7}">
+  <ds:schemaRefs>
+    <ds:schemaRef ds:uri="http://schemas.openxmlformats.org/officeDocument/2006/bibliography"/>
+  </ds:schemaRefs>
+</ds:datastoreItem>
+</file>
+
+<file path=customXml/itemProps3.xml><?xml version="1.0" encoding="utf-8"?>
 <ds:datastoreItem xmlns:ds="http://schemas.openxmlformats.org/officeDocument/2006/customXml" ds:itemID="{11111111-1234-1234-1234-123412341234}">
   <ds:schemaRefs>
     <ds:schemaRef ds:uri="http://customooxmlschemas.google.com/"/>
     <ds:schemaRef ds:uri="http://schemas.openxmlformats.org/officeDocument/2006/relationships"/>
   </ds:schemaRefs>
 </ds:datastoreItem>
-</file>
-
-<file path=customXml/itemProps3.xml><?xml version="1.0" encoding="utf-8"?>
-<ds:datastoreItem xmlns:ds="http://schemas.openxmlformats.org/officeDocument/2006/customXml" ds:itemID="{6966D7EB-0659-4416-89B3-8A0DC08EB6F7}">
-  <ds:schemaRefs>
-    <ds:schemaRef ds:uri="http://schemas.openxmlformats.org/officeDocument/2006/bibliography"/>
-  </ds:schemaRefs>
-</ds:datastoreItem>
 </file>